--- a/Learning Management System with Performance Analytics.docx
+++ b/Learning Management System with Performance Analytics.docx
@@ -5,6 +5,56 @@
     <w:p>
       <w:pPr>
         <w:pStyle w:val="Title"/>
+        <w:rPr>
+          <w:sz w:val="28"/>
+          <w:szCs w:val="28"/>
+        </w:rPr>
+      </w:pPr>
+      <w:proofErr w:type="spellStart"/>
+      <w:r>
+        <w:rPr>
+          <w:sz w:val="28"/>
+          <w:szCs w:val="28"/>
+        </w:rPr>
+        <w:t>Cloudinary</w:t>
+      </w:r>
+      <w:proofErr w:type="spellEnd"/>
+      <w:r>
+        <w:rPr>
+          <w:sz w:val="28"/>
+          <w:szCs w:val="28"/>
+        </w:rPr>
+        <w:t xml:space="preserve"> credentials </w:t>
+      </w:r>
+    </w:p>
+    <w:p>
+      <w:r>
+        <w:t xml:space="preserve">Cloud name = </w:t>
+      </w:r>
+      <w:r>
+        <w:t>dmte8f0pg</w:t>
+      </w:r>
+    </w:p>
+    <w:p>
+      <w:r>
+        <w:t>Api secret=</w:t>
+      </w:r>
+      <w:r>
+        <w:t>VrqwWRz6XiIfcm40mZUep2MJwDE</w:t>
+      </w:r>
+    </w:p>
+    <w:p>
+      <w:r>
+        <w:t xml:space="preserve">Api key= </w:t>
+      </w:r>
+      <w:r>
+        <w:t>578257749786188</w:t>
+      </w:r>
+    </w:p>
+    <w:p/>
+    <w:p>
+      <w:pPr>
+        <w:pStyle w:val="Title"/>
       </w:pPr>
       <w:r>
         <w:t>Learning Management System with Performance Analytics</w:t>
@@ -394,6 +444,7 @@
         <w:spacing w:line="240" w:lineRule="auto"/>
       </w:pPr>
       <w:r>
+        <w:lastRenderedPageBreak/>
         <w:t>Event-based activity tracking + rule-based aggregation using MERN stack</w:t>
       </w:r>
     </w:p>
@@ -402,7 +453,6 @@
         <w:spacing w:line="240" w:lineRule="auto"/>
       </w:pPr>
       <w:r>
-        <w:lastRenderedPageBreak/>
         <w:pict w14:anchorId="2551D880">
           <v:rect id="_x0000_i1025" style="width:0;height:1.5pt" o:hralign="center" o:hrstd="t" o:hr="t" fillcolor="#a0a0a0" stroked="f"/>
         </w:pict>
@@ -784,9 +834,6 @@
       </w:r>
       <w:r>
         <w:br/>
-      </w:r>
-      <w:r>
-        <w:lastRenderedPageBreak/>
         <w:t xml:space="preserve">  password,</w:t>
       </w:r>
       <w:r>
@@ -811,6 +858,7 @@
           <w:b/>
           <w:bCs/>
         </w:rPr>
+        <w:lastRenderedPageBreak/>
         <w:t>Step 1.2</w:t>
       </w:r>
     </w:p>
@@ -962,8 +1010,13 @@
       </w:r>
       <w:r>
         <w:br/>
-        <w:t xml:space="preserve">  mentorId</w:t>
-      </w:r>
+        <w:t xml:space="preserve">  </w:t>
+      </w:r>
+      <w:proofErr w:type="spellStart"/>
+      <w:r>
+        <w:t>mentorId</w:t>
+      </w:r>
+      <w:proofErr w:type="spellEnd"/>
       <w:r>
         <w:br/>
         <w:t>}</w:t>
@@ -994,12 +1047,25 @@
       </w:r>
       <w:r>
         <w:br/>
-        <w:t xml:space="preserve">  userId,</w:t>
+        <w:t xml:space="preserve">  </w:t>
+      </w:r>
+      <w:proofErr w:type="spellStart"/>
+      <w:r>
+        <w:t>userId</w:t>
+      </w:r>
+      <w:proofErr w:type="spellEnd"/>
+      <w:r>
+        <w:t>,</w:t>
       </w:r>
       <w:r>
         <w:br/>
-        <w:t xml:space="preserve">  courseId</w:t>
-      </w:r>
+        <w:t xml:space="preserve">  </w:t>
+      </w:r>
+      <w:proofErr w:type="spellStart"/>
+      <w:r>
+        <w:t>courseId</w:t>
+      </w:r>
+      <w:proofErr w:type="spellEnd"/>
       <w:r>
         <w:br/>
         <w:t>}</w:t>
@@ -1129,7 +1195,6 @@
           <w:b/>
           <w:bCs/>
         </w:rPr>
-        <w:lastRenderedPageBreak/>
         <w:t>Step 3.1 — Lesson Model</w:t>
       </w:r>
     </w:p>
@@ -1142,7 +1207,15 @@
       </w:r>
       <w:r>
         <w:br/>
-        <w:t xml:space="preserve">  courseId,</w:t>
+        <w:t xml:space="preserve">  </w:t>
+      </w:r>
+      <w:proofErr w:type="spellStart"/>
+      <w:r>
+        <w:t>courseId</w:t>
+      </w:r>
+      <w:proofErr w:type="spellEnd"/>
+      <w:r>
+        <w:t>,</w:t>
       </w:r>
       <w:r>
         <w:br/>
@@ -1150,11 +1223,27 @@
       </w:r>
       <w:r>
         <w:br/>
-        <w:t xml:space="preserve">  videoUrl,</w:t>
+        <w:t xml:space="preserve">  </w:t>
+      </w:r>
+      <w:proofErr w:type="spellStart"/>
+      <w:r>
+        <w:t>videoUrl</w:t>
+      </w:r>
+      <w:proofErr w:type="spellEnd"/>
+      <w:r>
+        <w:t>,</w:t>
       </w:r>
       <w:r>
         <w:br/>
-        <w:t xml:space="preserve">  notesUrl,</w:t>
+        <w:t xml:space="preserve">  </w:t>
+      </w:r>
+      <w:proofErr w:type="spellStart"/>
+      <w:r>
+        <w:t>notesUrl</w:t>
+      </w:r>
+      <w:proofErr w:type="spellEnd"/>
+      <w:r>
+        <w:t>,</w:t>
       </w:r>
       <w:r>
         <w:br/>
@@ -1178,6 +1267,7 @@
           <w:b/>
           <w:bCs/>
         </w:rPr>
+        <w:lastRenderedPageBreak/>
         <w:t>Step 3.2</w:t>
       </w:r>
     </w:p>
@@ -1301,11 +1391,27 @@
       </w:r>
       <w:r>
         <w:br/>
-        <w:t xml:space="preserve">  lessonId,</w:t>
+        <w:t xml:space="preserve">  </w:t>
+      </w:r>
+      <w:proofErr w:type="spellStart"/>
+      <w:r>
+        <w:t>lessonId</w:t>
+      </w:r>
+      <w:proofErr w:type="spellEnd"/>
+      <w:r>
+        <w:t>,</w:t>
       </w:r>
       <w:r>
         <w:br/>
-        <w:t xml:space="preserve">  userId,</w:t>
+        <w:t xml:space="preserve">  </w:t>
+      </w:r>
+      <w:proofErr w:type="spellStart"/>
+      <w:r>
+        <w:t>userId</w:t>
+      </w:r>
+      <w:proofErr w:type="spellEnd"/>
+      <w:r>
+        <w:t>,</w:t>
       </w:r>
       <w:r>
         <w:br/>
@@ -1345,11 +1451,27 @@
       </w:r>
       <w:r>
         <w:br/>
-        <w:t xml:space="preserve">  courseId,</w:t>
+        <w:t xml:space="preserve">  </w:t>
+      </w:r>
+      <w:proofErr w:type="spellStart"/>
+      <w:r>
+        <w:t>courseId</w:t>
+      </w:r>
+      <w:proofErr w:type="spellEnd"/>
+      <w:r>
+        <w:t>,</w:t>
       </w:r>
       <w:r>
         <w:br/>
-        <w:t xml:space="preserve">  senderId,</w:t>
+        <w:t xml:space="preserve">  </w:t>
+      </w:r>
+      <w:proofErr w:type="spellStart"/>
+      <w:r>
+        <w:t>senderId</w:t>
+      </w:r>
+      <w:proofErr w:type="spellEnd"/>
+      <w:r>
+        <w:t>,</w:t>
       </w:r>
       <w:r>
         <w:br/>
@@ -1444,12 +1566,19 @@
         <w:spacing w:line="240" w:lineRule="auto"/>
       </w:pPr>
       <w:r>
-        <w:lastRenderedPageBreak/>
         <w:t>Assignment {</w:t>
       </w:r>
       <w:r>
         <w:br/>
-        <w:t xml:space="preserve">  lessonId,</w:t>
+        <w:t xml:space="preserve">  </w:t>
+      </w:r>
+      <w:proofErr w:type="spellStart"/>
+      <w:r>
+        <w:t>lessonId</w:t>
+      </w:r>
+      <w:proofErr w:type="spellEnd"/>
+      <w:r>
+        <w:t>,</w:t>
       </w:r>
       <w:r>
         <w:br/>
@@ -1457,8 +1586,13 @@
       </w:r>
       <w:r>
         <w:br/>
-        <w:t xml:space="preserve">  maxScore</w:t>
-      </w:r>
+        <w:t xml:space="preserve">  </w:t>
+      </w:r>
+      <w:proofErr w:type="spellStart"/>
+      <w:r>
+        <w:t>maxScore</w:t>
+      </w:r>
+      <w:proofErr w:type="spellEnd"/>
       <w:r>
         <w:br/>
         <w:t>}</w:t>
@@ -1472,11 +1606,27 @@
       </w:r>
       <w:r>
         <w:br/>
-        <w:t xml:space="preserve">  assignmentId,</w:t>
+        <w:t xml:space="preserve">  </w:t>
+      </w:r>
+      <w:proofErr w:type="spellStart"/>
+      <w:r>
+        <w:t>assignmentId</w:t>
+      </w:r>
+      <w:proofErr w:type="spellEnd"/>
+      <w:r>
+        <w:t>,</w:t>
       </w:r>
       <w:r>
         <w:br/>
-        <w:t xml:space="preserve">  studentId,</w:t>
+        <w:t xml:space="preserve">  </w:t>
+      </w:r>
+      <w:proofErr w:type="spellStart"/>
+      <w:r>
+        <w:t>studentId</w:t>
+      </w:r>
+      <w:proofErr w:type="spellEnd"/>
+      <w:r>
+        <w:t>,</w:t>
       </w:r>
       <w:r>
         <w:br/>
@@ -1512,6 +1662,7 @@
         <w:spacing w:line="240" w:lineRule="auto"/>
       </w:pPr>
       <w:r>
+        <w:lastRenderedPageBreak/>
         <w:t>Mentor creates assignment</w:t>
       </w:r>
     </w:p>
@@ -1611,31 +1762,84 @@
           <w:b/>
           <w:bCs/>
         </w:rPr>
-        <w:t>Step 6.1 — ActivityLog Model</w:t>
-      </w:r>
-    </w:p>
-    <w:p>
-      <w:pPr>
-        <w:spacing w:line="240" w:lineRule="auto"/>
-      </w:pPr>
-      <w:r>
-        <w:t>ActivityLog {</w:t>
+        <w:t xml:space="preserve">Step 6.1 — </w:t>
+      </w:r>
+      <w:proofErr w:type="spellStart"/>
+      <w:r>
+        <w:rPr>
+          <w:b/>
+          <w:bCs/>
+        </w:rPr>
+        <w:t>ActivityLog</w:t>
+      </w:r>
+      <w:proofErr w:type="spellEnd"/>
+      <w:r>
+        <w:rPr>
+          <w:b/>
+          <w:bCs/>
+        </w:rPr>
+        <w:t xml:space="preserve"> Model</w:t>
+      </w:r>
+    </w:p>
+    <w:p>
+      <w:pPr>
+        <w:spacing w:line="240" w:lineRule="auto"/>
+      </w:pPr>
+      <w:proofErr w:type="spellStart"/>
+      <w:r>
+        <w:t>ActivityLog</w:t>
+      </w:r>
+      <w:proofErr w:type="spellEnd"/>
+      <w:r>
+        <w:t xml:space="preserve"> {</w:t>
       </w:r>
       <w:r>
         <w:br/>
-        <w:t xml:space="preserve">  userId,</w:t>
+        <w:t xml:space="preserve">  </w:t>
+      </w:r>
+      <w:proofErr w:type="spellStart"/>
+      <w:r>
+        <w:t>userId</w:t>
+      </w:r>
+      <w:proofErr w:type="spellEnd"/>
+      <w:r>
+        <w:t>,</w:t>
       </w:r>
       <w:r>
         <w:br/>
-        <w:t xml:space="preserve">  courseId,</w:t>
+        <w:t xml:space="preserve">  </w:t>
+      </w:r>
+      <w:proofErr w:type="spellStart"/>
+      <w:r>
+        <w:t>courseId</w:t>
+      </w:r>
+      <w:proofErr w:type="spellEnd"/>
+      <w:r>
+        <w:t>,</w:t>
       </w:r>
       <w:r>
         <w:br/>
-        <w:t xml:space="preserve">  lessonId,</w:t>
+        <w:t xml:space="preserve">  </w:t>
+      </w:r>
+      <w:proofErr w:type="spellStart"/>
+      <w:r>
+        <w:t>lessonId</w:t>
+      </w:r>
+      <w:proofErr w:type="spellEnd"/>
+      <w:r>
+        <w:t>,</w:t>
       </w:r>
       <w:r>
         <w:br/>
-        <w:t xml:space="preserve">  eventType,</w:t>
+        <w:t xml:space="preserve">  </w:t>
+      </w:r>
+      <w:proofErr w:type="spellStart"/>
+      <w:r>
+        <w:t>eventType</w:t>
+      </w:r>
+      <w:proofErr w:type="spellEnd"/>
+      <w:r>
+        <w:t>,</w:t>
       </w:r>
       <w:r>
         <w:br/>
@@ -1682,9 +1886,11 @@
         </w:numPr>
         <w:spacing w:line="240" w:lineRule="auto"/>
       </w:pPr>
+      <w:proofErr w:type="spellStart"/>
       <w:r>
         <w:t>lesson_opened</w:t>
       </w:r>
+      <w:proofErr w:type="spellEnd"/>
     </w:p>
     <w:p>
       <w:pPr>
@@ -1694,9 +1900,11 @@
         </w:numPr>
         <w:spacing w:line="240" w:lineRule="auto"/>
       </w:pPr>
+      <w:proofErr w:type="spellStart"/>
       <w:r>
         <w:t>time_spent</w:t>
       </w:r>
+      <w:proofErr w:type="spellEnd"/>
     </w:p>
     <w:p>
       <w:pPr>
@@ -1706,9 +1914,11 @@
         </w:numPr>
         <w:spacing w:line="240" w:lineRule="auto"/>
       </w:pPr>
+      <w:proofErr w:type="spellStart"/>
       <w:r>
         <w:t>tab_hidden</w:t>
       </w:r>
+      <w:proofErr w:type="spellEnd"/>
     </w:p>
     <w:p>
       <w:pPr>
@@ -1718,9 +1928,11 @@
         </w:numPr>
         <w:spacing w:line="240" w:lineRule="auto"/>
       </w:pPr>
+      <w:proofErr w:type="spellStart"/>
       <w:r>
         <w:t>completed_checkbox</w:t>
       </w:r>
+      <w:proofErr w:type="spellEnd"/>
     </w:p>
     <w:p>
       <w:pPr>
@@ -1730,9 +1942,11 @@
         </w:numPr>
         <w:spacing w:line="240" w:lineRule="auto"/>
       </w:pPr>
+      <w:proofErr w:type="spellStart"/>
       <w:r>
         <w:t>comment_added</w:t>
       </w:r>
+      <w:proofErr w:type="spellEnd"/>
     </w:p>
     <w:p>
       <w:pPr>
@@ -1742,7 +1956,6 @@
         <w:rPr>
           <w:rFonts w:ascii="Segoe UI Emoji" w:hAnsi="Segoe UI Emoji" w:cs="Segoe UI Emoji"/>
         </w:rPr>
-        <w:lastRenderedPageBreak/>
         <w:t>🎯</w:t>
       </w:r>
       <w:r>
@@ -1831,7 +2044,17 @@
         <w:spacing w:line="240" w:lineRule="auto"/>
       </w:pPr>
       <w:r>
-        <w:t>Pause when document.hidden === true</w:t>
+        <w:t xml:space="preserve">Pause when </w:t>
+      </w:r>
+      <w:proofErr w:type="spellStart"/>
+      <w:proofErr w:type="gramStart"/>
+      <w:r>
+        <w:t>document.hidden</w:t>
+      </w:r>
+      <w:proofErr w:type="spellEnd"/>
+      <w:proofErr w:type="gramEnd"/>
+      <w:r>
+        <w:t xml:space="preserve"> === true</w:t>
       </w:r>
     </w:p>
     <w:p>
@@ -1871,8 +2094,13 @@
         <w:spacing w:line="240" w:lineRule="auto"/>
       </w:pPr>
       <w:r>
-        <w:t>Log time_spent</w:t>
-      </w:r>
+        <w:t xml:space="preserve">Log </w:t>
+      </w:r>
+      <w:proofErr w:type="spellStart"/>
+      <w:r>
+        <w:t>time_spent</w:t>
+      </w:r>
+      <w:proofErr w:type="spellEnd"/>
     </w:p>
     <w:p>
       <w:pPr>
@@ -1894,6 +2122,7 @@
         <w:rPr>
           <w:rFonts w:ascii="Segoe UI Emoji" w:hAnsi="Segoe UI Emoji" w:cs="Segoe UI Emoji"/>
         </w:rPr>
+        <w:lastRenderedPageBreak/>
         <w:t>🎯</w:t>
       </w:r>
       <w:r>
@@ -2128,7 +2357,6 @@
         <w:rPr>
           <w:rFonts w:ascii="Segoe UI Emoji" w:hAnsi="Segoe UI Emoji" w:cs="Segoe UI Emoji"/>
         </w:rPr>
-        <w:lastRenderedPageBreak/>
         <w:t>✅</w:t>
       </w:r>
       <w:r>
@@ -2530,7 +2758,16 @@
         <w:spacing w:line="240" w:lineRule="auto"/>
       </w:pPr>
       <w:r>
-        <w:t>Your system notes: LastStartTime = 9:00 AM.</w:t>
+        <w:lastRenderedPageBreak/>
+        <w:t xml:space="preserve">Your system notes: </w:t>
+      </w:r>
+      <w:proofErr w:type="spellStart"/>
+      <w:r>
+        <w:t>LastStartTime</w:t>
+      </w:r>
+      <w:proofErr w:type="spellEnd"/>
+      <w:r>
+        <w:t xml:space="preserve"> = 9:00 AM.</w:t>
       </w:r>
     </w:p>
     <w:p>
@@ -2541,8 +2778,13 @@
         </w:numPr>
         <w:spacing w:line="240" w:lineRule="auto"/>
       </w:pPr>
-      <w:r>
-        <w:t xml:space="preserve">TotalActiveTime is currently </w:t>
+      <w:proofErr w:type="spellStart"/>
+      <w:r>
+        <w:t>TotalActiveTime</w:t>
+      </w:r>
+      <w:proofErr w:type="spellEnd"/>
+      <w:r>
+        <w:t xml:space="preserve"> is currently </w:t>
       </w:r>
       <w:r>
         <w:rPr>
@@ -2612,7 +2854,15 @@
         <w:t>The Math:</w:t>
       </w:r>
       <w:r>
-        <w:t xml:space="preserve"> Current Time (9:05) minus LastStartTime (9:00) = </w:t>
+        <w:t xml:space="preserve"> Current Time (9:05) minus </w:t>
+      </w:r>
+      <w:proofErr w:type="spellStart"/>
+      <w:r>
+        <w:t>LastStartTime</w:t>
+      </w:r>
+      <w:proofErr w:type="spellEnd"/>
+      <w:r>
+        <w:t xml:space="preserve"> (9:00) = </w:t>
       </w:r>
       <w:r>
         <w:rPr>
@@ -2633,8 +2883,13 @@
         </w:numPr>
         <w:spacing w:line="240" w:lineRule="auto"/>
       </w:pPr>
-      <w:r>
-        <w:t xml:space="preserve">TotalActiveTime is now updated to </w:t>
+      <w:proofErr w:type="spellStart"/>
+      <w:r>
+        <w:t>TotalActiveTime</w:t>
+      </w:r>
+      <w:proofErr w:type="spellEnd"/>
+      <w:r>
+        <w:t xml:space="preserve"> is now updated to </w:t>
       </w:r>
       <w:r>
         <w:rPr>
@@ -2697,7 +2952,15 @@
         <w:spacing w:line="240" w:lineRule="auto"/>
       </w:pPr>
       <w:r>
-        <w:t xml:space="preserve">Your system notes: LastStartTime is now </w:t>
+        <w:t xml:space="preserve">Your system notes: </w:t>
+      </w:r>
+      <w:proofErr w:type="spellStart"/>
+      <w:r>
+        <w:t>LastStartTime</w:t>
+      </w:r>
+      <w:proofErr w:type="spellEnd"/>
+      <w:r>
+        <w:t xml:space="preserve"> is now </w:t>
       </w:r>
       <w:r>
         <w:rPr>
@@ -2763,11 +3026,26 @@
           <w:b/>
           <w:bCs/>
         </w:rPr>
-        <w:lastRenderedPageBreak/>
         <w:t>The Final Math:</w:t>
       </w:r>
       <w:r>
-        <w:t xml:space="preserve"> TotalActiveTime (5 mins) + [Current Time (9:15) - LastStartTime (9:10)] = </w:t>
+        <w:t xml:space="preserve"> </w:t>
+      </w:r>
+      <w:proofErr w:type="spellStart"/>
+      <w:r>
+        <w:t>TotalActiveTime</w:t>
+      </w:r>
+      <w:proofErr w:type="spellEnd"/>
+      <w:r>
+        <w:t xml:space="preserve"> (5 mins) + [Current Time (9:15) - </w:t>
+      </w:r>
+      <w:proofErr w:type="spellStart"/>
+      <w:r>
+        <w:t>LastStartTime</w:t>
+      </w:r>
+      <w:proofErr w:type="spellEnd"/>
+      <w:r>
+        <w:t xml:space="preserve"> (9:10)] = </w:t>
       </w:r>
       <w:r>
         <w:rPr>
@@ -2796,7 +3074,15 @@
         <w:t>The Result:</w:t>
       </w:r>
       <w:r>
-        <w:t xml:space="preserve"> 10 minutes $\geq$ 10 minutes. The checkbox </w:t>
+        <w:t xml:space="preserve"> 10 minutes $\</w:t>
+      </w:r>
+      <w:proofErr w:type="spellStart"/>
+      <w:r>
+        <w:t>geq</w:t>
+      </w:r>
+      <w:proofErr w:type="spellEnd"/>
+      <w:r>
+        <w:t xml:space="preserve">$ 10 minutes. The checkbox </w:t>
       </w:r>
       <w:r>
         <w:rPr>
@@ -2896,7 +3182,15 @@
         <w:spacing w:line="240" w:lineRule="auto"/>
       </w:pPr>
       <w:r>
-        <w:t>System notes: lastStartTime = 9:00 AM.</w:t>
+        <w:t xml:space="preserve">System notes: </w:t>
+      </w:r>
+      <w:proofErr w:type="spellStart"/>
+      <w:r>
+        <w:t>lastStartTime</w:t>
+      </w:r>
+      <w:proofErr w:type="spellEnd"/>
+      <w:r>
+        <w:t xml:space="preserve"> = 9:00 AM.</w:t>
       </w:r>
     </w:p>
     <w:p>
@@ -2953,7 +3247,15 @@
         <w:t>The Math:</w:t>
       </w:r>
       <w:r>
-        <w:t xml:space="preserve"> Current Time (9:05) - lastStartTime (9:00) = </w:t>
+        <w:t xml:space="preserve"> Current Time (9:05) - </w:t>
+      </w:r>
+      <w:proofErr w:type="spellStart"/>
+      <w:r>
+        <w:t>lastStartTime</w:t>
+      </w:r>
+      <w:proofErr w:type="spellEnd"/>
+      <w:r>
+        <w:t xml:space="preserve"> (9:00) = </w:t>
       </w:r>
       <w:r>
         <w:rPr>
@@ -2974,8 +3276,13 @@
         </w:numPr>
         <w:spacing w:line="240" w:lineRule="auto"/>
       </w:pPr>
-      <w:r>
-        <w:t xml:space="preserve">totalActiveTime is now </w:t>
+      <w:proofErr w:type="spellStart"/>
+      <w:r>
+        <w:t>totalActiveTime</w:t>
+      </w:r>
+      <w:proofErr w:type="spellEnd"/>
+      <w:r>
+        <w:t xml:space="preserve"> is now </w:t>
       </w:r>
       <w:r>
         <w:rPr>
@@ -2997,7 +3304,15 @@
         <w:spacing w:line="240" w:lineRule="auto"/>
       </w:pPr>
       <w:r>
-        <w:t>System sets lastStartTime = null (because the "clock" is stopped).</w:t>
+        <w:t xml:space="preserve">System sets </w:t>
+      </w:r>
+      <w:proofErr w:type="spellStart"/>
+      <w:r>
+        <w:t>lastStartTime</w:t>
+      </w:r>
+      <w:proofErr w:type="spellEnd"/>
+      <w:r>
+        <w:t xml:space="preserve"> = null (because the "clock" is stopped).</w:t>
       </w:r>
     </w:p>
     <w:p>
@@ -3047,7 +3362,15 @@
         <w:spacing w:line="240" w:lineRule="auto"/>
       </w:pPr>
       <w:r>
-        <w:t>System notes: lastStartTime = 9:10 AM.</w:t>
+        <w:t xml:space="preserve">System notes: </w:t>
+      </w:r>
+      <w:proofErr w:type="spellStart"/>
+      <w:r>
+        <w:t>lastStartTime</w:t>
+      </w:r>
+      <w:proofErr w:type="spellEnd"/>
+      <w:r>
+        <w:t xml:space="preserve"> = 9:10 AM.</w:t>
       </w:r>
     </w:p>
     <w:p>
@@ -3082,7 +3405,23 @@
         <w:t>The Final Math:</w:t>
       </w:r>
       <w:r>
-        <w:t xml:space="preserve"> totalActiveTime (5 mins) + [Current Time (9:15) - lastStartTime (9:10)] = </w:t>
+        <w:t xml:space="preserve"> </w:t>
+      </w:r>
+      <w:proofErr w:type="spellStart"/>
+      <w:r>
+        <w:t>totalActiveTime</w:t>
+      </w:r>
+      <w:proofErr w:type="spellEnd"/>
+      <w:r>
+        <w:t xml:space="preserve"> (5 mins) + [Current Time (9:15) - </w:t>
+      </w:r>
+      <w:proofErr w:type="spellStart"/>
+      <w:r>
+        <w:t>lastStartTime</w:t>
+      </w:r>
+      <w:proofErr w:type="spellEnd"/>
+      <w:r>
+        <w:t xml:space="preserve"> (9:10)] = </w:t>
       </w:r>
       <w:r>
         <w:rPr>
@@ -3125,6 +3464,7 @@
         <w:spacing w:line="240" w:lineRule="auto"/>
       </w:pPr>
       <w:r>
+        <w:lastRenderedPageBreak/>
         <w:pict w14:anchorId="757E5489">
           <v:rect id="_x0000_i1037" style="width:0;height:1.5pt" o:hralign="center" o:hrstd="t" o:hr="t" fillcolor="#a0a0a0" stroked="f"/>
         </w:pict>
@@ -3170,7 +3510,28 @@
         <w:t>On play event:</w:t>
       </w:r>
       <w:r>
-        <w:t xml:space="preserve"> Capture lastStartTime = Date.now().</w:t>
+        <w:t xml:space="preserve"> Capture </w:t>
+      </w:r>
+      <w:proofErr w:type="spellStart"/>
+      <w:r>
+        <w:t>lastStartTime</w:t>
+      </w:r>
+      <w:proofErr w:type="spellEnd"/>
+      <w:r>
+        <w:t xml:space="preserve"> = </w:t>
+      </w:r>
+      <w:proofErr w:type="spellStart"/>
+      <w:proofErr w:type="gramStart"/>
+      <w:r>
+        <w:t>Date.now</w:t>
+      </w:r>
+      <w:proofErr w:type="spellEnd"/>
+      <w:r>
+        <w:t>(</w:t>
+      </w:r>
+      <w:proofErr w:type="gramEnd"/>
+      <w:r>
+        <w:t>).</w:t>
       </w:r>
     </w:p>
     <w:p>
@@ -3189,7 +3550,36 @@
         <w:t>On pause event:</w:t>
       </w:r>
       <w:r>
-        <w:t xml:space="preserve"> Calculate duration = Date.now() - lastStartTime and add it to totalActiveTime.</w:t>
+        <w:t xml:space="preserve"> Calculate duration = </w:t>
+      </w:r>
+      <w:proofErr w:type="spellStart"/>
+      <w:proofErr w:type="gramStart"/>
+      <w:r>
+        <w:t>Date.now</w:t>
+      </w:r>
+      <w:proofErr w:type="spellEnd"/>
+      <w:r>
+        <w:t>(</w:t>
+      </w:r>
+      <w:proofErr w:type="gramEnd"/>
+      <w:r>
+        <w:t xml:space="preserve">) - </w:t>
+      </w:r>
+      <w:proofErr w:type="spellStart"/>
+      <w:r>
+        <w:t>lastStartTime</w:t>
+      </w:r>
+      <w:proofErr w:type="spellEnd"/>
+      <w:r>
+        <w:t xml:space="preserve"> and add it to </w:t>
+      </w:r>
+      <w:proofErr w:type="spellStart"/>
+      <w:r>
+        <w:t>totalActiveTime</w:t>
+      </w:r>
+      <w:proofErr w:type="spellEnd"/>
+      <w:r>
+        <w:t>.</w:t>
       </w:r>
     </w:p>
     <w:p>
@@ -3205,8 +3595,23 @@
           <w:b/>
           <w:bCs/>
         </w:rPr>
-        <w:lastRenderedPageBreak/>
-        <w:t>On visibilitychange (Hidden):</w:t>
+        <w:t xml:space="preserve">On </w:t>
+      </w:r>
+      <w:proofErr w:type="spellStart"/>
+      <w:r>
+        <w:rPr>
+          <w:b/>
+          <w:bCs/>
+        </w:rPr>
+        <w:t>visibilitychange</w:t>
+      </w:r>
+      <w:proofErr w:type="spellEnd"/>
+      <w:r>
+        <w:rPr>
+          <w:b/>
+          <w:bCs/>
+        </w:rPr>
+        <w:t xml:space="preserve"> (Hidden):</w:t>
       </w:r>
       <w:r>
         <w:t xml:space="preserve"> If the video was playing, treat it like a "Pause"—calculate the duration and add it to the total.</w:t>
@@ -3873,6 +4278,7 @@
         <w:spacing w:line="240" w:lineRule="auto"/>
       </w:pPr>
       <w:r>
+        <w:lastRenderedPageBreak/>
         <w:pict w14:anchorId="1423F965">
           <v:rect id="_x0000_i1040" style="width:0;height:1.5pt" o:hralign="center" o:hrstd="t" o:hr="t" fillcolor="#a0a0a0" stroked="f"/>
         </w:pict>
@@ -3936,7 +4342,6 @@
           <w:b/>
           <w:bCs/>
         </w:rPr>
-        <w:lastRenderedPageBreak/>
         <w:t>Framework:</w:t>
       </w:r>
       <w:r>
@@ -4016,9 +4421,11 @@
         </w:rPr>
         <w:t>Beacon API (</w:t>
       </w:r>
+      <w:proofErr w:type="spellStart"/>
       <w:r>
         <w:t>sendBeacon</w:t>
       </w:r>
+      <w:proofErr w:type="spellEnd"/>
       <w:r>
         <w:rPr>
           <w:b/>
@@ -4151,7 +4558,15 @@
         <w:t>Play</w:t>
       </w:r>
       <w:r>
-        <w:t>: We mark lastStartTime = Now.</w:t>
+        <w:t xml:space="preserve">: We mark </w:t>
+      </w:r>
+      <w:proofErr w:type="spellStart"/>
+      <w:r>
+        <w:t>lastStartTime</w:t>
+      </w:r>
+      <w:proofErr w:type="spellEnd"/>
+      <w:r>
+        <w:t xml:space="preserve"> = Now.</w:t>
       </w:r>
     </w:p>
     <w:p>
@@ -4183,7 +4598,23 @@
         <w:t>Hides the Tab</w:t>
       </w:r>
       <w:r>
-        <w:t>: We calculate (Now - lastStartTime) and add it to a variable called totalActiveTime.</w:t>
+        <w:t xml:space="preserve">: We calculate (Now - </w:t>
+      </w:r>
+      <w:proofErr w:type="spellStart"/>
+      <w:r>
+        <w:t>lastStartTime</w:t>
+      </w:r>
+      <w:proofErr w:type="spellEnd"/>
+      <w:r>
+        <w:t xml:space="preserve">) and add it to a variable called </w:t>
+      </w:r>
+      <w:proofErr w:type="spellStart"/>
+      <w:r>
+        <w:t>totalActiveTime</w:t>
+      </w:r>
+      <w:proofErr w:type="spellEnd"/>
+      <w:r>
+        <w:t>.</w:t>
       </w:r>
     </w:p>
     <w:p>
@@ -4202,7 +4633,15 @@
         <w:t>The Validation:</w:t>
       </w:r>
       <w:r>
-        <w:t xml:space="preserve"> The "Smart Checkbox" only unlocks when totalActiveTime hits the 10-minute threshold.</w:t>
+        <w:t xml:space="preserve"> The "Smart Checkbox" only unlocks when </w:t>
+      </w:r>
+      <w:proofErr w:type="spellStart"/>
+      <w:r>
+        <w:t>totalActiveTime</w:t>
+      </w:r>
+      <w:proofErr w:type="spellEnd"/>
+      <w:r>
+        <w:t xml:space="preserve"> hits the 10-minute threshold.</w:t>
       </w:r>
     </w:p>
     <w:p>
@@ -4255,7 +4694,23 @@
         <w:t>Identity vs. Session:</w:t>
       </w:r>
       <w:r>
-        <w:t xml:space="preserve"> Student_ID is permanent; Session_ID is temporary.</w:t>
+        <w:t xml:space="preserve"> </w:t>
+      </w:r>
+      <w:proofErr w:type="spellStart"/>
+      <w:r>
+        <w:t>Student_ID</w:t>
+      </w:r>
+      <w:proofErr w:type="spellEnd"/>
+      <w:r>
+        <w:t xml:space="preserve"> is permanent; </w:t>
+      </w:r>
+      <w:proofErr w:type="spellStart"/>
+      <w:r>
+        <w:t>Session_ID</w:t>
+      </w:r>
+      <w:proofErr w:type="spellEnd"/>
+      <w:r>
+        <w:t xml:space="preserve"> is temporary.</w:t>
       </w:r>
     </w:p>
     <w:p>
@@ -4274,7 +4729,23 @@
         <w:t>The Conflict:</w:t>
       </w:r>
       <w:r>
-        <w:t xml:space="preserve"> If a student is on a Laptop (Session_A) and logs in on a Phone, the server generates Session_B.</w:t>
+        <w:t xml:space="preserve"> If a student is on a Laptop (</w:t>
+      </w:r>
+      <w:proofErr w:type="spellStart"/>
+      <w:r>
+        <w:t>Session_A</w:t>
+      </w:r>
+      <w:proofErr w:type="spellEnd"/>
+      <w:r>
+        <w:t xml:space="preserve">) and logs in on a Phone, the server generates </w:t>
+      </w:r>
+      <w:proofErr w:type="spellStart"/>
+      <w:r>
+        <w:t>Session_B</w:t>
+      </w:r>
+      <w:proofErr w:type="spellEnd"/>
+      <w:r>
+        <w:t>.</w:t>
       </w:r>
     </w:p>
     <w:p>
@@ -4293,7 +4764,23 @@
         <w:t>The Kill Switch:</w:t>
       </w:r>
       <w:r>
-        <w:t xml:space="preserve"> The server updates the "Active Session" to Session_B. If the Laptop tries to save progress, the server sees the ID mismatch and logs the Laptop out.</w:t>
+        <w:t xml:space="preserve"> The server updates the "Active Session" to </w:t>
+      </w:r>
+      <w:proofErr w:type="spellStart"/>
+      <w:r>
+        <w:t>Session_B</w:t>
+      </w:r>
+      <w:proofErr w:type="spellEnd"/>
+      <w:r>
+        <w:t xml:space="preserve">. If the Laptop tries to save progress, the server sees the ID mismatch and logs the </w:t>
+      </w:r>
+      <w:proofErr w:type="gramStart"/>
+      <w:r>
+        <w:t>Laptop</w:t>
+      </w:r>
+      <w:proofErr w:type="gramEnd"/>
+      <w:r>
+        <w:t xml:space="preserve"> out.</w:t>
       </w:r>
     </w:p>
     <w:p>
@@ -4312,7 +4799,20 @@
         <w:t>Resume Feature:</w:t>
       </w:r>
       <w:r>
-        <w:t xml:space="preserve"> Because the data is tied to the Student_ID, the Phone pulls the last saved time from the database so the student starts exactly where they left off.</w:t>
+        <w:t xml:space="preserve"> Because the data is tied to the </w:t>
+      </w:r>
+      <w:proofErr w:type="spellStart"/>
+      <w:proofErr w:type="gramStart"/>
+      <w:r>
+        <w:t>Student</w:t>
+      </w:r>
+      <w:proofErr w:type="gramEnd"/>
+      <w:r>
+        <w:t>_ID</w:t>
+      </w:r>
+      <w:proofErr w:type="spellEnd"/>
+      <w:r>
+        <w:t>, the Phone pulls the last saved time from the database so the student starts exactly where they left off.</w:t>
       </w:r>
     </w:p>
     <w:p>
@@ -4431,7 +4931,33 @@
           <w:szCs w:val="20"/>
           <w14:ligatures w14:val="none"/>
         </w:rPr>
-        <w:t>/api/auth</w:t>
+        <w:t>/</w:t>
+      </w:r>
+      <w:proofErr w:type="spellStart"/>
+      <w:r>
+        <w:rPr>
+          <w:rFonts w:ascii="Courier New" w:eastAsia="Times New Roman" w:hAnsi="Courier New" w:cs="Courier New"/>
+          <w:b/>
+          <w:bCs/>
+          <w:kern w:val="0"/>
+          <w:sz w:val="20"/>
+          <w:szCs w:val="20"/>
+          <w14:ligatures w14:val="none"/>
+        </w:rPr>
+        <w:t>api</w:t>
+      </w:r>
+      <w:proofErr w:type="spellEnd"/>
+      <w:r>
+        <w:rPr>
+          <w:rFonts w:ascii="Courier New" w:eastAsia="Times New Roman" w:hAnsi="Courier New" w:cs="Courier New"/>
+          <w:b/>
+          <w:bCs/>
+          <w:kern w:val="0"/>
+          <w:sz w:val="20"/>
+          <w:szCs w:val="20"/>
+          <w14:ligatures w14:val="none"/>
+        </w:rPr>
+        <w:t>/auth</w:t>
       </w:r>
     </w:p>
     <w:p>
@@ -4478,8 +5004,45 @@
           <w:szCs w:val="20"/>
           <w14:ligatures w14:val="none"/>
         </w:rPr>
-        <w:t>POST   /api/auth/register          → student self register</w:t>
-      </w:r>
+        <w:t>POST   /</w:t>
+      </w:r>
+      <w:proofErr w:type="spellStart"/>
+      <w:r>
+        <w:rPr>
+          <w:rFonts w:ascii="var(--font-mono)" w:eastAsia="Times New Roman" w:hAnsi="var(--font-mono)" w:cs="Courier New"/>
+          <w:color w:val="14181F"/>
+          <w:kern w:val="0"/>
+          <w:sz w:val="20"/>
+          <w:szCs w:val="20"/>
+          <w14:ligatures w14:val="none"/>
+        </w:rPr>
+        <w:t>api</w:t>
+      </w:r>
+      <w:proofErr w:type="spellEnd"/>
+      <w:r>
+        <w:rPr>
+          <w:rFonts w:ascii="var(--font-mono)" w:eastAsia="Times New Roman" w:hAnsi="var(--font-mono)" w:cs="Courier New"/>
+          <w:color w:val="14181F"/>
+          <w:kern w:val="0"/>
+          <w:sz w:val="20"/>
+          <w:szCs w:val="20"/>
+          <w14:ligatures w14:val="none"/>
+        </w:rPr>
+        <w:t xml:space="preserve">/auth/register          → student </w:t>
+      </w:r>
+      <w:proofErr w:type="spellStart"/>
+      <w:r>
+        <w:rPr>
+          <w:rFonts w:ascii="var(--font-mono)" w:eastAsia="Times New Roman" w:hAnsi="var(--font-mono)" w:cs="Courier New"/>
+          <w:color w:val="14181F"/>
+          <w:kern w:val="0"/>
+          <w:sz w:val="20"/>
+          <w:szCs w:val="20"/>
+          <w14:ligatures w14:val="none"/>
+        </w:rPr>
+        <w:t>self register</w:t>
+      </w:r>
+      <w:proofErr w:type="spellEnd"/>
     </w:p>
     <w:p>
       <w:pPr>
@@ -4525,7 +5088,31 @@
           <w:szCs w:val="20"/>
           <w14:ligatures w14:val="none"/>
         </w:rPr>
-        <w:t>POST   /api/auth/login             → all roles login</w:t>
+        <w:t>POST   /</w:t>
+      </w:r>
+      <w:proofErr w:type="spellStart"/>
+      <w:r>
+        <w:rPr>
+          <w:rFonts w:ascii="var(--font-mono)" w:eastAsia="Times New Roman" w:hAnsi="var(--font-mono)" w:cs="Courier New"/>
+          <w:color w:val="14181F"/>
+          <w:kern w:val="0"/>
+          <w:sz w:val="20"/>
+          <w:szCs w:val="20"/>
+          <w14:ligatures w14:val="none"/>
+        </w:rPr>
+        <w:t>api</w:t>
+      </w:r>
+      <w:proofErr w:type="spellEnd"/>
+      <w:r>
+        <w:rPr>
+          <w:rFonts w:ascii="var(--font-mono)" w:eastAsia="Times New Roman" w:hAnsi="var(--font-mono)" w:cs="Courier New"/>
+          <w:color w:val="14181F"/>
+          <w:kern w:val="0"/>
+          <w:sz w:val="20"/>
+          <w:szCs w:val="20"/>
+          <w14:ligatures w14:val="none"/>
+        </w:rPr>
+        <w:t>/auth/login             → all roles login</w:t>
       </w:r>
     </w:p>
     <w:p>
@@ -4572,8 +5159,31 @@
           <w:szCs w:val="20"/>
           <w14:ligatures w14:val="none"/>
         </w:rPr>
-        <w:lastRenderedPageBreak/>
-        <w:t>GET    /api/auth/me                → get current logged in user</w:t>
+        <w:t>GET    /</w:t>
+      </w:r>
+      <w:proofErr w:type="spellStart"/>
+      <w:r>
+        <w:rPr>
+          <w:rFonts w:ascii="var(--font-mono)" w:eastAsia="Times New Roman" w:hAnsi="var(--font-mono)" w:cs="Courier New"/>
+          <w:color w:val="14181F"/>
+          <w:kern w:val="0"/>
+          <w:sz w:val="20"/>
+          <w:szCs w:val="20"/>
+          <w14:ligatures w14:val="none"/>
+        </w:rPr>
+        <w:t>api</w:t>
+      </w:r>
+      <w:proofErr w:type="spellEnd"/>
+      <w:r>
+        <w:rPr>
+          <w:rFonts w:ascii="var(--font-mono)" w:eastAsia="Times New Roman" w:hAnsi="var(--font-mono)" w:cs="Courier New"/>
+          <w:color w:val="14181F"/>
+          <w:kern w:val="0"/>
+          <w:sz w:val="20"/>
+          <w:szCs w:val="20"/>
+          <w14:ligatures w14:val="none"/>
+        </w:rPr>
+        <w:t>/auth/me                → get current logged in user</w:t>
       </w:r>
     </w:p>
     <w:p>
@@ -4605,6 +5215,7 @@
           <w:szCs w:val="27"/>
           <w14:ligatures w14:val="none"/>
         </w:rPr>
+        <w:lastRenderedPageBreak/>
         <w:t xml:space="preserve">2. User Routes — </w:t>
       </w:r>
       <w:r>
@@ -4617,7 +5228,33 @@
           <w:szCs w:val="20"/>
           <w14:ligatures w14:val="none"/>
         </w:rPr>
-        <w:t>/api/users</w:t>
+        <w:t>/</w:t>
+      </w:r>
+      <w:proofErr w:type="spellStart"/>
+      <w:r>
+        <w:rPr>
+          <w:rFonts w:ascii="Courier New" w:eastAsia="Times New Roman" w:hAnsi="Courier New" w:cs="Courier New"/>
+          <w:b/>
+          <w:bCs/>
+          <w:kern w:val="0"/>
+          <w:sz w:val="20"/>
+          <w:szCs w:val="20"/>
+          <w14:ligatures w14:val="none"/>
+        </w:rPr>
+        <w:t>api</w:t>
+      </w:r>
+      <w:proofErr w:type="spellEnd"/>
+      <w:r>
+        <w:rPr>
+          <w:rFonts w:ascii="Courier New" w:eastAsia="Times New Roman" w:hAnsi="Courier New" w:cs="Courier New"/>
+          <w:b/>
+          <w:bCs/>
+          <w:kern w:val="0"/>
+          <w:sz w:val="20"/>
+          <w:szCs w:val="20"/>
+          <w14:ligatures w14:val="none"/>
+        </w:rPr>
+        <w:t>/users</w:t>
       </w:r>
     </w:p>
     <w:p>
@@ -4664,7 +5301,31 @@
           <w:szCs w:val="20"/>
           <w14:ligatures w14:val="none"/>
         </w:rPr>
-        <w:t>GET    /api/users                  → all users (admin)</w:t>
+        <w:t>GET    /</w:t>
+      </w:r>
+      <w:proofErr w:type="spellStart"/>
+      <w:r>
+        <w:rPr>
+          <w:rFonts w:ascii="var(--font-mono)" w:eastAsia="Times New Roman" w:hAnsi="var(--font-mono)" w:cs="Courier New"/>
+          <w:color w:val="14181F"/>
+          <w:kern w:val="0"/>
+          <w:sz w:val="20"/>
+          <w:szCs w:val="20"/>
+          <w14:ligatures w14:val="none"/>
+        </w:rPr>
+        <w:t>api</w:t>
+      </w:r>
+      <w:proofErr w:type="spellEnd"/>
+      <w:r>
+        <w:rPr>
+          <w:rFonts w:ascii="var(--font-mono)" w:eastAsia="Times New Roman" w:hAnsi="var(--font-mono)" w:cs="Courier New"/>
+          <w:color w:val="14181F"/>
+          <w:kern w:val="0"/>
+          <w:sz w:val="20"/>
+          <w:szCs w:val="20"/>
+          <w14:ligatures w14:val="none"/>
+        </w:rPr>
+        <w:t>/users                  → all users (admin)</w:t>
       </w:r>
     </w:p>
     <w:p>
@@ -4711,7 +5372,31 @@
           <w:szCs w:val="20"/>
           <w14:ligatures w14:val="none"/>
         </w:rPr>
-        <w:t>GET    /api/users/stats            → dashboard stats (admin)</w:t>
+        <w:t>GET    /</w:t>
+      </w:r>
+      <w:proofErr w:type="spellStart"/>
+      <w:r>
+        <w:rPr>
+          <w:rFonts w:ascii="var(--font-mono)" w:eastAsia="Times New Roman" w:hAnsi="var(--font-mono)" w:cs="Courier New"/>
+          <w:color w:val="14181F"/>
+          <w:kern w:val="0"/>
+          <w:sz w:val="20"/>
+          <w:szCs w:val="20"/>
+          <w14:ligatures w14:val="none"/>
+        </w:rPr>
+        <w:t>api</w:t>
+      </w:r>
+      <w:proofErr w:type="spellEnd"/>
+      <w:r>
+        <w:rPr>
+          <w:rFonts w:ascii="var(--font-mono)" w:eastAsia="Times New Roman" w:hAnsi="var(--font-mono)" w:cs="Courier New"/>
+          <w:color w:val="14181F"/>
+          <w:kern w:val="0"/>
+          <w:sz w:val="20"/>
+          <w:szCs w:val="20"/>
+          <w14:ligatures w14:val="none"/>
+        </w:rPr>
+        <w:t>/users/stats            → dashboard stats (admin)</w:t>
       </w:r>
     </w:p>
     <w:p>
@@ -4758,7 +5443,31 @@
           <w:szCs w:val="20"/>
           <w14:ligatures w14:val="none"/>
         </w:rPr>
-        <w:t>GET    /api/users/:id              → single user detail (admin)</w:t>
+        <w:t>GET    /</w:t>
+      </w:r>
+      <w:proofErr w:type="spellStart"/>
+      <w:r>
+        <w:rPr>
+          <w:rFonts w:ascii="var(--font-mono)" w:eastAsia="Times New Roman" w:hAnsi="var(--font-mono)" w:cs="Courier New"/>
+          <w:color w:val="14181F"/>
+          <w:kern w:val="0"/>
+          <w:sz w:val="20"/>
+          <w:szCs w:val="20"/>
+          <w14:ligatures w14:val="none"/>
+        </w:rPr>
+        <w:t>api</w:t>
+      </w:r>
+      <w:proofErr w:type="spellEnd"/>
+      <w:r>
+        <w:rPr>
+          <w:rFonts w:ascii="var(--font-mono)" w:eastAsia="Times New Roman" w:hAnsi="var(--font-mono)" w:cs="Courier New"/>
+          <w:color w:val="14181F"/>
+          <w:kern w:val="0"/>
+          <w:sz w:val="20"/>
+          <w:szCs w:val="20"/>
+          <w14:ligatures w14:val="none"/>
+        </w:rPr>
+        <w:t>/users/:id              → single user detail (admin)</w:t>
       </w:r>
     </w:p>
     <w:p>
@@ -4805,7 +5514,31 @@
           <w:szCs w:val="20"/>
           <w14:ligatures w14:val="none"/>
         </w:rPr>
-        <w:t>POST   /api/users/create-instructor → create instructor (admin)</w:t>
+        <w:t>POST   /</w:t>
+      </w:r>
+      <w:proofErr w:type="spellStart"/>
+      <w:r>
+        <w:rPr>
+          <w:rFonts w:ascii="var(--font-mono)" w:eastAsia="Times New Roman" w:hAnsi="var(--font-mono)" w:cs="Courier New"/>
+          <w:color w:val="14181F"/>
+          <w:kern w:val="0"/>
+          <w:sz w:val="20"/>
+          <w:szCs w:val="20"/>
+          <w14:ligatures w14:val="none"/>
+        </w:rPr>
+        <w:t>api</w:t>
+      </w:r>
+      <w:proofErr w:type="spellEnd"/>
+      <w:r>
+        <w:rPr>
+          <w:rFonts w:ascii="var(--font-mono)" w:eastAsia="Times New Roman" w:hAnsi="var(--font-mono)" w:cs="Courier New"/>
+          <w:color w:val="14181F"/>
+          <w:kern w:val="0"/>
+          <w:sz w:val="20"/>
+          <w:szCs w:val="20"/>
+          <w14:ligatures w14:val="none"/>
+        </w:rPr>
+        <w:t>/users/create-instructor → create instructor (admin)</w:t>
       </w:r>
     </w:p>
     <w:p>
@@ -4843,16 +5576,42 @@
           <w14:ligatures w14:val="none"/>
         </w:rPr>
       </w:pPr>
-      <w:r>
-        <w:rPr>
-          <w:rFonts w:ascii="var(--font-mono)" w:eastAsia="Times New Roman" w:hAnsi="var(--font-mono)" w:cs="Courier New"/>
-          <w:color w:val="14181F"/>
-          <w:kern w:val="0"/>
-          <w:sz w:val="20"/>
-          <w:szCs w:val="20"/>
-          <w14:ligatures w14:val="none"/>
-        </w:rPr>
-        <w:t>PATCH  /api/users/:id/toggle-status → activate/deactivate (admin)</w:t>
+      <w:proofErr w:type="gramStart"/>
+      <w:r>
+        <w:rPr>
+          <w:rFonts w:ascii="var(--font-mono)" w:eastAsia="Times New Roman" w:hAnsi="var(--font-mono)" w:cs="Courier New"/>
+          <w:color w:val="14181F"/>
+          <w:kern w:val="0"/>
+          <w:sz w:val="20"/>
+          <w:szCs w:val="20"/>
+          <w14:ligatures w14:val="none"/>
+        </w:rPr>
+        <w:t>PATCH  /</w:t>
+      </w:r>
+      <w:proofErr w:type="spellStart"/>
+      <w:proofErr w:type="gramEnd"/>
+      <w:r>
+        <w:rPr>
+          <w:rFonts w:ascii="var(--font-mono)" w:eastAsia="Times New Roman" w:hAnsi="var(--font-mono)" w:cs="Courier New"/>
+          <w:color w:val="14181F"/>
+          <w:kern w:val="0"/>
+          <w:sz w:val="20"/>
+          <w:szCs w:val="20"/>
+          <w14:ligatures w14:val="none"/>
+        </w:rPr>
+        <w:t>api</w:t>
+      </w:r>
+      <w:proofErr w:type="spellEnd"/>
+      <w:r>
+        <w:rPr>
+          <w:rFonts w:ascii="var(--font-mono)" w:eastAsia="Times New Roman" w:hAnsi="var(--font-mono)" w:cs="Courier New"/>
+          <w:color w:val="14181F"/>
+          <w:kern w:val="0"/>
+          <w:sz w:val="20"/>
+          <w:szCs w:val="20"/>
+          <w14:ligatures w14:val="none"/>
+        </w:rPr>
+        <w:t>/users/:id/toggle-status → activate/deactivate (admin)</w:t>
       </w:r>
     </w:p>
     <w:p>
@@ -4899,7 +5658,31 @@
           <w:szCs w:val="20"/>
           <w14:ligatures w14:val="none"/>
         </w:rPr>
-        <w:t>DELETE /api/users/:id              → delete user (admin)</w:t>
+        <w:t>DELETE /</w:t>
+      </w:r>
+      <w:proofErr w:type="spellStart"/>
+      <w:r>
+        <w:rPr>
+          <w:rFonts w:ascii="var(--font-mono)" w:eastAsia="Times New Roman" w:hAnsi="var(--font-mono)" w:cs="Courier New"/>
+          <w:color w:val="14181F"/>
+          <w:kern w:val="0"/>
+          <w:sz w:val="20"/>
+          <w:szCs w:val="20"/>
+          <w14:ligatures w14:val="none"/>
+        </w:rPr>
+        <w:t>api</w:t>
+      </w:r>
+      <w:proofErr w:type="spellEnd"/>
+      <w:r>
+        <w:rPr>
+          <w:rFonts w:ascii="var(--font-mono)" w:eastAsia="Times New Roman" w:hAnsi="var(--font-mono)" w:cs="Courier New"/>
+          <w:color w:val="14181F"/>
+          <w:kern w:val="0"/>
+          <w:sz w:val="20"/>
+          <w:szCs w:val="20"/>
+          <w14:ligatures w14:val="none"/>
+        </w:rPr>
+        <w:t>/users/:id              → delete user (admin)</w:t>
       </w:r>
     </w:p>
     <w:p>
@@ -4943,7 +5726,33 @@
           <w:szCs w:val="20"/>
           <w14:ligatures w14:val="none"/>
         </w:rPr>
-        <w:t>/api/courses</w:t>
+        <w:t>/</w:t>
+      </w:r>
+      <w:proofErr w:type="spellStart"/>
+      <w:r>
+        <w:rPr>
+          <w:rFonts w:ascii="Courier New" w:eastAsia="Times New Roman" w:hAnsi="Courier New" w:cs="Courier New"/>
+          <w:b/>
+          <w:bCs/>
+          <w:kern w:val="0"/>
+          <w:sz w:val="20"/>
+          <w:szCs w:val="20"/>
+          <w14:ligatures w14:val="none"/>
+        </w:rPr>
+        <w:t>api</w:t>
+      </w:r>
+      <w:proofErr w:type="spellEnd"/>
+      <w:r>
+        <w:rPr>
+          <w:rFonts w:ascii="Courier New" w:eastAsia="Times New Roman" w:hAnsi="Courier New" w:cs="Courier New"/>
+          <w:b/>
+          <w:bCs/>
+          <w:kern w:val="0"/>
+          <w:sz w:val="20"/>
+          <w:szCs w:val="20"/>
+          <w14:ligatures w14:val="none"/>
+        </w:rPr>
+        <w:t>/courses</w:t>
       </w:r>
     </w:p>
     <w:p>
@@ -4990,7 +5799,31 @@
           <w:szCs w:val="20"/>
           <w14:ligatures w14:val="none"/>
         </w:rPr>
-        <w:t>GET    /api/courses                → all published courses (student browse)</w:t>
+        <w:t>GET    /</w:t>
+      </w:r>
+      <w:proofErr w:type="spellStart"/>
+      <w:r>
+        <w:rPr>
+          <w:rFonts w:ascii="var(--font-mono)" w:eastAsia="Times New Roman" w:hAnsi="var(--font-mono)" w:cs="Courier New"/>
+          <w:color w:val="14181F"/>
+          <w:kern w:val="0"/>
+          <w:sz w:val="20"/>
+          <w:szCs w:val="20"/>
+          <w14:ligatures w14:val="none"/>
+        </w:rPr>
+        <w:t>api</w:t>
+      </w:r>
+      <w:proofErr w:type="spellEnd"/>
+      <w:r>
+        <w:rPr>
+          <w:rFonts w:ascii="var(--font-mono)" w:eastAsia="Times New Roman" w:hAnsi="var(--font-mono)" w:cs="Courier New"/>
+          <w:color w:val="14181F"/>
+          <w:kern w:val="0"/>
+          <w:sz w:val="20"/>
+          <w:szCs w:val="20"/>
+          <w14:ligatures w14:val="none"/>
+        </w:rPr>
+        <w:t>/courses                → all published courses (student browse)</w:t>
       </w:r>
     </w:p>
     <w:p>
@@ -5037,7 +5870,31 @@
           <w:szCs w:val="20"/>
           <w14:ligatures w14:val="none"/>
         </w:rPr>
-        <w:t>GET    /api/courses/my             → instructor's own courses (instructor)</w:t>
+        <w:t>GET    /</w:t>
+      </w:r>
+      <w:proofErr w:type="spellStart"/>
+      <w:r>
+        <w:rPr>
+          <w:rFonts w:ascii="var(--font-mono)" w:eastAsia="Times New Roman" w:hAnsi="var(--font-mono)" w:cs="Courier New"/>
+          <w:color w:val="14181F"/>
+          <w:kern w:val="0"/>
+          <w:sz w:val="20"/>
+          <w:szCs w:val="20"/>
+          <w14:ligatures w14:val="none"/>
+        </w:rPr>
+        <w:t>api</w:t>
+      </w:r>
+      <w:proofErr w:type="spellEnd"/>
+      <w:r>
+        <w:rPr>
+          <w:rFonts w:ascii="var(--font-mono)" w:eastAsia="Times New Roman" w:hAnsi="var(--font-mono)" w:cs="Courier New"/>
+          <w:color w:val="14181F"/>
+          <w:kern w:val="0"/>
+          <w:sz w:val="20"/>
+          <w:szCs w:val="20"/>
+          <w14:ligatures w14:val="none"/>
+        </w:rPr>
+        <w:t>/courses/my             → instructor's own courses (instructor)</w:t>
       </w:r>
     </w:p>
     <w:p>
@@ -5084,7 +5941,31 @@
           <w:szCs w:val="20"/>
           <w14:ligatures w14:val="none"/>
         </w:rPr>
-        <w:t>GET    /api/courses/all            → all courses (admin)</w:t>
+        <w:t>GET    /</w:t>
+      </w:r>
+      <w:proofErr w:type="spellStart"/>
+      <w:r>
+        <w:rPr>
+          <w:rFonts w:ascii="var(--font-mono)" w:eastAsia="Times New Roman" w:hAnsi="var(--font-mono)" w:cs="Courier New"/>
+          <w:color w:val="14181F"/>
+          <w:kern w:val="0"/>
+          <w:sz w:val="20"/>
+          <w:szCs w:val="20"/>
+          <w14:ligatures w14:val="none"/>
+        </w:rPr>
+        <w:t>api</w:t>
+      </w:r>
+      <w:proofErr w:type="spellEnd"/>
+      <w:r>
+        <w:rPr>
+          <w:rFonts w:ascii="var(--font-mono)" w:eastAsia="Times New Roman" w:hAnsi="var(--font-mono)" w:cs="Courier New"/>
+          <w:color w:val="14181F"/>
+          <w:kern w:val="0"/>
+          <w:sz w:val="20"/>
+          <w:szCs w:val="20"/>
+          <w14:ligatures w14:val="none"/>
+        </w:rPr>
+        <w:t>/courses/all            → all courses (admin)</w:t>
       </w:r>
     </w:p>
     <w:p>
@@ -5131,7 +6012,31 @@
           <w:szCs w:val="20"/>
           <w14:ligatures w14:val="none"/>
         </w:rPr>
-        <w:t>GET    /api/courses/:id            → single course with modules</w:t>
+        <w:t>GET    /</w:t>
+      </w:r>
+      <w:proofErr w:type="spellStart"/>
+      <w:r>
+        <w:rPr>
+          <w:rFonts w:ascii="var(--font-mono)" w:eastAsia="Times New Roman" w:hAnsi="var(--font-mono)" w:cs="Courier New"/>
+          <w:color w:val="14181F"/>
+          <w:kern w:val="0"/>
+          <w:sz w:val="20"/>
+          <w:szCs w:val="20"/>
+          <w14:ligatures w14:val="none"/>
+        </w:rPr>
+        <w:t>api</w:t>
+      </w:r>
+      <w:proofErr w:type="spellEnd"/>
+      <w:r>
+        <w:rPr>
+          <w:rFonts w:ascii="var(--font-mono)" w:eastAsia="Times New Roman" w:hAnsi="var(--font-mono)" w:cs="Courier New"/>
+          <w:color w:val="14181F"/>
+          <w:kern w:val="0"/>
+          <w:sz w:val="20"/>
+          <w:szCs w:val="20"/>
+          <w14:ligatures w14:val="none"/>
+        </w:rPr>
+        <w:t>/courses/:id            → single course with modules</w:t>
       </w:r>
     </w:p>
     <w:p>
@@ -5178,7 +6083,31 @@
           <w:szCs w:val="20"/>
           <w14:ligatures w14:val="none"/>
         </w:rPr>
-        <w:t>POST   /api/courses                → create course (instructor)</w:t>
+        <w:t>POST   /</w:t>
+      </w:r>
+      <w:proofErr w:type="spellStart"/>
+      <w:r>
+        <w:rPr>
+          <w:rFonts w:ascii="var(--font-mono)" w:eastAsia="Times New Roman" w:hAnsi="var(--font-mono)" w:cs="Courier New"/>
+          <w:color w:val="14181F"/>
+          <w:kern w:val="0"/>
+          <w:sz w:val="20"/>
+          <w:szCs w:val="20"/>
+          <w14:ligatures w14:val="none"/>
+        </w:rPr>
+        <w:t>api</w:t>
+      </w:r>
+      <w:proofErr w:type="spellEnd"/>
+      <w:r>
+        <w:rPr>
+          <w:rFonts w:ascii="var(--font-mono)" w:eastAsia="Times New Roman" w:hAnsi="var(--font-mono)" w:cs="Courier New"/>
+          <w:color w:val="14181F"/>
+          <w:kern w:val="0"/>
+          <w:sz w:val="20"/>
+          <w:szCs w:val="20"/>
+          <w14:ligatures w14:val="none"/>
+        </w:rPr>
+        <w:t>/courses                → create course (instructor)</w:t>
       </w:r>
     </w:p>
     <w:p>
@@ -5225,7 +6154,31 @@
           <w:szCs w:val="20"/>
           <w14:ligatures w14:val="none"/>
         </w:rPr>
-        <w:t>PUT    /api/courses/:id            → update course (instructor)</w:t>
+        <w:t>PUT    /</w:t>
+      </w:r>
+      <w:proofErr w:type="spellStart"/>
+      <w:r>
+        <w:rPr>
+          <w:rFonts w:ascii="var(--font-mono)" w:eastAsia="Times New Roman" w:hAnsi="var(--font-mono)" w:cs="Courier New"/>
+          <w:color w:val="14181F"/>
+          <w:kern w:val="0"/>
+          <w:sz w:val="20"/>
+          <w:szCs w:val="20"/>
+          <w14:ligatures w14:val="none"/>
+        </w:rPr>
+        <w:t>api</w:t>
+      </w:r>
+      <w:proofErr w:type="spellEnd"/>
+      <w:r>
+        <w:rPr>
+          <w:rFonts w:ascii="var(--font-mono)" w:eastAsia="Times New Roman" w:hAnsi="var(--font-mono)" w:cs="Courier New"/>
+          <w:color w:val="14181F"/>
+          <w:kern w:val="0"/>
+          <w:sz w:val="20"/>
+          <w:szCs w:val="20"/>
+          <w14:ligatures w14:val="none"/>
+        </w:rPr>
+        <w:t>/courses/:id            → update course (instructor)</w:t>
       </w:r>
     </w:p>
     <w:p>
@@ -5263,16 +6216,42 @@
           <w14:ligatures w14:val="none"/>
         </w:rPr>
       </w:pPr>
-      <w:r>
-        <w:rPr>
-          <w:rFonts w:ascii="var(--font-mono)" w:eastAsia="Times New Roman" w:hAnsi="var(--font-mono)" w:cs="Courier New"/>
-          <w:color w:val="14181F"/>
-          <w:kern w:val="0"/>
-          <w:sz w:val="20"/>
-          <w:szCs w:val="20"/>
-          <w14:ligatures w14:val="none"/>
-        </w:rPr>
-        <w:t>PATCH  /api/courses/:id/publish    → publish/unpublish (instructor)</w:t>
+      <w:proofErr w:type="gramStart"/>
+      <w:r>
+        <w:rPr>
+          <w:rFonts w:ascii="var(--font-mono)" w:eastAsia="Times New Roman" w:hAnsi="var(--font-mono)" w:cs="Courier New"/>
+          <w:color w:val="14181F"/>
+          <w:kern w:val="0"/>
+          <w:sz w:val="20"/>
+          <w:szCs w:val="20"/>
+          <w14:ligatures w14:val="none"/>
+        </w:rPr>
+        <w:t>PATCH  /</w:t>
+      </w:r>
+      <w:proofErr w:type="spellStart"/>
+      <w:proofErr w:type="gramEnd"/>
+      <w:r>
+        <w:rPr>
+          <w:rFonts w:ascii="var(--font-mono)" w:eastAsia="Times New Roman" w:hAnsi="var(--font-mono)" w:cs="Courier New"/>
+          <w:color w:val="14181F"/>
+          <w:kern w:val="0"/>
+          <w:sz w:val="20"/>
+          <w:szCs w:val="20"/>
+          <w14:ligatures w14:val="none"/>
+        </w:rPr>
+        <w:t>api</w:t>
+      </w:r>
+      <w:proofErr w:type="spellEnd"/>
+      <w:r>
+        <w:rPr>
+          <w:rFonts w:ascii="var(--font-mono)" w:eastAsia="Times New Roman" w:hAnsi="var(--font-mono)" w:cs="Courier New"/>
+          <w:color w:val="14181F"/>
+          <w:kern w:val="0"/>
+          <w:sz w:val="20"/>
+          <w:szCs w:val="20"/>
+          <w14:ligatures w14:val="none"/>
+        </w:rPr>
+        <w:t>/courses/:id/publish    → publish/unpublish (instructor)</w:t>
       </w:r>
     </w:p>
     <w:p>
@@ -5319,7 +6298,31 @@
           <w:szCs w:val="20"/>
           <w14:ligatures w14:val="none"/>
         </w:rPr>
-        <w:t>DELETE /api/courses/:id            → delete course (instructor/admin)</w:t>
+        <w:t>DELETE /</w:t>
+      </w:r>
+      <w:proofErr w:type="spellStart"/>
+      <w:r>
+        <w:rPr>
+          <w:rFonts w:ascii="var(--font-mono)" w:eastAsia="Times New Roman" w:hAnsi="var(--font-mono)" w:cs="Courier New"/>
+          <w:color w:val="14181F"/>
+          <w:kern w:val="0"/>
+          <w:sz w:val="20"/>
+          <w:szCs w:val="20"/>
+          <w14:ligatures w14:val="none"/>
+        </w:rPr>
+        <w:t>api</w:t>
+      </w:r>
+      <w:proofErr w:type="spellEnd"/>
+      <w:r>
+        <w:rPr>
+          <w:rFonts w:ascii="var(--font-mono)" w:eastAsia="Times New Roman" w:hAnsi="var(--font-mono)" w:cs="Courier New"/>
+          <w:color w:val="14181F"/>
+          <w:kern w:val="0"/>
+          <w:sz w:val="20"/>
+          <w:szCs w:val="20"/>
+          <w14:ligatures w14:val="none"/>
+        </w:rPr>
+        <w:t>/courses/:id            → delete course (instructor/admin)</w:t>
       </w:r>
     </w:p>
     <w:p>
@@ -5363,7 +6366,33 @@
           <w:szCs w:val="20"/>
           <w14:ligatures w14:val="none"/>
         </w:rPr>
-        <w:t>/api/modules</w:t>
+        <w:t>/</w:t>
+      </w:r>
+      <w:proofErr w:type="spellStart"/>
+      <w:r>
+        <w:rPr>
+          <w:rFonts w:ascii="Courier New" w:eastAsia="Times New Roman" w:hAnsi="Courier New" w:cs="Courier New"/>
+          <w:b/>
+          <w:bCs/>
+          <w:kern w:val="0"/>
+          <w:sz w:val="20"/>
+          <w:szCs w:val="20"/>
+          <w14:ligatures w14:val="none"/>
+        </w:rPr>
+        <w:t>api</w:t>
+      </w:r>
+      <w:proofErr w:type="spellEnd"/>
+      <w:r>
+        <w:rPr>
+          <w:rFonts w:ascii="Courier New" w:eastAsia="Times New Roman" w:hAnsi="Courier New" w:cs="Courier New"/>
+          <w:b/>
+          <w:bCs/>
+          <w:kern w:val="0"/>
+          <w:sz w:val="20"/>
+          <w:szCs w:val="20"/>
+          <w14:ligatures w14:val="none"/>
+        </w:rPr>
+        <w:t>/modules</w:t>
       </w:r>
     </w:p>
     <w:p>
@@ -5410,7 +6439,68 @@
           <w:szCs w:val="20"/>
           <w14:ligatures w14:val="none"/>
         </w:rPr>
-        <w:t>GET    /api/modules/course/:courseId  → all modules in a course</w:t>
+        <w:t>GET    /</w:t>
+      </w:r>
+      <w:proofErr w:type="spellStart"/>
+      <w:r>
+        <w:rPr>
+          <w:rFonts w:ascii="var(--font-mono)" w:eastAsia="Times New Roman" w:hAnsi="var(--font-mono)" w:cs="Courier New"/>
+          <w:color w:val="14181F"/>
+          <w:kern w:val="0"/>
+          <w:sz w:val="20"/>
+          <w:szCs w:val="20"/>
+          <w14:ligatures w14:val="none"/>
+        </w:rPr>
+        <w:t>api</w:t>
+      </w:r>
+      <w:proofErr w:type="spellEnd"/>
+      <w:r>
+        <w:rPr>
+          <w:rFonts w:ascii="var(--font-mono)" w:eastAsia="Times New Roman" w:hAnsi="var(--font-mono)" w:cs="Courier New"/>
+          <w:color w:val="14181F"/>
+          <w:kern w:val="0"/>
+          <w:sz w:val="20"/>
+          <w:szCs w:val="20"/>
+          <w14:ligatures w14:val="none"/>
+        </w:rPr>
+        <w:t>/modules/course</w:t>
+      </w:r>
+      <w:proofErr w:type="gramStart"/>
+      <w:r>
+        <w:rPr>
+          <w:rFonts w:ascii="var(--font-mono)" w:eastAsia="Times New Roman" w:hAnsi="var(--font-mono)" w:cs="Courier New"/>
+          <w:color w:val="14181F"/>
+          <w:kern w:val="0"/>
+          <w:sz w:val="20"/>
+          <w:szCs w:val="20"/>
+          <w14:ligatures w14:val="none"/>
+        </w:rPr>
+        <w:t>/:</w:t>
+      </w:r>
+      <w:proofErr w:type="spellStart"/>
+      <w:r>
+        <w:rPr>
+          <w:rFonts w:ascii="var(--font-mono)" w:eastAsia="Times New Roman" w:hAnsi="var(--font-mono)" w:cs="Courier New"/>
+          <w:color w:val="14181F"/>
+          <w:kern w:val="0"/>
+          <w:sz w:val="20"/>
+          <w:szCs w:val="20"/>
+          <w14:ligatures w14:val="none"/>
+        </w:rPr>
+        <w:t>courseId</w:t>
+      </w:r>
+      <w:proofErr w:type="spellEnd"/>
+      <w:proofErr w:type="gramEnd"/>
+      <w:r>
+        <w:rPr>
+          <w:rFonts w:ascii="var(--font-mono)" w:eastAsia="Times New Roman" w:hAnsi="var(--font-mono)" w:cs="Courier New"/>
+          <w:color w:val="14181F"/>
+          <w:kern w:val="0"/>
+          <w:sz w:val="20"/>
+          <w:szCs w:val="20"/>
+          <w14:ligatures w14:val="none"/>
+        </w:rPr>
+        <w:t xml:space="preserve">  → all modules in a course</w:t>
       </w:r>
     </w:p>
     <w:p>
@@ -5457,7 +6547,31 @@
           <w:szCs w:val="20"/>
           <w14:ligatures w14:val="none"/>
         </w:rPr>
-        <w:t>GET    /api/modules/:id               → single module</w:t>
+        <w:t>GET    /</w:t>
+      </w:r>
+      <w:proofErr w:type="spellStart"/>
+      <w:r>
+        <w:rPr>
+          <w:rFonts w:ascii="var(--font-mono)" w:eastAsia="Times New Roman" w:hAnsi="var(--font-mono)" w:cs="Courier New"/>
+          <w:color w:val="14181F"/>
+          <w:kern w:val="0"/>
+          <w:sz w:val="20"/>
+          <w:szCs w:val="20"/>
+          <w14:ligatures w14:val="none"/>
+        </w:rPr>
+        <w:t>api</w:t>
+      </w:r>
+      <w:proofErr w:type="spellEnd"/>
+      <w:r>
+        <w:rPr>
+          <w:rFonts w:ascii="var(--font-mono)" w:eastAsia="Times New Roman" w:hAnsi="var(--font-mono)" w:cs="Courier New"/>
+          <w:color w:val="14181F"/>
+          <w:kern w:val="0"/>
+          <w:sz w:val="20"/>
+          <w:szCs w:val="20"/>
+          <w14:ligatures w14:val="none"/>
+        </w:rPr>
+        <w:t>/modules/:id               → single module</w:t>
       </w:r>
     </w:p>
     <w:p>
@@ -5504,7 +6618,31 @@
           <w:szCs w:val="20"/>
           <w14:ligatures w14:val="none"/>
         </w:rPr>
-        <w:t>POST   /api/modules                   → create module (instructor)</w:t>
+        <w:t>POST   /</w:t>
+      </w:r>
+      <w:proofErr w:type="spellStart"/>
+      <w:r>
+        <w:rPr>
+          <w:rFonts w:ascii="var(--font-mono)" w:eastAsia="Times New Roman" w:hAnsi="var(--font-mono)" w:cs="Courier New"/>
+          <w:color w:val="14181F"/>
+          <w:kern w:val="0"/>
+          <w:sz w:val="20"/>
+          <w:szCs w:val="20"/>
+          <w14:ligatures w14:val="none"/>
+        </w:rPr>
+        <w:t>api</w:t>
+      </w:r>
+      <w:proofErr w:type="spellEnd"/>
+      <w:r>
+        <w:rPr>
+          <w:rFonts w:ascii="var(--font-mono)" w:eastAsia="Times New Roman" w:hAnsi="var(--font-mono)" w:cs="Courier New"/>
+          <w:color w:val="14181F"/>
+          <w:kern w:val="0"/>
+          <w:sz w:val="20"/>
+          <w:szCs w:val="20"/>
+          <w14:ligatures w14:val="none"/>
+        </w:rPr>
+        <w:t>/modules                   → create module (instructor)</w:t>
       </w:r>
     </w:p>
     <w:p>
@@ -5551,7 +6689,31 @@
           <w:szCs w:val="20"/>
           <w14:ligatures w14:val="none"/>
         </w:rPr>
-        <w:t>PUT    /api/modules/:id               → update module (instructor)</w:t>
+        <w:t>PUT    /</w:t>
+      </w:r>
+      <w:proofErr w:type="spellStart"/>
+      <w:r>
+        <w:rPr>
+          <w:rFonts w:ascii="var(--font-mono)" w:eastAsia="Times New Roman" w:hAnsi="var(--font-mono)" w:cs="Courier New"/>
+          <w:color w:val="14181F"/>
+          <w:kern w:val="0"/>
+          <w:sz w:val="20"/>
+          <w:szCs w:val="20"/>
+          <w14:ligatures w14:val="none"/>
+        </w:rPr>
+        <w:t>api</w:t>
+      </w:r>
+      <w:proofErr w:type="spellEnd"/>
+      <w:r>
+        <w:rPr>
+          <w:rFonts w:ascii="var(--font-mono)" w:eastAsia="Times New Roman" w:hAnsi="var(--font-mono)" w:cs="Courier New"/>
+          <w:color w:val="14181F"/>
+          <w:kern w:val="0"/>
+          <w:sz w:val="20"/>
+          <w:szCs w:val="20"/>
+          <w14:ligatures w14:val="none"/>
+        </w:rPr>
+        <w:t>/modules/:id               → update module (instructor)</w:t>
       </w:r>
     </w:p>
     <w:p>
@@ -5589,16 +6751,42 @@
           <w14:ligatures w14:val="none"/>
         </w:rPr>
       </w:pPr>
-      <w:r>
-        <w:rPr>
-          <w:rFonts w:ascii="var(--font-mono)" w:eastAsia="Times New Roman" w:hAnsi="var(--font-mono)" w:cs="Courier New"/>
-          <w:color w:val="14181F"/>
-          <w:kern w:val="0"/>
-          <w:sz w:val="20"/>
-          <w:szCs w:val="20"/>
-          <w14:ligatures w14:val="none"/>
-        </w:rPr>
-        <w:t>PATCH  /api/modules/reorder           → reorder modules (instructor)</w:t>
+      <w:proofErr w:type="gramStart"/>
+      <w:r>
+        <w:rPr>
+          <w:rFonts w:ascii="var(--font-mono)" w:eastAsia="Times New Roman" w:hAnsi="var(--font-mono)" w:cs="Courier New"/>
+          <w:color w:val="14181F"/>
+          <w:kern w:val="0"/>
+          <w:sz w:val="20"/>
+          <w:szCs w:val="20"/>
+          <w14:ligatures w14:val="none"/>
+        </w:rPr>
+        <w:t>PATCH  /</w:t>
+      </w:r>
+      <w:proofErr w:type="spellStart"/>
+      <w:proofErr w:type="gramEnd"/>
+      <w:r>
+        <w:rPr>
+          <w:rFonts w:ascii="var(--font-mono)" w:eastAsia="Times New Roman" w:hAnsi="var(--font-mono)" w:cs="Courier New"/>
+          <w:color w:val="14181F"/>
+          <w:kern w:val="0"/>
+          <w:sz w:val="20"/>
+          <w:szCs w:val="20"/>
+          <w14:ligatures w14:val="none"/>
+        </w:rPr>
+        <w:t>api</w:t>
+      </w:r>
+      <w:proofErr w:type="spellEnd"/>
+      <w:r>
+        <w:rPr>
+          <w:rFonts w:ascii="var(--font-mono)" w:eastAsia="Times New Roman" w:hAnsi="var(--font-mono)" w:cs="Courier New"/>
+          <w:color w:val="14181F"/>
+          <w:kern w:val="0"/>
+          <w:sz w:val="20"/>
+          <w:szCs w:val="20"/>
+          <w14:ligatures w14:val="none"/>
+        </w:rPr>
+        <w:t>/modules/reorder           → reorder modules (instructor)</w:t>
       </w:r>
     </w:p>
     <w:p>
@@ -5645,7 +6833,31 @@
           <w:szCs w:val="20"/>
           <w14:ligatures w14:val="none"/>
         </w:rPr>
-        <w:t>DELETE /api/modules/:id               → delete module (instructor)</w:t>
+        <w:t>DELETE /</w:t>
+      </w:r>
+      <w:proofErr w:type="spellStart"/>
+      <w:r>
+        <w:rPr>
+          <w:rFonts w:ascii="var(--font-mono)" w:eastAsia="Times New Roman" w:hAnsi="var(--font-mono)" w:cs="Courier New"/>
+          <w:color w:val="14181F"/>
+          <w:kern w:val="0"/>
+          <w:sz w:val="20"/>
+          <w:szCs w:val="20"/>
+          <w14:ligatures w14:val="none"/>
+        </w:rPr>
+        <w:t>api</w:t>
+      </w:r>
+      <w:proofErr w:type="spellEnd"/>
+      <w:r>
+        <w:rPr>
+          <w:rFonts w:ascii="var(--font-mono)" w:eastAsia="Times New Roman" w:hAnsi="var(--font-mono)" w:cs="Courier New"/>
+          <w:color w:val="14181F"/>
+          <w:kern w:val="0"/>
+          <w:sz w:val="20"/>
+          <w:szCs w:val="20"/>
+          <w14:ligatures w14:val="none"/>
+        </w:rPr>
+        <w:t>/modules/:id               → delete module (instructor)</w:t>
       </w:r>
     </w:p>
     <w:p>
@@ -5689,7 +6901,33 @@
           <w:szCs w:val="20"/>
           <w14:ligatures w14:val="none"/>
         </w:rPr>
-        <w:t>/api/enrollments</w:t>
+        <w:t>/</w:t>
+      </w:r>
+      <w:proofErr w:type="spellStart"/>
+      <w:r>
+        <w:rPr>
+          <w:rFonts w:ascii="Courier New" w:eastAsia="Times New Roman" w:hAnsi="Courier New" w:cs="Courier New"/>
+          <w:b/>
+          <w:bCs/>
+          <w:kern w:val="0"/>
+          <w:sz w:val="20"/>
+          <w:szCs w:val="20"/>
+          <w14:ligatures w14:val="none"/>
+        </w:rPr>
+        <w:t>api</w:t>
+      </w:r>
+      <w:proofErr w:type="spellEnd"/>
+      <w:r>
+        <w:rPr>
+          <w:rFonts w:ascii="Courier New" w:eastAsia="Times New Roman" w:hAnsi="Courier New" w:cs="Courier New"/>
+          <w:b/>
+          <w:bCs/>
+          <w:kern w:val="0"/>
+          <w:sz w:val="20"/>
+          <w:szCs w:val="20"/>
+          <w14:ligatures w14:val="none"/>
+        </w:rPr>
+        <w:t>/enrollments</w:t>
       </w:r>
     </w:p>
     <w:p>
@@ -5736,7 +6974,31 @@
           <w:szCs w:val="20"/>
           <w14:ligatures w14:val="none"/>
         </w:rPr>
-        <w:t>GET    /api/enrollments/my            → student's enrolled courses</w:t>
+        <w:t>GET    /</w:t>
+      </w:r>
+      <w:proofErr w:type="spellStart"/>
+      <w:r>
+        <w:rPr>
+          <w:rFonts w:ascii="var(--font-mono)" w:eastAsia="Times New Roman" w:hAnsi="var(--font-mono)" w:cs="Courier New"/>
+          <w:color w:val="14181F"/>
+          <w:kern w:val="0"/>
+          <w:sz w:val="20"/>
+          <w:szCs w:val="20"/>
+          <w14:ligatures w14:val="none"/>
+        </w:rPr>
+        <w:t>api</w:t>
+      </w:r>
+      <w:proofErr w:type="spellEnd"/>
+      <w:r>
+        <w:rPr>
+          <w:rFonts w:ascii="var(--font-mono)" w:eastAsia="Times New Roman" w:hAnsi="var(--font-mono)" w:cs="Courier New"/>
+          <w:color w:val="14181F"/>
+          <w:kern w:val="0"/>
+          <w:sz w:val="20"/>
+          <w:szCs w:val="20"/>
+          <w14:ligatures w14:val="none"/>
+        </w:rPr>
+        <w:t>/enrollments/my            → student's enrolled courses</w:t>
       </w:r>
     </w:p>
     <w:p>
@@ -5783,7 +7045,68 @@
           <w:szCs w:val="20"/>
           <w14:ligatures w14:val="none"/>
         </w:rPr>
-        <w:t>GET    /api/enrollments/course/:courseId → all students in a course (instructor)</w:t>
+        <w:t>GET    /</w:t>
+      </w:r>
+      <w:proofErr w:type="spellStart"/>
+      <w:r>
+        <w:rPr>
+          <w:rFonts w:ascii="var(--font-mono)" w:eastAsia="Times New Roman" w:hAnsi="var(--font-mono)" w:cs="Courier New"/>
+          <w:color w:val="14181F"/>
+          <w:kern w:val="0"/>
+          <w:sz w:val="20"/>
+          <w:szCs w:val="20"/>
+          <w14:ligatures w14:val="none"/>
+        </w:rPr>
+        <w:t>api</w:t>
+      </w:r>
+      <w:proofErr w:type="spellEnd"/>
+      <w:r>
+        <w:rPr>
+          <w:rFonts w:ascii="var(--font-mono)" w:eastAsia="Times New Roman" w:hAnsi="var(--font-mono)" w:cs="Courier New"/>
+          <w:color w:val="14181F"/>
+          <w:kern w:val="0"/>
+          <w:sz w:val="20"/>
+          <w:szCs w:val="20"/>
+          <w14:ligatures w14:val="none"/>
+        </w:rPr>
+        <w:t>/enrollments/course</w:t>
+      </w:r>
+      <w:proofErr w:type="gramStart"/>
+      <w:r>
+        <w:rPr>
+          <w:rFonts w:ascii="var(--font-mono)" w:eastAsia="Times New Roman" w:hAnsi="var(--font-mono)" w:cs="Courier New"/>
+          <w:color w:val="14181F"/>
+          <w:kern w:val="0"/>
+          <w:sz w:val="20"/>
+          <w:szCs w:val="20"/>
+          <w14:ligatures w14:val="none"/>
+        </w:rPr>
+        <w:t>/:</w:t>
+      </w:r>
+      <w:proofErr w:type="spellStart"/>
+      <w:r>
+        <w:rPr>
+          <w:rFonts w:ascii="var(--font-mono)" w:eastAsia="Times New Roman" w:hAnsi="var(--font-mono)" w:cs="Courier New"/>
+          <w:color w:val="14181F"/>
+          <w:kern w:val="0"/>
+          <w:sz w:val="20"/>
+          <w:szCs w:val="20"/>
+          <w14:ligatures w14:val="none"/>
+        </w:rPr>
+        <w:t>courseId</w:t>
+      </w:r>
+      <w:proofErr w:type="spellEnd"/>
+      <w:proofErr w:type="gramEnd"/>
+      <w:r>
+        <w:rPr>
+          <w:rFonts w:ascii="var(--font-mono)" w:eastAsia="Times New Roman" w:hAnsi="var(--font-mono)" w:cs="Courier New"/>
+          <w:color w:val="14181F"/>
+          <w:kern w:val="0"/>
+          <w:sz w:val="20"/>
+          <w:szCs w:val="20"/>
+          <w14:ligatures w14:val="none"/>
+        </w:rPr>
+        <w:t xml:space="preserve"> → all students in a course (instructor)</w:t>
       </w:r>
     </w:p>
     <w:p>
@@ -5830,7 +7153,31 @@
           <w:szCs w:val="20"/>
           <w14:ligatures w14:val="none"/>
         </w:rPr>
-        <w:t>POST   /api/enrollments              → enroll in course (student)</w:t>
+        <w:t>POST   /</w:t>
+      </w:r>
+      <w:proofErr w:type="spellStart"/>
+      <w:r>
+        <w:rPr>
+          <w:rFonts w:ascii="var(--font-mono)" w:eastAsia="Times New Roman" w:hAnsi="var(--font-mono)" w:cs="Courier New"/>
+          <w:color w:val="14181F"/>
+          <w:kern w:val="0"/>
+          <w:sz w:val="20"/>
+          <w:szCs w:val="20"/>
+          <w14:ligatures w14:val="none"/>
+        </w:rPr>
+        <w:t>api</w:t>
+      </w:r>
+      <w:proofErr w:type="spellEnd"/>
+      <w:r>
+        <w:rPr>
+          <w:rFonts w:ascii="var(--font-mono)" w:eastAsia="Times New Roman" w:hAnsi="var(--font-mono)" w:cs="Courier New"/>
+          <w:color w:val="14181F"/>
+          <w:kern w:val="0"/>
+          <w:sz w:val="20"/>
+          <w:szCs w:val="20"/>
+          <w14:ligatures w14:val="none"/>
+        </w:rPr>
+        <w:t>/enrollments              → enroll in course (student)</w:t>
       </w:r>
     </w:p>
     <w:p>
@@ -5868,16 +7215,42 @@
           <w14:ligatures w14:val="none"/>
         </w:rPr>
       </w:pPr>
-      <w:r>
-        <w:rPr>
-          <w:rFonts w:ascii="var(--font-mono)" w:eastAsia="Times New Roman" w:hAnsi="var(--font-mono)" w:cs="Courier New"/>
-          <w:color w:val="14181F"/>
-          <w:kern w:val="0"/>
-          <w:sz w:val="20"/>
-          <w:szCs w:val="20"/>
-          <w14:ligatures w14:val="none"/>
-        </w:rPr>
-        <w:t>PATCH  /api/enrollments/:id/drop     → drop course (student)</w:t>
+      <w:proofErr w:type="gramStart"/>
+      <w:r>
+        <w:rPr>
+          <w:rFonts w:ascii="var(--font-mono)" w:eastAsia="Times New Roman" w:hAnsi="var(--font-mono)" w:cs="Courier New"/>
+          <w:color w:val="14181F"/>
+          <w:kern w:val="0"/>
+          <w:sz w:val="20"/>
+          <w:szCs w:val="20"/>
+          <w14:ligatures w14:val="none"/>
+        </w:rPr>
+        <w:t>PATCH  /</w:t>
+      </w:r>
+      <w:proofErr w:type="spellStart"/>
+      <w:proofErr w:type="gramEnd"/>
+      <w:r>
+        <w:rPr>
+          <w:rFonts w:ascii="var(--font-mono)" w:eastAsia="Times New Roman" w:hAnsi="var(--font-mono)" w:cs="Courier New"/>
+          <w:color w:val="14181F"/>
+          <w:kern w:val="0"/>
+          <w:sz w:val="20"/>
+          <w:szCs w:val="20"/>
+          <w14:ligatures w14:val="none"/>
+        </w:rPr>
+        <w:t>api</w:t>
+      </w:r>
+      <w:proofErr w:type="spellEnd"/>
+      <w:r>
+        <w:rPr>
+          <w:rFonts w:ascii="var(--font-mono)" w:eastAsia="Times New Roman" w:hAnsi="var(--font-mono)" w:cs="Courier New"/>
+          <w:color w:val="14181F"/>
+          <w:kern w:val="0"/>
+          <w:sz w:val="20"/>
+          <w:szCs w:val="20"/>
+          <w14:ligatures w14:val="none"/>
+        </w:rPr>
+        <w:t>/enrollments/:id/drop     → drop course (student)</w:t>
       </w:r>
     </w:p>
     <w:p>
@@ -5921,7 +7294,33 @@
           <w:szCs w:val="20"/>
           <w14:ligatures w14:val="none"/>
         </w:rPr>
-        <w:t>/api/progress</w:t>
+        <w:t>/</w:t>
+      </w:r>
+      <w:proofErr w:type="spellStart"/>
+      <w:r>
+        <w:rPr>
+          <w:rFonts w:ascii="Courier New" w:eastAsia="Times New Roman" w:hAnsi="Courier New" w:cs="Courier New"/>
+          <w:b/>
+          <w:bCs/>
+          <w:kern w:val="0"/>
+          <w:sz w:val="20"/>
+          <w:szCs w:val="20"/>
+          <w14:ligatures w14:val="none"/>
+        </w:rPr>
+        <w:t>api</w:t>
+      </w:r>
+      <w:proofErr w:type="spellEnd"/>
+      <w:r>
+        <w:rPr>
+          <w:rFonts w:ascii="Courier New" w:eastAsia="Times New Roman" w:hAnsi="Courier New" w:cs="Courier New"/>
+          <w:b/>
+          <w:bCs/>
+          <w:kern w:val="0"/>
+          <w:sz w:val="20"/>
+          <w:szCs w:val="20"/>
+          <w14:ligatures w14:val="none"/>
+        </w:rPr>
+        <w:t>/progress</w:t>
       </w:r>
     </w:p>
     <w:p>
@@ -5968,7 +7367,68 @@
           <w:szCs w:val="20"/>
           <w14:ligatures w14:val="none"/>
         </w:rPr>
-        <w:t>GET    /api/progress/course/:courseId     → student's progress in a course</w:t>
+        <w:t>GET    /</w:t>
+      </w:r>
+      <w:proofErr w:type="spellStart"/>
+      <w:r>
+        <w:rPr>
+          <w:rFonts w:ascii="var(--font-mono)" w:eastAsia="Times New Roman" w:hAnsi="var(--font-mono)" w:cs="Courier New"/>
+          <w:color w:val="14181F"/>
+          <w:kern w:val="0"/>
+          <w:sz w:val="20"/>
+          <w:szCs w:val="20"/>
+          <w14:ligatures w14:val="none"/>
+        </w:rPr>
+        <w:t>api</w:t>
+      </w:r>
+      <w:proofErr w:type="spellEnd"/>
+      <w:r>
+        <w:rPr>
+          <w:rFonts w:ascii="var(--font-mono)" w:eastAsia="Times New Roman" w:hAnsi="var(--font-mono)" w:cs="Courier New"/>
+          <w:color w:val="14181F"/>
+          <w:kern w:val="0"/>
+          <w:sz w:val="20"/>
+          <w:szCs w:val="20"/>
+          <w14:ligatures w14:val="none"/>
+        </w:rPr>
+        <w:t>/progress/course</w:t>
+      </w:r>
+      <w:proofErr w:type="gramStart"/>
+      <w:r>
+        <w:rPr>
+          <w:rFonts w:ascii="var(--font-mono)" w:eastAsia="Times New Roman" w:hAnsi="var(--font-mono)" w:cs="Courier New"/>
+          <w:color w:val="14181F"/>
+          <w:kern w:val="0"/>
+          <w:sz w:val="20"/>
+          <w:szCs w:val="20"/>
+          <w14:ligatures w14:val="none"/>
+        </w:rPr>
+        <w:t>/:</w:t>
+      </w:r>
+      <w:proofErr w:type="spellStart"/>
+      <w:r>
+        <w:rPr>
+          <w:rFonts w:ascii="var(--font-mono)" w:eastAsia="Times New Roman" w:hAnsi="var(--font-mono)" w:cs="Courier New"/>
+          <w:color w:val="14181F"/>
+          <w:kern w:val="0"/>
+          <w:sz w:val="20"/>
+          <w:szCs w:val="20"/>
+          <w14:ligatures w14:val="none"/>
+        </w:rPr>
+        <w:t>courseId</w:t>
+      </w:r>
+      <w:proofErr w:type="spellEnd"/>
+      <w:proofErr w:type="gramEnd"/>
+      <w:r>
+        <w:rPr>
+          <w:rFonts w:ascii="var(--font-mono)" w:eastAsia="Times New Roman" w:hAnsi="var(--font-mono)" w:cs="Courier New"/>
+          <w:color w:val="14181F"/>
+          <w:kern w:val="0"/>
+          <w:sz w:val="20"/>
+          <w:szCs w:val="20"/>
+          <w14:ligatures w14:val="none"/>
+        </w:rPr>
+        <w:t xml:space="preserve">     → student's progress in a course</w:t>
       </w:r>
     </w:p>
     <w:p>
@@ -6015,7 +7475,68 @@
           <w:szCs w:val="20"/>
           <w14:ligatures w14:val="none"/>
         </w:rPr>
-        <w:t>POST   /api/progress/module/:moduleId/start    → mark module started</w:t>
+        <w:t>POST   /</w:t>
+      </w:r>
+      <w:proofErr w:type="spellStart"/>
+      <w:r>
+        <w:rPr>
+          <w:rFonts w:ascii="var(--font-mono)" w:eastAsia="Times New Roman" w:hAnsi="var(--font-mono)" w:cs="Courier New"/>
+          <w:color w:val="14181F"/>
+          <w:kern w:val="0"/>
+          <w:sz w:val="20"/>
+          <w:szCs w:val="20"/>
+          <w14:ligatures w14:val="none"/>
+        </w:rPr>
+        <w:t>api</w:t>
+      </w:r>
+      <w:proofErr w:type="spellEnd"/>
+      <w:r>
+        <w:rPr>
+          <w:rFonts w:ascii="var(--font-mono)" w:eastAsia="Times New Roman" w:hAnsi="var(--font-mono)" w:cs="Courier New"/>
+          <w:color w:val="14181F"/>
+          <w:kern w:val="0"/>
+          <w:sz w:val="20"/>
+          <w:szCs w:val="20"/>
+          <w14:ligatures w14:val="none"/>
+        </w:rPr>
+        <w:t>/progress/module</w:t>
+      </w:r>
+      <w:proofErr w:type="gramStart"/>
+      <w:r>
+        <w:rPr>
+          <w:rFonts w:ascii="var(--font-mono)" w:eastAsia="Times New Roman" w:hAnsi="var(--font-mono)" w:cs="Courier New"/>
+          <w:color w:val="14181F"/>
+          <w:kern w:val="0"/>
+          <w:sz w:val="20"/>
+          <w:szCs w:val="20"/>
+          <w14:ligatures w14:val="none"/>
+        </w:rPr>
+        <w:t>/:</w:t>
+      </w:r>
+      <w:proofErr w:type="spellStart"/>
+      <w:r>
+        <w:rPr>
+          <w:rFonts w:ascii="var(--font-mono)" w:eastAsia="Times New Roman" w:hAnsi="var(--font-mono)" w:cs="Courier New"/>
+          <w:color w:val="14181F"/>
+          <w:kern w:val="0"/>
+          <w:sz w:val="20"/>
+          <w:szCs w:val="20"/>
+          <w14:ligatures w14:val="none"/>
+        </w:rPr>
+        <w:t>moduleId</w:t>
+      </w:r>
+      <w:proofErr w:type="spellEnd"/>
+      <w:proofErr w:type="gramEnd"/>
+      <w:r>
+        <w:rPr>
+          <w:rFonts w:ascii="var(--font-mono)" w:eastAsia="Times New Roman" w:hAnsi="var(--font-mono)" w:cs="Courier New"/>
+          <w:color w:val="14181F"/>
+          <w:kern w:val="0"/>
+          <w:sz w:val="20"/>
+          <w:szCs w:val="20"/>
+          <w14:ligatures w14:val="none"/>
+        </w:rPr>
+        <w:t>/start    → mark module started</w:t>
       </w:r>
     </w:p>
     <w:p>
@@ -6053,16 +7574,79 @@
           <w14:ligatures w14:val="none"/>
         </w:rPr>
       </w:pPr>
-      <w:r>
-        <w:rPr>
-          <w:rFonts w:ascii="var(--font-mono)" w:eastAsia="Times New Roman" w:hAnsi="var(--font-mono)" w:cs="Courier New"/>
-          <w:color w:val="14181F"/>
-          <w:kern w:val="0"/>
-          <w:sz w:val="20"/>
-          <w:szCs w:val="20"/>
-          <w14:ligatures w14:val="none"/>
-        </w:rPr>
-        <w:t>PATCH  /api/progress/module/:moduleId/complete → mark module completed</w:t>
+      <w:proofErr w:type="gramStart"/>
+      <w:r>
+        <w:rPr>
+          <w:rFonts w:ascii="var(--font-mono)" w:eastAsia="Times New Roman" w:hAnsi="var(--font-mono)" w:cs="Courier New"/>
+          <w:color w:val="14181F"/>
+          <w:kern w:val="0"/>
+          <w:sz w:val="20"/>
+          <w:szCs w:val="20"/>
+          <w14:ligatures w14:val="none"/>
+        </w:rPr>
+        <w:t>PATCH  /</w:t>
+      </w:r>
+      <w:proofErr w:type="spellStart"/>
+      <w:proofErr w:type="gramEnd"/>
+      <w:r>
+        <w:rPr>
+          <w:rFonts w:ascii="var(--font-mono)" w:eastAsia="Times New Roman" w:hAnsi="var(--font-mono)" w:cs="Courier New"/>
+          <w:color w:val="14181F"/>
+          <w:kern w:val="0"/>
+          <w:sz w:val="20"/>
+          <w:szCs w:val="20"/>
+          <w14:ligatures w14:val="none"/>
+        </w:rPr>
+        <w:t>api</w:t>
+      </w:r>
+      <w:proofErr w:type="spellEnd"/>
+      <w:r>
+        <w:rPr>
+          <w:rFonts w:ascii="var(--font-mono)" w:eastAsia="Times New Roman" w:hAnsi="var(--font-mono)" w:cs="Courier New"/>
+          <w:color w:val="14181F"/>
+          <w:kern w:val="0"/>
+          <w:sz w:val="20"/>
+          <w:szCs w:val="20"/>
+          <w14:ligatures w14:val="none"/>
+        </w:rPr>
+        <w:t>/progress/module</w:t>
+      </w:r>
+      <w:proofErr w:type="gramStart"/>
+      <w:r>
+        <w:rPr>
+          <w:rFonts w:ascii="var(--font-mono)" w:eastAsia="Times New Roman" w:hAnsi="var(--font-mono)" w:cs="Courier New"/>
+          <w:color w:val="14181F"/>
+          <w:kern w:val="0"/>
+          <w:sz w:val="20"/>
+          <w:szCs w:val="20"/>
+          <w14:ligatures w14:val="none"/>
+        </w:rPr>
+        <w:t>/:</w:t>
+      </w:r>
+      <w:proofErr w:type="spellStart"/>
+      <w:r>
+        <w:rPr>
+          <w:rFonts w:ascii="var(--font-mono)" w:eastAsia="Times New Roman" w:hAnsi="var(--font-mono)" w:cs="Courier New"/>
+          <w:color w:val="14181F"/>
+          <w:kern w:val="0"/>
+          <w:sz w:val="20"/>
+          <w:szCs w:val="20"/>
+          <w14:ligatures w14:val="none"/>
+        </w:rPr>
+        <w:t>moduleId</w:t>
+      </w:r>
+      <w:proofErr w:type="spellEnd"/>
+      <w:proofErr w:type="gramEnd"/>
+      <w:r>
+        <w:rPr>
+          <w:rFonts w:ascii="var(--font-mono)" w:eastAsia="Times New Roman" w:hAnsi="var(--font-mono)" w:cs="Courier New"/>
+          <w:color w:val="14181F"/>
+          <w:kern w:val="0"/>
+          <w:sz w:val="20"/>
+          <w:szCs w:val="20"/>
+          <w14:ligatures w14:val="none"/>
+        </w:rPr>
+        <w:t>/complete → mark module completed</w:t>
       </w:r>
     </w:p>
     <w:p>
@@ -6106,7 +7690,33 @@
           <w:szCs w:val="20"/>
           <w14:ligatures w14:val="none"/>
         </w:rPr>
-        <w:t>/api/quizzes</w:t>
+        <w:t>/</w:t>
+      </w:r>
+      <w:proofErr w:type="spellStart"/>
+      <w:r>
+        <w:rPr>
+          <w:rFonts w:ascii="Courier New" w:eastAsia="Times New Roman" w:hAnsi="Courier New" w:cs="Courier New"/>
+          <w:b/>
+          <w:bCs/>
+          <w:kern w:val="0"/>
+          <w:sz w:val="20"/>
+          <w:szCs w:val="20"/>
+          <w14:ligatures w14:val="none"/>
+        </w:rPr>
+        <w:t>api</w:t>
+      </w:r>
+      <w:proofErr w:type="spellEnd"/>
+      <w:r>
+        <w:rPr>
+          <w:rFonts w:ascii="Courier New" w:eastAsia="Times New Roman" w:hAnsi="Courier New" w:cs="Courier New"/>
+          <w:b/>
+          <w:bCs/>
+          <w:kern w:val="0"/>
+          <w:sz w:val="20"/>
+          <w:szCs w:val="20"/>
+          <w14:ligatures w14:val="none"/>
+        </w:rPr>
+        <w:t>/quizzes</w:t>
       </w:r>
     </w:p>
     <w:p>
@@ -6153,7 +7763,68 @@
           <w:szCs w:val="20"/>
           <w14:ligatures w14:val="none"/>
         </w:rPr>
-        <w:t>GET    /api/quizzes/module/:moduleId   → get quiz for a module</w:t>
+        <w:t>GET    /</w:t>
+      </w:r>
+      <w:proofErr w:type="spellStart"/>
+      <w:r>
+        <w:rPr>
+          <w:rFonts w:ascii="var(--font-mono)" w:eastAsia="Times New Roman" w:hAnsi="var(--font-mono)" w:cs="Courier New"/>
+          <w:color w:val="14181F"/>
+          <w:kern w:val="0"/>
+          <w:sz w:val="20"/>
+          <w:szCs w:val="20"/>
+          <w14:ligatures w14:val="none"/>
+        </w:rPr>
+        <w:t>api</w:t>
+      </w:r>
+      <w:proofErr w:type="spellEnd"/>
+      <w:r>
+        <w:rPr>
+          <w:rFonts w:ascii="var(--font-mono)" w:eastAsia="Times New Roman" w:hAnsi="var(--font-mono)" w:cs="Courier New"/>
+          <w:color w:val="14181F"/>
+          <w:kern w:val="0"/>
+          <w:sz w:val="20"/>
+          <w:szCs w:val="20"/>
+          <w14:ligatures w14:val="none"/>
+        </w:rPr>
+        <w:t>/quizzes/module</w:t>
+      </w:r>
+      <w:proofErr w:type="gramStart"/>
+      <w:r>
+        <w:rPr>
+          <w:rFonts w:ascii="var(--font-mono)" w:eastAsia="Times New Roman" w:hAnsi="var(--font-mono)" w:cs="Courier New"/>
+          <w:color w:val="14181F"/>
+          <w:kern w:val="0"/>
+          <w:sz w:val="20"/>
+          <w:szCs w:val="20"/>
+          <w14:ligatures w14:val="none"/>
+        </w:rPr>
+        <w:t>/:</w:t>
+      </w:r>
+      <w:proofErr w:type="spellStart"/>
+      <w:r>
+        <w:rPr>
+          <w:rFonts w:ascii="var(--font-mono)" w:eastAsia="Times New Roman" w:hAnsi="var(--font-mono)" w:cs="Courier New"/>
+          <w:color w:val="14181F"/>
+          <w:kern w:val="0"/>
+          <w:sz w:val="20"/>
+          <w:szCs w:val="20"/>
+          <w14:ligatures w14:val="none"/>
+        </w:rPr>
+        <w:t>moduleId</w:t>
+      </w:r>
+      <w:proofErr w:type="spellEnd"/>
+      <w:proofErr w:type="gramEnd"/>
+      <w:r>
+        <w:rPr>
+          <w:rFonts w:ascii="var(--font-mono)" w:eastAsia="Times New Roman" w:hAnsi="var(--font-mono)" w:cs="Courier New"/>
+          <w:color w:val="14181F"/>
+          <w:kern w:val="0"/>
+          <w:sz w:val="20"/>
+          <w:szCs w:val="20"/>
+          <w14:ligatures w14:val="none"/>
+        </w:rPr>
+        <w:t xml:space="preserve">   → get quiz for a module</w:t>
       </w:r>
     </w:p>
     <w:p>
@@ -6200,7 +7871,31 @@
           <w:szCs w:val="20"/>
           <w14:ligatures w14:val="none"/>
         </w:rPr>
-        <w:t>POST   /api/quizzes                    → create quiz (instructor)</w:t>
+        <w:t>POST   /</w:t>
+      </w:r>
+      <w:proofErr w:type="spellStart"/>
+      <w:r>
+        <w:rPr>
+          <w:rFonts w:ascii="var(--font-mono)" w:eastAsia="Times New Roman" w:hAnsi="var(--font-mono)" w:cs="Courier New"/>
+          <w:color w:val="14181F"/>
+          <w:kern w:val="0"/>
+          <w:sz w:val="20"/>
+          <w:szCs w:val="20"/>
+          <w14:ligatures w14:val="none"/>
+        </w:rPr>
+        <w:t>api</w:t>
+      </w:r>
+      <w:proofErr w:type="spellEnd"/>
+      <w:r>
+        <w:rPr>
+          <w:rFonts w:ascii="var(--font-mono)" w:eastAsia="Times New Roman" w:hAnsi="var(--font-mono)" w:cs="Courier New"/>
+          <w:color w:val="14181F"/>
+          <w:kern w:val="0"/>
+          <w:sz w:val="20"/>
+          <w:szCs w:val="20"/>
+          <w14:ligatures w14:val="none"/>
+        </w:rPr>
+        <w:t>/quizzes                    → create quiz (instructor)</w:t>
       </w:r>
     </w:p>
     <w:p>
@@ -6247,7 +7942,31 @@
           <w:szCs w:val="20"/>
           <w14:ligatures w14:val="none"/>
         </w:rPr>
-        <w:t>PUT    /api/quizzes/:id                → update quiz (instructor)</w:t>
+        <w:t>PUT    /</w:t>
+      </w:r>
+      <w:proofErr w:type="spellStart"/>
+      <w:r>
+        <w:rPr>
+          <w:rFonts w:ascii="var(--font-mono)" w:eastAsia="Times New Roman" w:hAnsi="var(--font-mono)" w:cs="Courier New"/>
+          <w:color w:val="14181F"/>
+          <w:kern w:val="0"/>
+          <w:sz w:val="20"/>
+          <w:szCs w:val="20"/>
+          <w14:ligatures w14:val="none"/>
+        </w:rPr>
+        <w:t>api</w:t>
+      </w:r>
+      <w:proofErr w:type="spellEnd"/>
+      <w:r>
+        <w:rPr>
+          <w:rFonts w:ascii="var(--font-mono)" w:eastAsia="Times New Roman" w:hAnsi="var(--font-mono)" w:cs="Courier New"/>
+          <w:color w:val="14181F"/>
+          <w:kern w:val="0"/>
+          <w:sz w:val="20"/>
+          <w:szCs w:val="20"/>
+          <w14:ligatures w14:val="none"/>
+        </w:rPr>
+        <w:t>/quizzes/:id                → update quiz (instructor)</w:t>
       </w:r>
     </w:p>
     <w:p>
@@ -6294,7 +8013,31 @@
           <w:szCs w:val="20"/>
           <w14:ligatures w14:val="none"/>
         </w:rPr>
-        <w:t>DELETE /api/quizzes/:id                → delete quiz (instructor)</w:t>
+        <w:t>DELETE /</w:t>
+      </w:r>
+      <w:proofErr w:type="spellStart"/>
+      <w:r>
+        <w:rPr>
+          <w:rFonts w:ascii="var(--font-mono)" w:eastAsia="Times New Roman" w:hAnsi="var(--font-mono)" w:cs="Courier New"/>
+          <w:color w:val="14181F"/>
+          <w:kern w:val="0"/>
+          <w:sz w:val="20"/>
+          <w:szCs w:val="20"/>
+          <w14:ligatures w14:val="none"/>
+        </w:rPr>
+        <w:t>api</w:t>
+      </w:r>
+      <w:proofErr w:type="spellEnd"/>
+      <w:r>
+        <w:rPr>
+          <w:rFonts w:ascii="var(--font-mono)" w:eastAsia="Times New Roman" w:hAnsi="var(--font-mono)" w:cs="Courier New"/>
+          <w:color w:val="14181F"/>
+          <w:kern w:val="0"/>
+          <w:sz w:val="20"/>
+          <w:szCs w:val="20"/>
+          <w14:ligatures w14:val="none"/>
+        </w:rPr>
+        <w:t>/quizzes/:id                → delete quiz (instructor)</w:t>
       </w:r>
     </w:p>
     <w:p>
@@ -6377,7 +8120,31 @@
           <w:szCs w:val="20"/>
           <w14:ligatures w14:val="none"/>
         </w:rPr>
-        <w:t>POST   /api/quizzes/:id/questions      → add question to quiz</w:t>
+        <w:t>POST   /</w:t>
+      </w:r>
+      <w:proofErr w:type="spellStart"/>
+      <w:r>
+        <w:rPr>
+          <w:rFonts w:ascii="var(--font-mono)" w:eastAsia="Times New Roman" w:hAnsi="var(--font-mono)" w:cs="Courier New"/>
+          <w:color w:val="14181F"/>
+          <w:kern w:val="0"/>
+          <w:sz w:val="20"/>
+          <w:szCs w:val="20"/>
+          <w14:ligatures w14:val="none"/>
+        </w:rPr>
+        <w:t>api</w:t>
+      </w:r>
+      <w:proofErr w:type="spellEnd"/>
+      <w:r>
+        <w:rPr>
+          <w:rFonts w:ascii="var(--font-mono)" w:eastAsia="Times New Roman" w:hAnsi="var(--font-mono)" w:cs="Courier New"/>
+          <w:color w:val="14181F"/>
+          <w:kern w:val="0"/>
+          <w:sz w:val="20"/>
+          <w:szCs w:val="20"/>
+          <w14:ligatures w14:val="none"/>
+        </w:rPr>
+        <w:t>/quizzes/:id/questions      → add question to quiz</w:t>
       </w:r>
     </w:p>
     <w:p>
@@ -6424,7 +8191,31 @@
           <w:szCs w:val="20"/>
           <w14:ligatures w14:val="none"/>
         </w:rPr>
-        <w:t>PUT    /api/quizzes/questions/:id      → update question</w:t>
+        <w:t>PUT    /</w:t>
+      </w:r>
+      <w:proofErr w:type="spellStart"/>
+      <w:r>
+        <w:rPr>
+          <w:rFonts w:ascii="var(--font-mono)" w:eastAsia="Times New Roman" w:hAnsi="var(--font-mono)" w:cs="Courier New"/>
+          <w:color w:val="14181F"/>
+          <w:kern w:val="0"/>
+          <w:sz w:val="20"/>
+          <w:szCs w:val="20"/>
+          <w14:ligatures w14:val="none"/>
+        </w:rPr>
+        <w:t>api</w:t>
+      </w:r>
+      <w:proofErr w:type="spellEnd"/>
+      <w:r>
+        <w:rPr>
+          <w:rFonts w:ascii="var(--font-mono)" w:eastAsia="Times New Roman" w:hAnsi="var(--font-mono)" w:cs="Courier New"/>
+          <w:color w:val="14181F"/>
+          <w:kern w:val="0"/>
+          <w:sz w:val="20"/>
+          <w:szCs w:val="20"/>
+          <w14:ligatures w14:val="none"/>
+        </w:rPr>
+        <w:t>/quizzes/questions/:id      → update question</w:t>
       </w:r>
     </w:p>
     <w:p>
@@ -6471,7 +8262,31 @@
           <w:szCs w:val="20"/>
           <w14:ligatures w14:val="none"/>
         </w:rPr>
-        <w:t>DELETE /api/quizzes/questions/:id      → delete question</w:t>
+        <w:t>DELETE /</w:t>
+      </w:r>
+      <w:proofErr w:type="spellStart"/>
+      <w:r>
+        <w:rPr>
+          <w:rFonts w:ascii="var(--font-mono)" w:eastAsia="Times New Roman" w:hAnsi="var(--font-mono)" w:cs="Courier New"/>
+          <w:color w:val="14181F"/>
+          <w:kern w:val="0"/>
+          <w:sz w:val="20"/>
+          <w:szCs w:val="20"/>
+          <w14:ligatures w14:val="none"/>
+        </w:rPr>
+        <w:t>api</w:t>
+      </w:r>
+      <w:proofErr w:type="spellEnd"/>
+      <w:r>
+        <w:rPr>
+          <w:rFonts w:ascii="var(--font-mono)" w:eastAsia="Times New Roman" w:hAnsi="var(--font-mono)" w:cs="Courier New"/>
+          <w:color w:val="14181F"/>
+          <w:kern w:val="0"/>
+          <w:sz w:val="20"/>
+          <w:szCs w:val="20"/>
+          <w14:ligatures w14:val="none"/>
+        </w:rPr>
+        <w:t>/quizzes/questions/:id      → delete question</w:t>
       </w:r>
     </w:p>
     <w:p>
@@ -6515,7 +8330,33 @@
           <w:szCs w:val="20"/>
           <w14:ligatures w14:val="none"/>
         </w:rPr>
-        <w:t>/api/attempts</w:t>
+        <w:t>/</w:t>
+      </w:r>
+      <w:proofErr w:type="spellStart"/>
+      <w:r>
+        <w:rPr>
+          <w:rFonts w:ascii="Courier New" w:eastAsia="Times New Roman" w:hAnsi="Courier New" w:cs="Courier New"/>
+          <w:b/>
+          <w:bCs/>
+          <w:kern w:val="0"/>
+          <w:sz w:val="20"/>
+          <w:szCs w:val="20"/>
+          <w14:ligatures w14:val="none"/>
+        </w:rPr>
+        <w:t>api</w:t>
+      </w:r>
+      <w:proofErr w:type="spellEnd"/>
+      <w:r>
+        <w:rPr>
+          <w:rFonts w:ascii="Courier New" w:eastAsia="Times New Roman" w:hAnsi="Courier New" w:cs="Courier New"/>
+          <w:b/>
+          <w:bCs/>
+          <w:kern w:val="0"/>
+          <w:sz w:val="20"/>
+          <w:szCs w:val="20"/>
+          <w14:ligatures w14:val="none"/>
+        </w:rPr>
+        <w:t>/attempts</w:t>
       </w:r>
     </w:p>
     <w:p>
@@ -6562,7 +8403,68 @@
           <w:szCs w:val="20"/>
           <w14:ligatures w14:val="none"/>
         </w:rPr>
-        <w:t>GET    /api/attempts/quiz/:quizId      → student's attempts for a quiz</w:t>
+        <w:t>GET    /</w:t>
+      </w:r>
+      <w:proofErr w:type="spellStart"/>
+      <w:r>
+        <w:rPr>
+          <w:rFonts w:ascii="var(--font-mono)" w:eastAsia="Times New Roman" w:hAnsi="var(--font-mono)" w:cs="Courier New"/>
+          <w:color w:val="14181F"/>
+          <w:kern w:val="0"/>
+          <w:sz w:val="20"/>
+          <w:szCs w:val="20"/>
+          <w14:ligatures w14:val="none"/>
+        </w:rPr>
+        <w:t>api</w:t>
+      </w:r>
+      <w:proofErr w:type="spellEnd"/>
+      <w:r>
+        <w:rPr>
+          <w:rFonts w:ascii="var(--font-mono)" w:eastAsia="Times New Roman" w:hAnsi="var(--font-mono)" w:cs="Courier New"/>
+          <w:color w:val="14181F"/>
+          <w:kern w:val="0"/>
+          <w:sz w:val="20"/>
+          <w:szCs w:val="20"/>
+          <w14:ligatures w14:val="none"/>
+        </w:rPr>
+        <w:t>/attempts/quiz</w:t>
+      </w:r>
+      <w:proofErr w:type="gramStart"/>
+      <w:r>
+        <w:rPr>
+          <w:rFonts w:ascii="var(--font-mono)" w:eastAsia="Times New Roman" w:hAnsi="var(--font-mono)" w:cs="Courier New"/>
+          <w:color w:val="14181F"/>
+          <w:kern w:val="0"/>
+          <w:sz w:val="20"/>
+          <w:szCs w:val="20"/>
+          <w14:ligatures w14:val="none"/>
+        </w:rPr>
+        <w:t>/:</w:t>
+      </w:r>
+      <w:proofErr w:type="spellStart"/>
+      <w:r>
+        <w:rPr>
+          <w:rFonts w:ascii="var(--font-mono)" w:eastAsia="Times New Roman" w:hAnsi="var(--font-mono)" w:cs="Courier New"/>
+          <w:color w:val="14181F"/>
+          <w:kern w:val="0"/>
+          <w:sz w:val="20"/>
+          <w:szCs w:val="20"/>
+          <w14:ligatures w14:val="none"/>
+        </w:rPr>
+        <w:t>quizId</w:t>
+      </w:r>
+      <w:proofErr w:type="spellEnd"/>
+      <w:proofErr w:type="gramEnd"/>
+      <w:r>
+        <w:rPr>
+          <w:rFonts w:ascii="var(--font-mono)" w:eastAsia="Times New Roman" w:hAnsi="var(--font-mono)" w:cs="Courier New"/>
+          <w:color w:val="14181F"/>
+          <w:kern w:val="0"/>
+          <w:sz w:val="20"/>
+          <w:szCs w:val="20"/>
+          <w14:ligatures w14:val="none"/>
+        </w:rPr>
+        <w:t xml:space="preserve">      → student's attempts for a quiz</w:t>
       </w:r>
     </w:p>
     <w:p>
@@ -6609,7 +8511,116 @@
           <w:szCs w:val="20"/>
           <w14:ligatures w14:val="none"/>
         </w:rPr>
-        <w:t>GET    /api/attempts/quiz/:quizId/all  → all students attempts (instructor)</w:t>
+        <w:t>GET    /</w:t>
+      </w:r>
+      <w:proofErr w:type="spellStart"/>
+      <w:r>
+        <w:rPr>
+          <w:rFonts w:ascii="var(--font-mono)" w:eastAsia="Times New Roman" w:hAnsi="var(--font-mono)" w:cs="Courier New"/>
+          <w:color w:val="14181F"/>
+          <w:kern w:val="0"/>
+          <w:sz w:val="20"/>
+          <w:szCs w:val="20"/>
+          <w14:ligatures w14:val="none"/>
+        </w:rPr>
+        <w:t>api</w:t>
+      </w:r>
+      <w:proofErr w:type="spellEnd"/>
+      <w:r>
+        <w:rPr>
+          <w:rFonts w:ascii="var(--font-mono)" w:eastAsia="Times New Roman" w:hAnsi="var(--font-mono)" w:cs="Courier New"/>
+          <w:color w:val="14181F"/>
+          <w:kern w:val="0"/>
+          <w:sz w:val="20"/>
+          <w:szCs w:val="20"/>
+          <w14:ligatures w14:val="none"/>
+        </w:rPr>
+        <w:t>/attempts/quiz</w:t>
+      </w:r>
+      <w:proofErr w:type="gramStart"/>
+      <w:r>
+        <w:rPr>
+          <w:rFonts w:ascii="var(--font-mono)" w:eastAsia="Times New Roman" w:hAnsi="var(--font-mono)" w:cs="Courier New"/>
+          <w:color w:val="14181F"/>
+          <w:kern w:val="0"/>
+          <w:sz w:val="20"/>
+          <w:szCs w:val="20"/>
+          <w14:ligatures w14:val="none"/>
+        </w:rPr>
+        <w:t>/:</w:t>
+      </w:r>
+      <w:proofErr w:type="spellStart"/>
+      <w:r>
+        <w:rPr>
+          <w:rFonts w:ascii="var(--font-mono)" w:eastAsia="Times New Roman" w:hAnsi="var(--font-mono)" w:cs="Courier New"/>
+          <w:color w:val="14181F"/>
+          <w:kern w:val="0"/>
+          <w:sz w:val="20"/>
+          <w:szCs w:val="20"/>
+          <w14:ligatures w14:val="none"/>
+        </w:rPr>
+        <w:t>quizId</w:t>
+      </w:r>
+      <w:proofErr w:type="spellEnd"/>
+      <w:proofErr w:type="gramEnd"/>
+      <w:r>
+        <w:rPr>
+          <w:rFonts w:ascii="var(--font-mono)" w:eastAsia="Times New Roman" w:hAnsi="var(--font-mono)" w:cs="Courier New"/>
+          <w:color w:val="14181F"/>
+          <w:kern w:val="0"/>
+          <w:sz w:val="20"/>
+          <w:szCs w:val="20"/>
+          <w14:ligatures w14:val="none"/>
+        </w:rPr>
+        <w:t>/</w:t>
+      </w:r>
+      <w:proofErr w:type="gramStart"/>
+      <w:r>
+        <w:rPr>
+          <w:rFonts w:ascii="var(--font-mono)" w:eastAsia="Times New Roman" w:hAnsi="var(--font-mono)" w:cs="Courier New"/>
+          <w:color w:val="14181F"/>
+          <w:kern w:val="0"/>
+          <w:sz w:val="20"/>
+          <w:szCs w:val="20"/>
+          <w14:ligatures w14:val="none"/>
+        </w:rPr>
+        <w:t>all  →</w:t>
+      </w:r>
+      <w:proofErr w:type="gramEnd"/>
+      <w:r>
+        <w:rPr>
+          <w:rFonts w:ascii="var(--font-mono)" w:eastAsia="Times New Roman" w:hAnsi="var(--font-mono)" w:cs="Courier New"/>
+          <w:color w:val="14181F"/>
+          <w:kern w:val="0"/>
+          <w:sz w:val="20"/>
+          <w:szCs w:val="20"/>
+          <w14:ligatures w14:val="none"/>
+        </w:rPr>
+        <w:t xml:space="preserve"> all students </w:t>
+      </w:r>
+      <w:proofErr w:type="gramStart"/>
+      <w:r>
+        <w:rPr>
+          <w:rFonts w:ascii="var(--font-mono)" w:eastAsia="Times New Roman" w:hAnsi="var(--font-mono)" w:cs="Courier New"/>
+          <w:color w:val="14181F"/>
+          <w:kern w:val="0"/>
+          <w:sz w:val="20"/>
+          <w:szCs w:val="20"/>
+          <w14:ligatures w14:val="none"/>
+        </w:rPr>
+        <w:t>attempts</w:t>
+      </w:r>
+      <w:proofErr w:type="gramEnd"/>
+      <w:r>
+        <w:rPr>
+          <w:rFonts w:ascii="var(--font-mono)" w:eastAsia="Times New Roman" w:hAnsi="var(--font-mono)" w:cs="Courier New"/>
+          <w:color w:val="14181F"/>
+          <w:kern w:val="0"/>
+          <w:sz w:val="20"/>
+          <w:szCs w:val="20"/>
+          <w14:ligatures w14:val="none"/>
+        </w:rPr>
+        <w:t xml:space="preserve"> (instructor)</w:t>
       </w:r>
     </w:p>
     <w:p>
@@ -6656,7 +8667,68 @@
           <w:szCs w:val="20"/>
           <w14:ligatures w14:val="none"/>
         </w:rPr>
-        <w:t>POST   /api/attempts/quiz/:quizId/start   → start quiz attempt</w:t>
+        <w:t>POST   /</w:t>
+      </w:r>
+      <w:proofErr w:type="spellStart"/>
+      <w:r>
+        <w:rPr>
+          <w:rFonts w:ascii="var(--font-mono)" w:eastAsia="Times New Roman" w:hAnsi="var(--font-mono)" w:cs="Courier New"/>
+          <w:color w:val="14181F"/>
+          <w:kern w:val="0"/>
+          <w:sz w:val="20"/>
+          <w:szCs w:val="20"/>
+          <w14:ligatures w14:val="none"/>
+        </w:rPr>
+        <w:t>api</w:t>
+      </w:r>
+      <w:proofErr w:type="spellEnd"/>
+      <w:r>
+        <w:rPr>
+          <w:rFonts w:ascii="var(--font-mono)" w:eastAsia="Times New Roman" w:hAnsi="var(--font-mono)" w:cs="Courier New"/>
+          <w:color w:val="14181F"/>
+          <w:kern w:val="0"/>
+          <w:sz w:val="20"/>
+          <w:szCs w:val="20"/>
+          <w14:ligatures w14:val="none"/>
+        </w:rPr>
+        <w:t>/attempts/quiz</w:t>
+      </w:r>
+      <w:proofErr w:type="gramStart"/>
+      <w:r>
+        <w:rPr>
+          <w:rFonts w:ascii="var(--font-mono)" w:eastAsia="Times New Roman" w:hAnsi="var(--font-mono)" w:cs="Courier New"/>
+          <w:color w:val="14181F"/>
+          <w:kern w:val="0"/>
+          <w:sz w:val="20"/>
+          <w:szCs w:val="20"/>
+          <w14:ligatures w14:val="none"/>
+        </w:rPr>
+        <w:t>/:</w:t>
+      </w:r>
+      <w:proofErr w:type="spellStart"/>
+      <w:r>
+        <w:rPr>
+          <w:rFonts w:ascii="var(--font-mono)" w:eastAsia="Times New Roman" w:hAnsi="var(--font-mono)" w:cs="Courier New"/>
+          <w:color w:val="14181F"/>
+          <w:kern w:val="0"/>
+          <w:sz w:val="20"/>
+          <w:szCs w:val="20"/>
+          <w14:ligatures w14:val="none"/>
+        </w:rPr>
+        <w:t>quizId</w:t>
+      </w:r>
+      <w:proofErr w:type="spellEnd"/>
+      <w:proofErr w:type="gramEnd"/>
+      <w:r>
+        <w:rPr>
+          <w:rFonts w:ascii="var(--font-mono)" w:eastAsia="Times New Roman" w:hAnsi="var(--font-mono)" w:cs="Courier New"/>
+          <w:color w:val="14181F"/>
+          <w:kern w:val="0"/>
+          <w:sz w:val="20"/>
+          <w:szCs w:val="20"/>
+          <w14:ligatures w14:val="none"/>
+        </w:rPr>
+        <w:t>/start   → start quiz attempt</w:t>
       </w:r>
     </w:p>
     <w:p>
@@ -6703,7 +8775,92 @@
           <w:szCs w:val="20"/>
           <w14:ligatures w14:val="none"/>
         </w:rPr>
-        <w:t>POST   /api/attempts/quiz/:quizId/submit  → submit quiz answers + auto grade</w:t>
+        <w:t>POST   /</w:t>
+      </w:r>
+      <w:proofErr w:type="spellStart"/>
+      <w:r>
+        <w:rPr>
+          <w:rFonts w:ascii="var(--font-mono)" w:eastAsia="Times New Roman" w:hAnsi="var(--font-mono)" w:cs="Courier New"/>
+          <w:color w:val="14181F"/>
+          <w:kern w:val="0"/>
+          <w:sz w:val="20"/>
+          <w:szCs w:val="20"/>
+          <w14:ligatures w14:val="none"/>
+        </w:rPr>
+        <w:t>api</w:t>
+      </w:r>
+      <w:proofErr w:type="spellEnd"/>
+      <w:r>
+        <w:rPr>
+          <w:rFonts w:ascii="var(--font-mono)" w:eastAsia="Times New Roman" w:hAnsi="var(--font-mono)" w:cs="Courier New"/>
+          <w:color w:val="14181F"/>
+          <w:kern w:val="0"/>
+          <w:sz w:val="20"/>
+          <w:szCs w:val="20"/>
+          <w14:ligatures w14:val="none"/>
+        </w:rPr>
+        <w:t>/attempts/quiz</w:t>
+      </w:r>
+      <w:proofErr w:type="gramStart"/>
+      <w:r>
+        <w:rPr>
+          <w:rFonts w:ascii="var(--font-mono)" w:eastAsia="Times New Roman" w:hAnsi="var(--font-mono)" w:cs="Courier New"/>
+          <w:color w:val="14181F"/>
+          <w:kern w:val="0"/>
+          <w:sz w:val="20"/>
+          <w:szCs w:val="20"/>
+          <w14:ligatures w14:val="none"/>
+        </w:rPr>
+        <w:t>/:</w:t>
+      </w:r>
+      <w:proofErr w:type="spellStart"/>
+      <w:r>
+        <w:rPr>
+          <w:rFonts w:ascii="var(--font-mono)" w:eastAsia="Times New Roman" w:hAnsi="var(--font-mono)" w:cs="Courier New"/>
+          <w:color w:val="14181F"/>
+          <w:kern w:val="0"/>
+          <w:sz w:val="20"/>
+          <w:szCs w:val="20"/>
+          <w14:ligatures w14:val="none"/>
+        </w:rPr>
+        <w:t>quizId</w:t>
+      </w:r>
+      <w:proofErr w:type="spellEnd"/>
+      <w:proofErr w:type="gramEnd"/>
+      <w:r>
+        <w:rPr>
+          <w:rFonts w:ascii="var(--font-mono)" w:eastAsia="Times New Roman" w:hAnsi="var(--font-mono)" w:cs="Courier New"/>
+          <w:color w:val="14181F"/>
+          <w:kern w:val="0"/>
+          <w:sz w:val="20"/>
+          <w:szCs w:val="20"/>
+          <w14:ligatures w14:val="none"/>
+        </w:rPr>
+        <w:t>/</w:t>
+      </w:r>
+      <w:proofErr w:type="gramStart"/>
+      <w:r>
+        <w:rPr>
+          <w:rFonts w:ascii="var(--font-mono)" w:eastAsia="Times New Roman" w:hAnsi="var(--font-mono)" w:cs="Courier New"/>
+          <w:color w:val="14181F"/>
+          <w:kern w:val="0"/>
+          <w:sz w:val="20"/>
+          <w:szCs w:val="20"/>
+          <w14:ligatures w14:val="none"/>
+        </w:rPr>
+        <w:t>submit  →</w:t>
+      </w:r>
+      <w:proofErr w:type="gramEnd"/>
+      <w:r>
+        <w:rPr>
+          <w:rFonts w:ascii="var(--font-mono)" w:eastAsia="Times New Roman" w:hAnsi="var(--font-mono)" w:cs="Courier New"/>
+          <w:color w:val="14181F"/>
+          <w:kern w:val="0"/>
+          <w:sz w:val="20"/>
+          <w:szCs w:val="20"/>
+          <w14:ligatures w14:val="none"/>
+        </w:rPr>
+        <w:t xml:space="preserve"> submit quiz answers + auto grade</w:t>
       </w:r>
     </w:p>
     <w:p>
@@ -6747,7 +8904,33 @@
           <w:szCs w:val="20"/>
           <w14:ligatures w14:val="none"/>
         </w:rPr>
-        <w:t>/api/activity</w:t>
+        <w:t>/</w:t>
+      </w:r>
+      <w:proofErr w:type="spellStart"/>
+      <w:r>
+        <w:rPr>
+          <w:rFonts w:ascii="Courier New" w:eastAsia="Times New Roman" w:hAnsi="Courier New" w:cs="Courier New"/>
+          <w:b/>
+          <w:bCs/>
+          <w:kern w:val="0"/>
+          <w:sz w:val="20"/>
+          <w:szCs w:val="20"/>
+          <w14:ligatures w14:val="none"/>
+        </w:rPr>
+        <w:t>api</w:t>
+      </w:r>
+      <w:proofErr w:type="spellEnd"/>
+      <w:r>
+        <w:rPr>
+          <w:rFonts w:ascii="Courier New" w:eastAsia="Times New Roman" w:hAnsi="Courier New" w:cs="Courier New"/>
+          <w:b/>
+          <w:bCs/>
+          <w:kern w:val="0"/>
+          <w:sz w:val="20"/>
+          <w:szCs w:val="20"/>
+          <w14:ligatures w14:val="none"/>
+        </w:rPr>
+        <w:t>/activity</w:t>
       </w:r>
     </w:p>
     <w:p>
@@ -6794,7 +8977,31 @@
           <w:szCs w:val="20"/>
           <w14:ligatures w14:val="none"/>
         </w:rPr>
-        <w:t>POST   /api/activity/log              → log any student activity</w:t>
+        <w:t>POST   /</w:t>
+      </w:r>
+      <w:proofErr w:type="spellStart"/>
+      <w:r>
+        <w:rPr>
+          <w:rFonts w:ascii="var(--font-mono)" w:eastAsia="Times New Roman" w:hAnsi="var(--font-mono)" w:cs="Courier New"/>
+          <w:color w:val="14181F"/>
+          <w:kern w:val="0"/>
+          <w:sz w:val="20"/>
+          <w:szCs w:val="20"/>
+          <w14:ligatures w14:val="none"/>
+        </w:rPr>
+        <w:t>api</w:t>
+      </w:r>
+      <w:proofErr w:type="spellEnd"/>
+      <w:r>
+        <w:rPr>
+          <w:rFonts w:ascii="var(--font-mono)" w:eastAsia="Times New Roman" w:hAnsi="var(--font-mono)" w:cs="Courier New"/>
+          <w:color w:val="14181F"/>
+          <w:kern w:val="0"/>
+          <w:sz w:val="20"/>
+          <w:szCs w:val="20"/>
+          <w14:ligatures w14:val="none"/>
+        </w:rPr>
+        <w:t>/activity/log              → log any student activity</w:t>
       </w:r>
     </w:p>
     <w:p>
@@ -6841,7 +9048,68 @@
           <w:szCs w:val="20"/>
           <w14:ligatures w14:val="none"/>
         </w:rPr>
-        <w:t>GET    /api/activity/student/:studentId → student activity history (instructor/admin)</w:t>
+        <w:t>GET    /</w:t>
+      </w:r>
+      <w:proofErr w:type="spellStart"/>
+      <w:r>
+        <w:rPr>
+          <w:rFonts w:ascii="var(--font-mono)" w:eastAsia="Times New Roman" w:hAnsi="var(--font-mono)" w:cs="Courier New"/>
+          <w:color w:val="14181F"/>
+          <w:kern w:val="0"/>
+          <w:sz w:val="20"/>
+          <w:szCs w:val="20"/>
+          <w14:ligatures w14:val="none"/>
+        </w:rPr>
+        <w:t>api</w:t>
+      </w:r>
+      <w:proofErr w:type="spellEnd"/>
+      <w:r>
+        <w:rPr>
+          <w:rFonts w:ascii="var(--font-mono)" w:eastAsia="Times New Roman" w:hAnsi="var(--font-mono)" w:cs="Courier New"/>
+          <w:color w:val="14181F"/>
+          <w:kern w:val="0"/>
+          <w:sz w:val="20"/>
+          <w:szCs w:val="20"/>
+          <w14:ligatures w14:val="none"/>
+        </w:rPr>
+        <w:t>/activity/student</w:t>
+      </w:r>
+      <w:proofErr w:type="gramStart"/>
+      <w:r>
+        <w:rPr>
+          <w:rFonts w:ascii="var(--font-mono)" w:eastAsia="Times New Roman" w:hAnsi="var(--font-mono)" w:cs="Courier New"/>
+          <w:color w:val="14181F"/>
+          <w:kern w:val="0"/>
+          <w:sz w:val="20"/>
+          <w:szCs w:val="20"/>
+          <w14:ligatures w14:val="none"/>
+        </w:rPr>
+        <w:t>/:</w:t>
+      </w:r>
+      <w:proofErr w:type="spellStart"/>
+      <w:r>
+        <w:rPr>
+          <w:rFonts w:ascii="var(--font-mono)" w:eastAsia="Times New Roman" w:hAnsi="var(--font-mono)" w:cs="Courier New"/>
+          <w:color w:val="14181F"/>
+          <w:kern w:val="0"/>
+          <w:sz w:val="20"/>
+          <w:szCs w:val="20"/>
+          <w14:ligatures w14:val="none"/>
+        </w:rPr>
+        <w:t>studentId</w:t>
+      </w:r>
+      <w:proofErr w:type="spellEnd"/>
+      <w:proofErr w:type="gramEnd"/>
+      <w:r>
+        <w:rPr>
+          <w:rFonts w:ascii="var(--font-mono)" w:eastAsia="Times New Roman" w:hAnsi="var(--font-mono)" w:cs="Courier New"/>
+          <w:color w:val="14181F"/>
+          <w:kern w:val="0"/>
+          <w:sz w:val="20"/>
+          <w:szCs w:val="20"/>
+          <w14:ligatures w14:val="none"/>
+        </w:rPr>
+        <w:t xml:space="preserve"> → student activity history (instructor/admin)</w:t>
       </w:r>
     </w:p>
     <w:p>
@@ -6873,7 +9141,6 @@
           <w:szCs w:val="27"/>
           <w14:ligatures w14:val="none"/>
         </w:rPr>
-        <w:lastRenderedPageBreak/>
         <w:t xml:space="preserve">10. Analytics Routes — </w:t>
       </w:r>
       <w:r>
@@ -6886,7 +9153,33 @@
           <w:szCs w:val="20"/>
           <w14:ligatures w14:val="none"/>
         </w:rPr>
-        <w:t>/api/analytics</w:t>
+        <w:t>/</w:t>
+      </w:r>
+      <w:proofErr w:type="spellStart"/>
+      <w:r>
+        <w:rPr>
+          <w:rFonts w:ascii="Courier New" w:eastAsia="Times New Roman" w:hAnsi="Courier New" w:cs="Courier New"/>
+          <w:b/>
+          <w:bCs/>
+          <w:kern w:val="0"/>
+          <w:sz w:val="20"/>
+          <w:szCs w:val="20"/>
+          <w14:ligatures w14:val="none"/>
+        </w:rPr>
+        <w:t>api</w:t>
+      </w:r>
+      <w:proofErr w:type="spellEnd"/>
+      <w:r>
+        <w:rPr>
+          <w:rFonts w:ascii="Courier New" w:eastAsia="Times New Roman" w:hAnsi="Courier New" w:cs="Courier New"/>
+          <w:b/>
+          <w:bCs/>
+          <w:kern w:val="0"/>
+          <w:sz w:val="20"/>
+          <w:szCs w:val="20"/>
+          <w14:ligatures w14:val="none"/>
+        </w:rPr>
+        <w:t>/analytics</w:t>
       </w:r>
     </w:p>
     <w:p>
@@ -6933,7 +9226,31 @@
           <w:szCs w:val="20"/>
           <w14:ligatures w14:val="none"/>
         </w:rPr>
-        <w:t>GET    /api/analytics/admin           → platform wide stats (admin)</w:t>
+        <w:t>GET    /</w:t>
+      </w:r>
+      <w:proofErr w:type="spellStart"/>
+      <w:r>
+        <w:rPr>
+          <w:rFonts w:ascii="var(--font-mono)" w:eastAsia="Times New Roman" w:hAnsi="var(--font-mono)" w:cs="Courier New"/>
+          <w:color w:val="14181F"/>
+          <w:kern w:val="0"/>
+          <w:sz w:val="20"/>
+          <w:szCs w:val="20"/>
+          <w14:ligatures w14:val="none"/>
+        </w:rPr>
+        <w:t>api</w:t>
+      </w:r>
+      <w:proofErr w:type="spellEnd"/>
+      <w:r>
+        <w:rPr>
+          <w:rFonts w:ascii="var(--font-mono)" w:eastAsia="Times New Roman" w:hAnsi="var(--font-mono)" w:cs="Courier New"/>
+          <w:color w:val="14181F"/>
+          <w:kern w:val="0"/>
+          <w:sz w:val="20"/>
+          <w:szCs w:val="20"/>
+          <w14:ligatures w14:val="none"/>
+        </w:rPr>
+        <w:t>/analytics/admin           → platform wide stats (admin)</w:t>
       </w:r>
     </w:p>
     <w:p>
@@ -6980,7 +9297,31 @@
           <w:szCs w:val="20"/>
           <w14:ligatures w14:val="none"/>
         </w:rPr>
-        <w:t>GET    /api/analytics/instructor      → instructor's course analytics</w:t>
+        <w:t>GET    /</w:t>
+      </w:r>
+      <w:proofErr w:type="spellStart"/>
+      <w:r>
+        <w:rPr>
+          <w:rFonts w:ascii="var(--font-mono)" w:eastAsia="Times New Roman" w:hAnsi="var(--font-mono)" w:cs="Courier New"/>
+          <w:color w:val="14181F"/>
+          <w:kern w:val="0"/>
+          <w:sz w:val="20"/>
+          <w:szCs w:val="20"/>
+          <w14:ligatures w14:val="none"/>
+        </w:rPr>
+        <w:t>api</w:t>
+      </w:r>
+      <w:proofErr w:type="spellEnd"/>
+      <w:r>
+        <w:rPr>
+          <w:rFonts w:ascii="var(--font-mono)" w:eastAsia="Times New Roman" w:hAnsi="var(--font-mono)" w:cs="Courier New"/>
+          <w:color w:val="14181F"/>
+          <w:kern w:val="0"/>
+          <w:sz w:val="20"/>
+          <w:szCs w:val="20"/>
+          <w14:ligatures w14:val="none"/>
+        </w:rPr>
+        <w:t>/analytics/instructor      → instructor's course analytics</w:t>
       </w:r>
     </w:p>
     <w:p>
@@ -7027,7 +9368,68 @@
           <w:szCs w:val="20"/>
           <w14:ligatures w14:val="none"/>
         </w:rPr>
-        <w:t>GET    /api/analytics/course/:courseId → per course analytics (instructor)</w:t>
+        <w:t>GET    /</w:t>
+      </w:r>
+      <w:proofErr w:type="spellStart"/>
+      <w:r>
+        <w:rPr>
+          <w:rFonts w:ascii="var(--font-mono)" w:eastAsia="Times New Roman" w:hAnsi="var(--font-mono)" w:cs="Courier New"/>
+          <w:color w:val="14181F"/>
+          <w:kern w:val="0"/>
+          <w:sz w:val="20"/>
+          <w:szCs w:val="20"/>
+          <w14:ligatures w14:val="none"/>
+        </w:rPr>
+        <w:t>api</w:t>
+      </w:r>
+      <w:proofErr w:type="spellEnd"/>
+      <w:r>
+        <w:rPr>
+          <w:rFonts w:ascii="var(--font-mono)" w:eastAsia="Times New Roman" w:hAnsi="var(--font-mono)" w:cs="Courier New"/>
+          <w:color w:val="14181F"/>
+          <w:kern w:val="0"/>
+          <w:sz w:val="20"/>
+          <w:szCs w:val="20"/>
+          <w14:ligatures w14:val="none"/>
+        </w:rPr>
+        <w:t>/analytics/course</w:t>
+      </w:r>
+      <w:proofErr w:type="gramStart"/>
+      <w:r>
+        <w:rPr>
+          <w:rFonts w:ascii="var(--font-mono)" w:eastAsia="Times New Roman" w:hAnsi="var(--font-mono)" w:cs="Courier New"/>
+          <w:color w:val="14181F"/>
+          <w:kern w:val="0"/>
+          <w:sz w:val="20"/>
+          <w:szCs w:val="20"/>
+          <w14:ligatures w14:val="none"/>
+        </w:rPr>
+        <w:t>/:</w:t>
+      </w:r>
+      <w:proofErr w:type="spellStart"/>
+      <w:r>
+        <w:rPr>
+          <w:rFonts w:ascii="var(--font-mono)" w:eastAsia="Times New Roman" w:hAnsi="var(--font-mono)" w:cs="Courier New"/>
+          <w:color w:val="14181F"/>
+          <w:kern w:val="0"/>
+          <w:sz w:val="20"/>
+          <w:szCs w:val="20"/>
+          <w14:ligatures w14:val="none"/>
+        </w:rPr>
+        <w:t>courseId</w:t>
+      </w:r>
+      <w:proofErr w:type="spellEnd"/>
+      <w:proofErr w:type="gramEnd"/>
+      <w:r>
+        <w:rPr>
+          <w:rFonts w:ascii="var(--font-mono)" w:eastAsia="Times New Roman" w:hAnsi="var(--font-mono)" w:cs="Courier New"/>
+          <w:color w:val="14181F"/>
+          <w:kern w:val="0"/>
+          <w:sz w:val="20"/>
+          <w:szCs w:val="20"/>
+          <w14:ligatures w14:val="none"/>
+        </w:rPr>
+        <w:t xml:space="preserve"> → per course analytics (instructor)</w:t>
       </w:r>
     </w:p>
     <w:p>
@@ -7074,7 +9476,68 @@
           <w:szCs w:val="20"/>
           <w14:ligatures w14:val="none"/>
         </w:rPr>
-        <w:t>GET    /api/analytics/student/:studentId → per student analytics (instructor)</w:t>
+        <w:t>GET    /</w:t>
+      </w:r>
+      <w:proofErr w:type="spellStart"/>
+      <w:r>
+        <w:rPr>
+          <w:rFonts w:ascii="var(--font-mono)" w:eastAsia="Times New Roman" w:hAnsi="var(--font-mono)" w:cs="Courier New"/>
+          <w:color w:val="14181F"/>
+          <w:kern w:val="0"/>
+          <w:sz w:val="20"/>
+          <w:szCs w:val="20"/>
+          <w14:ligatures w14:val="none"/>
+        </w:rPr>
+        <w:t>api</w:t>
+      </w:r>
+      <w:proofErr w:type="spellEnd"/>
+      <w:r>
+        <w:rPr>
+          <w:rFonts w:ascii="var(--font-mono)" w:eastAsia="Times New Roman" w:hAnsi="var(--font-mono)" w:cs="Courier New"/>
+          <w:color w:val="14181F"/>
+          <w:kern w:val="0"/>
+          <w:sz w:val="20"/>
+          <w:szCs w:val="20"/>
+          <w14:ligatures w14:val="none"/>
+        </w:rPr>
+        <w:t>/analytics/student</w:t>
+      </w:r>
+      <w:proofErr w:type="gramStart"/>
+      <w:r>
+        <w:rPr>
+          <w:rFonts w:ascii="var(--font-mono)" w:eastAsia="Times New Roman" w:hAnsi="var(--font-mono)" w:cs="Courier New"/>
+          <w:color w:val="14181F"/>
+          <w:kern w:val="0"/>
+          <w:sz w:val="20"/>
+          <w:szCs w:val="20"/>
+          <w14:ligatures w14:val="none"/>
+        </w:rPr>
+        <w:t>/:</w:t>
+      </w:r>
+      <w:proofErr w:type="spellStart"/>
+      <w:r>
+        <w:rPr>
+          <w:rFonts w:ascii="var(--font-mono)" w:eastAsia="Times New Roman" w:hAnsi="var(--font-mono)" w:cs="Courier New"/>
+          <w:color w:val="14181F"/>
+          <w:kern w:val="0"/>
+          <w:sz w:val="20"/>
+          <w:szCs w:val="20"/>
+          <w14:ligatures w14:val="none"/>
+        </w:rPr>
+        <w:t>studentId</w:t>
+      </w:r>
+      <w:proofErr w:type="spellEnd"/>
+      <w:proofErr w:type="gramEnd"/>
+      <w:r>
+        <w:rPr>
+          <w:rFonts w:ascii="var(--font-mono)" w:eastAsia="Times New Roman" w:hAnsi="var(--font-mono)" w:cs="Courier New"/>
+          <w:color w:val="14181F"/>
+          <w:kern w:val="0"/>
+          <w:sz w:val="20"/>
+          <w:szCs w:val="20"/>
+          <w14:ligatures w14:val="none"/>
+        </w:rPr>
+        <w:t xml:space="preserve"> → per student analytics (instructor)</w:t>
       </w:r>
     </w:p>
     <w:p>
@@ -7121,7 +9584,31 @@
           <w:szCs w:val="20"/>
           <w14:ligatures w14:val="none"/>
         </w:rPr>
-        <w:t>GET    /api/analytics/student/me      → student's own analytics</w:t>
+        <w:t>GET    /</w:t>
+      </w:r>
+      <w:proofErr w:type="spellStart"/>
+      <w:r>
+        <w:rPr>
+          <w:rFonts w:ascii="var(--font-mono)" w:eastAsia="Times New Roman" w:hAnsi="var(--font-mono)" w:cs="Courier New"/>
+          <w:color w:val="14181F"/>
+          <w:kern w:val="0"/>
+          <w:sz w:val="20"/>
+          <w:szCs w:val="20"/>
+          <w14:ligatures w14:val="none"/>
+        </w:rPr>
+        <w:t>api</w:t>
+      </w:r>
+      <w:proofErr w:type="spellEnd"/>
+      <w:r>
+        <w:rPr>
+          <w:rFonts w:ascii="var(--font-mono)" w:eastAsia="Times New Roman" w:hAnsi="var(--font-mono)" w:cs="Courier New"/>
+          <w:color w:val="14181F"/>
+          <w:kern w:val="0"/>
+          <w:sz w:val="20"/>
+          <w:szCs w:val="20"/>
+          <w14:ligatures w14:val="none"/>
+        </w:rPr>
+        <w:t>/analytics/student/me      → student's own analytics</w:t>
       </w:r>
     </w:p>
     <w:p>
@@ -7173,6 +9660,7 @@
           <w:szCs w:val="36"/>
           <w14:ligatures w14:val="none"/>
         </w:rPr>
+        <w:lastRenderedPageBreak/>
         <w:t>Summary Count</w:t>
       </w:r>
     </w:p>
@@ -8165,15 +10653,1627 @@
           </w:p>
         </w:tc>
       </w:tr>
+      <w:tr>
+        <w:trPr>
+          <w:tblCellSpacing w:w="15" w:type="dxa"/>
+        </w:trPr>
+        <w:tc>
+          <w:tcPr>
+            <w:tcW w:w="0" w:type="auto"/>
+            <w:vAlign w:val="center"/>
+          </w:tcPr>
+          <w:p>
+            <w:pPr>
+              <w:spacing w:after="0" w:line="240" w:lineRule="auto"/>
+              <w:rPr>
+                <w:rFonts w:ascii="Times New Roman" w:eastAsia="Times New Roman" w:hAnsi="Times New Roman" w:cs="Times New Roman"/>
+                <w:b/>
+                <w:bCs/>
+                <w:kern w:val="0"/>
+                <w14:ligatures w14:val="none"/>
+              </w:rPr>
+            </w:pPr>
+          </w:p>
+        </w:tc>
+        <w:tc>
+          <w:tcPr>
+            <w:tcW w:w="0" w:type="auto"/>
+            <w:vAlign w:val="center"/>
+          </w:tcPr>
+          <w:p>
+            <w:pPr>
+              <w:spacing w:after="0" w:line="240" w:lineRule="auto"/>
+              <w:rPr>
+                <w:rFonts w:ascii="Times New Roman" w:eastAsia="Times New Roman" w:hAnsi="Times New Roman" w:cs="Times New Roman"/>
+                <w:b/>
+                <w:bCs/>
+                <w:kern w:val="0"/>
+                <w14:ligatures w14:val="none"/>
+              </w:rPr>
+            </w:pPr>
+          </w:p>
+        </w:tc>
+        <w:tc>
+          <w:tcPr>
+            <w:tcW w:w="0" w:type="auto"/>
+            <w:vAlign w:val="center"/>
+          </w:tcPr>
+          <w:p>
+            <w:pPr>
+              <w:spacing w:after="0" w:line="240" w:lineRule="auto"/>
+              <w:rPr>
+                <w:rFonts w:ascii="Times New Roman" w:eastAsia="Times New Roman" w:hAnsi="Times New Roman" w:cs="Times New Roman"/>
+                <w:kern w:val="0"/>
+                <w14:ligatures w14:val="none"/>
+              </w:rPr>
+            </w:pPr>
+          </w:p>
+        </w:tc>
+      </w:tr>
+      <w:tr>
+        <w:trPr>
+          <w:tblCellSpacing w:w="15" w:type="dxa"/>
+        </w:trPr>
+        <w:tc>
+          <w:tcPr>
+            <w:tcW w:w="0" w:type="auto"/>
+            <w:vAlign w:val="center"/>
+          </w:tcPr>
+          <w:p>
+            <w:pPr>
+              <w:spacing w:after="0" w:line="240" w:lineRule="auto"/>
+              <w:rPr>
+                <w:rFonts w:ascii="Times New Roman" w:eastAsia="Times New Roman" w:hAnsi="Times New Roman" w:cs="Times New Roman"/>
+                <w:b/>
+                <w:bCs/>
+                <w:kern w:val="0"/>
+                <w14:ligatures w14:val="none"/>
+              </w:rPr>
+            </w:pPr>
+          </w:p>
+        </w:tc>
+        <w:tc>
+          <w:tcPr>
+            <w:tcW w:w="0" w:type="auto"/>
+            <w:vAlign w:val="center"/>
+          </w:tcPr>
+          <w:p>
+            <w:pPr>
+              <w:spacing w:after="0" w:line="240" w:lineRule="auto"/>
+              <w:rPr>
+                <w:rFonts w:ascii="Times New Roman" w:eastAsia="Times New Roman" w:hAnsi="Times New Roman" w:cs="Times New Roman"/>
+                <w:b/>
+                <w:bCs/>
+                <w:kern w:val="0"/>
+                <w14:ligatures w14:val="none"/>
+              </w:rPr>
+            </w:pPr>
+          </w:p>
+        </w:tc>
+        <w:tc>
+          <w:tcPr>
+            <w:tcW w:w="0" w:type="auto"/>
+            <w:vAlign w:val="center"/>
+          </w:tcPr>
+          <w:p>
+            <w:pPr>
+              <w:spacing w:after="0" w:line="240" w:lineRule="auto"/>
+              <w:rPr>
+                <w:rFonts w:ascii="Times New Roman" w:eastAsia="Times New Roman" w:hAnsi="Times New Roman" w:cs="Times New Roman"/>
+                <w:kern w:val="0"/>
+                <w14:ligatures w14:val="none"/>
+              </w:rPr>
+            </w:pPr>
+          </w:p>
+        </w:tc>
+      </w:tr>
     </w:tbl>
     <w:p>
       <w:pPr>
         <w:spacing w:line="240" w:lineRule="auto"/>
       </w:pPr>
+    </w:p>
+    <w:p>
+      <w:pPr>
+        <w:spacing w:line="240" w:lineRule="auto"/>
+      </w:pPr>
+      <w:r>
+        <w:rPr>
+          <w:noProof/>
+        </w:rPr>
+        <w:lastRenderedPageBreak/>
+        <w:drawing>
+          <wp:inline distT="0" distB="0" distL="0" distR="0" wp14:anchorId="6EE6B6C8" wp14:editId="2F0438F5">
+            <wp:extent cx="5943600" cy="7174230"/>
+            <wp:effectExtent l="0" t="0" r="0" b="0"/>
+            <wp:docPr id="1489736634" name="Picture 1"/>
+            <wp:cNvGraphicFramePr>
+              <a:graphicFrameLocks xmlns:a="http://schemas.openxmlformats.org/drawingml/2006/main" noChangeAspect="1"/>
+            </wp:cNvGraphicFramePr>
+            <a:graphic xmlns:a="http://schemas.openxmlformats.org/drawingml/2006/main">
+              <a:graphicData uri="http://schemas.openxmlformats.org/drawingml/2006/picture">
+                <pic:pic xmlns:pic="http://schemas.openxmlformats.org/drawingml/2006/picture">
+                  <pic:nvPicPr>
+                    <pic:cNvPr id="1489736634" name=""/>
+                    <pic:cNvPicPr/>
+                  </pic:nvPicPr>
+                  <pic:blipFill>
+                    <a:blip r:embed="rId5"/>
+                    <a:stretch>
+                      <a:fillRect/>
+                    </a:stretch>
+                  </pic:blipFill>
+                  <pic:spPr>
+                    <a:xfrm>
+                      <a:off x="0" y="0"/>
+                      <a:ext cx="5943600" cy="7174230"/>
+                    </a:xfrm>
+                    <a:prstGeom prst="rect">
+                      <a:avLst/>
+                    </a:prstGeom>
+                  </pic:spPr>
+                </pic:pic>
+              </a:graphicData>
+            </a:graphic>
+          </wp:inline>
+        </w:drawing>
+      </w:r>
+    </w:p>
+    <w:p>
+      <w:pPr>
+        <w:spacing w:line="240" w:lineRule="auto"/>
+      </w:pPr>
+      <w:r>
+        <w:t>1. Browser makes request (e.g. GET /</w:t>
+      </w:r>
+      <w:proofErr w:type="spellStart"/>
+      <w:r>
+        <w:t>api</w:t>
+      </w:r>
+      <w:proofErr w:type="spellEnd"/>
+      <w:r>
+        <w:t>/courses)</w:t>
+      </w:r>
+    </w:p>
+    <w:p>
+      <w:pPr>
+        <w:spacing w:line="240" w:lineRule="auto"/>
+      </w:pPr>
+      <w:r>
+        <w:t xml:space="preserve">        ↓</w:t>
+      </w:r>
+    </w:p>
+    <w:p>
+      <w:pPr>
+        <w:spacing w:line="240" w:lineRule="auto"/>
+      </w:pPr>
+      <w:r>
+        <w:t xml:space="preserve">2. </w:t>
+      </w:r>
+      <w:proofErr w:type="spellStart"/>
+      <w:r>
+        <w:t>axios.ts</w:t>
+      </w:r>
+      <w:proofErr w:type="spellEnd"/>
+      <w:r>
+        <w:t xml:space="preserve"> attaches Bearer token automatically</w:t>
+      </w:r>
+    </w:p>
+    <w:p>
+      <w:pPr>
+        <w:spacing w:line="240" w:lineRule="auto"/>
+      </w:pPr>
+      <w:r>
+        <w:t xml:space="preserve">        ↓</w:t>
+      </w:r>
+    </w:p>
+    <w:p>
+      <w:pPr>
+        <w:spacing w:line="240" w:lineRule="auto"/>
+      </w:pPr>
+      <w:r>
+        <w:t>3. Express receives it in index.js</w:t>
+      </w:r>
+    </w:p>
+    <w:p>
+      <w:pPr>
+        <w:spacing w:line="240" w:lineRule="auto"/>
+      </w:pPr>
+      <w:r>
+        <w:t xml:space="preserve">        ↓</w:t>
+      </w:r>
+    </w:p>
+    <w:p>
+      <w:pPr>
+        <w:spacing w:line="240" w:lineRule="auto"/>
+      </w:pPr>
+      <w:r>
+        <w:lastRenderedPageBreak/>
+        <w:t>4. Routes file handles it (courses.js)</w:t>
+      </w:r>
+    </w:p>
+    <w:p>
+      <w:pPr>
+        <w:spacing w:line="240" w:lineRule="auto"/>
+      </w:pPr>
+      <w:r>
+        <w:t xml:space="preserve">        ↓</w:t>
+      </w:r>
+    </w:p>
+    <w:p>
+      <w:pPr>
+        <w:spacing w:line="240" w:lineRule="auto"/>
+      </w:pPr>
+      <w:r>
+        <w:t xml:space="preserve">5. </w:t>
+      </w:r>
+      <w:proofErr w:type="spellStart"/>
+      <w:r>
+        <w:t>authMiddleware</w:t>
+      </w:r>
+      <w:proofErr w:type="spellEnd"/>
+      <w:r>
+        <w:t xml:space="preserve"> checks token → sets </w:t>
+      </w:r>
+      <w:proofErr w:type="spellStart"/>
+      <w:r>
+        <w:t>req.user</w:t>
+      </w:r>
+      <w:proofErr w:type="spellEnd"/>
+    </w:p>
+    <w:p>
+      <w:pPr>
+        <w:spacing w:line="240" w:lineRule="auto"/>
+      </w:pPr>
+      <w:r>
+        <w:t xml:space="preserve">6. </w:t>
+      </w:r>
+      <w:proofErr w:type="spellStart"/>
+      <w:r>
+        <w:t>allowRoles</w:t>
+      </w:r>
+      <w:proofErr w:type="spellEnd"/>
+      <w:r>
+        <w:t xml:space="preserve"> checks role → blocks wrong roles</w:t>
+      </w:r>
+    </w:p>
+    <w:p>
+      <w:pPr>
+        <w:spacing w:line="240" w:lineRule="auto"/>
+      </w:pPr>
+      <w:r>
+        <w:t xml:space="preserve">        ↓</w:t>
+      </w:r>
+    </w:p>
+    <w:p>
+      <w:pPr>
+        <w:spacing w:line="240" w:lineRule="auto"/>
+      </w:pPr>
+      <w:r>
+        <w:t>7. Prisma queries MySQL</w:t>
+      </w:r>
+    </w:p>
+    <w:p>
+      <w:pPr>
+        <w:spacing w:line="240" w:lineRule="auto"/>
+      </w:pPr>
+      <w:r>
+        <w:t xml:space="preserve">        ↓</w:t>
+      </w:r>
+    </w:p>
+    <w:p>
+      <w:pPr>
+        <w:spacing w:line="240" w:lineRule="auto"/>
+      </w:pPr>
+      <w:r>
+        <w:t>8. Response goes back to browser</w:t>
+      </w:r>
+    </w:p>
+    <w:p>
+      <w:pPr>
+        <w:spacing w:line="240" w:lineRule="auto"/>
+      </w:pPr>
+      <w:r>
+        <w:t xml:space="preserve">        ↓</w:t>
+      </w:r>
+    </w:p>
+    <w:p>
+      <w:pPr>
+        <w:spacing w:line="240" w:lineRule="auto"/>
+      </w:pPr>
+      <w:r>
+        <w:t xml:space="preserve">9. </w:t>
+      </w:r>
+      <w:proofErr w:type="spellStart"/>
+      <w:r>
+        <w:t>Zustand</w:t>
+      </w:r>
+      <w:proofErr w:type="spellEnd"/>
+      <w:r>
+        <w:t xml:space="preserve"> store updates → UI re-renders</w:t>
+      </w:r>
+    </w:p>
+    <w:p>
+      <w:pPr>
+        <w:spacing w:line="240" w:lineRule="auto"/>
+      </w:pPr>
+      <w:r>
+        <w:t xml:space="preserve">Any keyword is creating err so I used unknown keyword so that is doing what is typecast in obj and lying that flow is err-&gt; response-&gt; message if </w:t>
+      </w:r>
+      <w:proofErr w:type="spellStart"/>
+      <w:r>
+        <w:t>any thing</w:t>
+      </w:r>
+      <w:proofErr w:type="spellEnd"/>
+      <w:r>
+        <w:t xml:space="preserve"> will crash it will </w:t>
+      </w:r>
+      <w:proofErr w:type="spellStart"/>
+      <w:r>
+        <w:t>fallback</w:t>
+      </w:r>
+      <w:proofErr w:type="spellEnd"/>
+      <w:r>
+        <w:t xml:space="preserve"> to failed login </w:t>
+      </w:r>
+    </w:p>
+    <w:p>
+      <w:pPr>
+        <w:spacing w:line="240" w:lineRule="auto"/>
+      </w:pPr>
+      <w:r>
+        <w:t>unknown → type cast</w:t>
+      </w:r>
+    </w:p>
+    <w:p>
+      <w:pPr>
+        <w:spacing w:line="240" w:lineRule="auto"/>
+      </w:pPr>
+      <w:r>
+        <w:t xml:space="preserve">      ↓</w:t>
+      </w:r>
+    </w:p>
+    <w:p>
+      <w:pPr>
+        <w:spacing w:line="240" w:lineRule="auto"/>
+      </w:pPr>
+      <w:r>
+        <w:t>optional chaining</w:t>
+      </w:r>
+    </w:p>
+    <w:p>
+      <w:pPr>
+        <w:spacing w:line="240" w:lineRule="auto"/>
+      </w:pPr>
+      <w:r>
+        <w:t xml:space="preserve">      ↓</w:t>
+      </w:r>
+    </w:p>
+    <w:p>
+      <w:pPr>
+        <w:spacing w:line="240" w:lineRule="auto"/>
+      </w:pPr>
+      <w:r>
+        <w:t xml:space="preserve">fallback </w:t>
+      </w:r>
+      <w:proofErr w:type="spellStart"/>
+      <w:r>
+        <w:t>mes</w:t>
+      </w:r>
+      <w:proofErr w:type="spellEnd"/>
+    </w:p>
+    <w:p>
+      <w:pPr>
+        <w:spacing w:line="240" w:lineRule="auto"/>
+      </w:pPr>
+      <w:r>
+        <w:t xml:space="preserve">Added new field? → </w:t>
+      </w:r>
+      <w:proofErr w:type="spellStart"/>
+      <w:r>
+        <w:t>npx</w:t>
+      </w:r>
+      <w:proofErr w:type="spellEnd"/>
+      <w:r>
+        <w:t xml:space="preserve"> </w:t>
+      </w:r>
+      <w:proofErr w:type="spellStart"/>
+      <w:r>
+        <w:t>prisma</w:t>
+      </w:r>
+      <w:proofErr w:type="spellEnd"/>
+      <w:r>
+        <w:t xml:space="preserve"> migrate dev --name </w:t>
+      </w:r>
+      <w:proofErr w:type="spellStart"/>
+      <w:r>
+        <w:t>describe_what_changed</w:t>
+      </w:r>
+      <w:proofErr w:type="spellEnd"/>
+      <w:r>
+        <w:t xml:space="preserve"> </w:t>
+      </w:r>
+    </w:p>
+    <w:p>
+      <w:pPr>
+        <w:spacing w:line="240" w:lineRule="auto"/>
+      </w:pPr>
+      <w:r>
+        <w:t xml:space="preserve">Changed field type? → </w:t>
+      </w:r>
+      <w:proofErr w:type="spellStart"/>
+      <w:r>
+        <w:t>npx</w:t>
+      </w:r>
+      <w:proofErr w:type="spellEnd"/>
+      <w:r>
+        <w:t xml:space="preserve"> </w:t>
+      </w:r>
+      <w:proofErr w:type="spellStart"/>
+      <w:r>
+        <w:t>prisma</w:t>
+      </w:r>
+      <w:proofErr w:type="spellEnd"/>
+      <w:r>
+        <w:t xml:space="preserve"> migrate dev --name </w:t>
+      </w:r>
+      <w:proofErr w:type="spellStart"/>
+      <w:r>
+        <w:t>describe_what_changed</w:t>
+      </w:r>
+      <w:proofErr w:type="spellEnd"/>
+      <w:r>
+        <w:t xml:space="preserve"> </w:t>
+      </w:r>
+    </w:p>
+    <w:p>
+      <w:pPr>
+        <w:spacing w:line="240" w:lineRule="auto"/>
+      </w:pPr>
+      <w:r>
+        <w:t xml:space="preserve">Renamed field? → </w:t>
+      </w:r>
+      <w:proofErr w:type="spellStart"/>
+      <w:r>
+        <w:t>npx</w:t>
+      </w:r>
+      <w:proofErr w:type="spellEnd"/>
+      <w:r>
+        <w:t xml:space="preserve"> </w:t>
+      </w:r>
+      <w:proofErr w:type="spellStart"/>
+      <w:r>
+        <w:t>prisma</w:t>
+      </w:r>
+      <w:proofErr w:type="spellEnd"/>
+      <w:r>
+        <w:t xml:space="preserve"> migrate dev --name </w:t>
+      </w:r>
+      <w:proofErr w:type="spellStart"/>
+      <w:r>
+        <w:t>describe_what_changed</w:t>
+      </w:r>
+      <w:proofErr w:type="spellEnd"/>
+      <w:r>
+        <w:t xml:space="preserve"> </w:t>
+      </w:r>
+    </w:p>
+    <w:p>
+      <w:pPr>
+        <w:spacing w:line="240" w:lineRule="auto"/>
+      </w:pPr>
+      <w:r>
+        <w:t xml:space="preserve">Deleted field? → </w:t>
+      </w:r>
+      <w:proofErr w:type="spellStart"/>
+      <w:r>
+        <w:t>npx</w:t>
+      </w:r>
+      <w:proofErr w:type="spellEnd"/>
+      <w:r>
+        <w:t xml:space="preserve"> </w:t>
+      </w:r>
+      <w:proofErr w:type="spellStart"/>
+      <w:r>
+        <w:t>prisma</w:t>
+      </w:r>
+      <w:proofErr w:type="spellEnd"/>
+      <w:r>
+        <w:t xml:space="preserve"> migrate dev --name </w:t>
+      </w:r>
+      <w:proofErr w:type="spellStart"/>
+      <w:r>
+        <w:t>describe_what_changed</w:t>
+      </w:r>
+      <w:proofErr w:type="spellEnd"/>
+      <w:r>
+        <w:t xml:space="preserve"> </w:t>
+      </w:r>
+    </w:p>
+    <w:p>
+      <w:pPr>
+        <w:spacing w:line="240" w:lineRule="auto"/>
+      </w:pPr>
+      <w:r>
+        <w:t xml:space="preserve">ANYTHING changes in </w:t>
+      </w:r>
+      <w:proofErr w:type="spellStart"/>
+      <w:proofErr w:type="gramStart"/>
+      <w:r>
+        <w:t>schema.prisma</w:t>
+      </w:r>
+      <w:proofErr w:type="spellEnd"/>
+      <w:proofErr w:type="gramEnd"/>
+      <w:r>
+        <w:t xml:space="preserve">? → </w:t>
+      </w:r>
+      <w:proofErr w:type="spellStart"/>
+      <w:r>
+        <w:t>npx</w:t>
+      </w:r>
+      <w:proofErr w:type="spellEnd"/>
+      <w:r>
+        <w:t xml:space="preserve"> </w:t>
+      </w:r>
+      <w:proofErr w:type="spellStart"/>
+      <w:r>
+        <w:t>prisma</w:t>
+      </w:r>
+      <w:proofErr w:type="spellEnd"/>
+      <w:r>
+        <w:t xml:space="preserve"> migrate dev --name </w:t>
+      </w:r>
+      <w:proofErr w:type="spellStart"/>
+      <w:r>
+        <w:t>describe_what_changed</w:t>
+      </w:r>
+      <w:r>
+        <w:t>sage</w:t>
+      </w:r>
+      <w:proofErr w:type="spellEnd"/>
+    </w:p>
+    <w:p>
+      <w:pPr>
+        <w:spacing w:line="240" w:lineRule="auto"/>
+      </w:pPr>
+    </w:p>
+    <w:p>
+      <w:pPr>
+        <w:spacing w:line="240" w:lineRule="auto"/>
+      </w:pPr>
+      <w:r>
+        <w:t xml:space="preserve"># See if any migrations are pending </w:t>
+      </w:r>
+    </w:p>
+    <w:p>
+      <w:pPr>
+        <w:spacing w:line="240" w:lineRule="auto"/>
+      </w:pPr>
+      <w:proofErr w:type="spellStart"/>
+      <w:r>
+        <w:t>npx</w:t>
+      </w:r>
+      <w:proofErr w:type="spellEnd"/>
+      <w:r>
+        <w:t xml:space="preserve"> </w:t>
+      </w:r>
+      <w:proofErr w:type="spellStart"/>
+      <w:r>
+        <w:t>prisma</w:t>
+      </w:r>
+      <w:proofErr w:type="spellEnd"/>
+      <w:r>
+        <w:t xml:space="preserve"> migrate status </w:t>
+      </w:r>
+    </w:p>
+    <w:p>
+      <w:pPr>
+        <w:spacing w:line="240" w:lineRule="auto"/>
+      </w:pPr>
+      <w:r>
+        <w:t xml:space="preserve"># See actual DB columns </w:t>
+      </w:r>
+    </w:p>
+    <w:p>
+      <w:pPr>
+        <w:spacing w:line="240" w:lineRule="auto"/>
+      </w:pPr>
+      <w:proofErr w:type="spellStart"/>
+      <w:r>
+        <w:t>npx</w:t>
+      </w:r>
+      <w:proofErr w:type="spellEnd"/>
+      <w:r>
+        <w:t xml:space="preserve"> </w:t>
+      </w:r>
+      <w:proofErr w:type="spellStart"/>
+      <w:r>
+        <w:t>prisma</w:t>
+      </w:r>
+      <w:proofErr w:type="spellEnd"/>
+      <w:r>
+        <w:t xml:space="preserve"> studio </w:t>
+      </w:r>
+    </w:p>
+    <w:p>
+      <w:pPr>
+        <w:spacing w:line="240" w:lineRule="auto"/>
+      </w:pPr>
+      <w:r>
+        <w:t># Sync schema with DB (read only check)</w:t>
+      </w:r>
+    </w:p>
+    <w:p>
+      <w:pPr>
+        <w:spacing w:line="240" w:lineRule="auto"/>
+      </w:pPr>
+      <w:r>
+        <w:t xml:space="preserve"> </w:t>
+      </w:r>
+      <w:proofErr w:type="spellStart"/>
+      <w:r>
+        <w:t>npx</w:t>
+      </w:r>
+      <w:proofErr w:type="spellEnd"/>
+      <w:r>
+        <w:t xml:space="preserve"> </w:t>
+      </w:r>
+      <w:proofErr w:type="spellStart"/>
+      <w:r>
+        <w:t>prisma</w:t>
+      </w:r>
+      <w:proofErr w:type="spellEnd"/>
+      <w:r>
+        <w:t xml:space="preserve"> </w:t>
+      </w:r>
+      <w:proofErr w:type="spellStart"/>
+      <w:r>
+        <w:t>db</w:t>
+      </w:r>
+      <w:proofErr w:type="spellEnd"/>
+      <w:r>
+        <w:t xml:space="preserve"> pull</w:t>
+      </w:r>
+    </w:p>
+    <w:p>
+      <w:pPr>
+        <w:pStyle w:val="ListParagraph"/>
+        <w:numPr>
+          <w:ilvl w:val="0"/>
+          <w:numId w:val="24"/>
+        </w:numPr>
+        <w:spacing w:line="240" w:lineRule="auto"/>
+      </w:pPr>
+      <w:r>
+        <w:t xml:space="preserve">student performance dashboard -top </w:t>
+      </w:r>
+      <w:proofErr w:type="spellStart"/>
+      <w:r>
+        <w:t>perfroms</w:t>
+      </w:r>
+      <w:proofErr w:type="spellEnd"/>
+      <w:r>
+        <w:t xml:space="preserve">, low </w:t>
+      </w:r>
+      <w:proofErr w:type="spellStart"/>
+      <w:r>
+        <w:t>perfrom</w:t>
+      </w:r>
+      <w:proofErr w:type="spellEnd"/>
+      <w:r>
+        <w:t xml:space="preserve">, subject wise </w:t>
+      </w:r>
+      <w:proofErr w:type="gramStart"/>
+      <w:r>
+        <w:t xml:space="preserve">analysis,   </w:t>
+      </w:r>
+      <w:proofErr w:type="gramEnd"/>
+      <w:r>
+        <w:t xml:space="preserve"> progress graph</w:t>
+      </w:r>
+    </w:p>
+    <w:p>
+      <w:pPr>
+        <w:pStyle w:val="ListParagraph"/>
+        <w:numPr>
+          <w:ilvl w:val="0"/>
+          <w:numId w:val="24"/>
+        </w:numPr>
+        <w:spacing w:line="240" w:lineRule="auto"/>
+      </w:pPr>
+      <w:r>
+        <w:t>smart assignment deadline- deadline reminders, overdue alerts, countdown timer</w:t>
+      </w:r>
+    </w:p>
+    <w:p>
+      <w:pPr>
+        <w:pStyle w:val="ListParagraph"/>
+        <w:numPr>
+          <w:ilvl w:val="0"/>
+          <w:numId w:val="24"/>
+        </w:numPr>
+        <w:spacing w:line="240" w:lineRule="auto"/>
+      </w:pPr>
+      <w:r>
+        <w:lastRenderedPageBreak/>
+        <w:t>student progress tacker – completed lectures, pending modules, quiz completion</w:t>
+      </w:r>
+    </w:p>
+    <w:p>
+      <w:pPr>
+        <w:pStyle w:val="ListParagraph"/>
+        <w:numPr>
+          <w:ilvl w:val="0"/>
+          <w:numId w:val="24"/>
+        </w:numPr>
+        <w:spacing w:line="240" w:lineRule="auto"/>
+      </w:pPr>
+      <w:r>
+        <w:t>peer discussion forum – ask question, reply to others students, upvote answer</w:t>
+      </w:r>
+    </w:p>
+    <w:p>
+      <w:pPr>
+        <w:pStyle w:val="ListParagraph"/>
+        <w:numPr>
+          <w:ilvl w:val="0"/>
+          <w:numId w:val="24"/>
+        </w:numPr>
+        <w:spacing w:line="240" w:lineRule="auto"/>
+      </w:pPr>
+      <w:r>
+        <w:t>course recommendation based on completed courses</w:t>
+      </w:r>
+    </w:p>
+    <w:p>
+      <w:pPr>
+        <w:pStyle w:val="ListParagraph"/>
+        <w:numPr>
+          <w:ilvl w:val="0"/>
+          <w:numId w:val="24"/>
+        </w:numPr>
+        <w:spacing w:line="240" w:lineRule="auto"/>
+      </w:pPr>
+      <w:r>
+        <w:t>leader board system</w:t>
+      </w:r>
+      <w:r>
+        <w:br/>
+      </w:r>
+    </w:p>
+    <w:p>
+      <w:pPr>
+        <w:spacing w:line="240" w:lineRule="auto"/>
+        <w:ind w:left="360"/>
+      </w:pPr>
+      <w:proofErr w:type="spellStart"/>
+      <w:r>
+        <w:t>FFmpeg</w:t>
+      </w:r>
+      <w:proofErr w:type="spellEnd"/>
+      <w:r>
+        <w:t xml:space="preserve"> compression</w:t>
+      </w:r>
+      <w:r>
+        <w:br/>
+        <w:t>↓</w:t>
+      </w:r>
+      <w:r>
+        <w:br/>
+        <w:t xml:space="preserve">Upload to </w:t>
+      </w:r>
+      <w:proofErr w:type="spellStart"/>
+      <w:r>
+        <w:t>Cloudinary</w:t>
+      </w:r>
+      <w:proofErr w:type="spellEnd"/>
+      <w:r>
+        <w:br/>
+        <w:t>↓</w:t>
+      </w:r>
+      <w:r>
+        <w:br/>
+        <w:t>Private video</w:t>
+      </w:r>
+      <w:r>
+        <w:br/>
+        <w:t>↓</w:t>
+      </w:r>
+      <w:r>
+        <w:br/>
+        <w:t>Signed URL</w:t>
+      </w:r>
+      <w:r>
+        <w:br/>
+        <w:t>↓</w:t>
+      </w:r>
+      <w:r>
+        <w:br/>
+        <w:t>Video player</w:t>
+      </w:r>
+      <w:r>
+        <w:br/>
+        <w:t>↓</w:t>
+      </w:r>
+      <w:r>
+        <w:br/>
+        <w:t>Watermark overlay</w:t>
+      </w:r>
+    </w:p>
+    <w:p>
+      <w:pPr>
+        <w:spacing w:line="240" w:lineRule="auto"/>
+        <w:rPr>
+          <w:b/>
+          <w:bCs/>
+          <w:sz w:val="28"/>
+          <w:szCs w:val="28"/>
+        </w:rPr>
+      </w:pPr>
+      <w:r>
+        <w:rPr>
+          <w:b/>
+          <w:bCs/>
+          <w:sz w:val="28"/>
+          <w:szCs w:val="28"/>
+        </w:rPr>
+        <w:t xml:space="preserve">Steps to stop screen recording and video recording </w:t>
+      </w:r>
+    </w:p>
+    <w:p>
+      <w:pPr>
+        <w:spacing w:line="240" w:lineRule="auto"/>
+        <w:ind w:left="360"/>
+        <w:rPr>
+          <w:b/>
+          <w:bCs/>
+        </w:rPr>
+      </w:pPr>
+      <w:r>
+        <w:rPr>
+          <w:b/>
+          <w:bCs/>
+        </w:rPr>
+        <w:t>1️</w:t>
+      </w:r>
+      <w:r>
+        <w:rPr>
+          <w:rFonts w:ascii="Segoe UI Symbol" w:hAnsi="Segoe UI Symbol" w:cs="Segoe UI Symbol"/>
+          <w:b/>
+          <w:bCs/>
+        </w:rPr>
+        <w:t>⃣</w:t>
+      </w:r>
+      <w:r>
+        <w:rPr>
+          <w:b/>
+          <w:bCs/>
+        </w:rPr>
+        <w:t xml:space="preserve"> Use DRM (Real Professional Protection)</w:t>
+      </w:r>
+      <w:r>
+        <w:rPr>
+          <w:b/>
+          <w:bCs/>
+        </w:rPr>
+        <w:t xml:space="preserve"> </w:t>
+      </w:r>
+    </w:p>
+    <w:p>
+      <w:pPr>
+        <w:spacing w:line="240" w:lineRule="auto"/>
+        <w:ind w:left="360"/>
+      </w:pPr>
+      <w:r>
+        <w:t xml:space="preserve">The only strong protection is </w:t>
+      </w:r>
+      <w:r>
+        <w:rPr>
+          <w:b/>
+          <w:bCs/>
+        </w:rPr>
+        <w:t>DRM (Digital Rights Management)</w:t>
+      </w:r>
+      <w:r>
+        <w:t>.</w:t>
+      </w:r>
+    </w:p>
+    <w:p>
+      <w:pPr>
+        <w:spacing w:line="240" w:lineRule="auto"/>
+        <w:ind w:left="360"/>
+      </w:pPr>
+      <w:r>
+        <w:t>Examples:</w:t>
+      </w:r>
+    </w:p>
+    <w:p>
+      <w:pPr>
+        <w:numPr>
+          <w:ilvl w:val="0"/>
+          <w:numId w:val="25"/>
+        </w:numPr>
+        <w:spacing w:line="240" w:lineRule="auto"/>
+      </w:pPr>
+      <w:r>
+        <w:t xml:space="preserve">Google </w:t>
+      </w:r>
+      <w:proofErr w:type="spellStart"/>
+      <w:r>
+        <w:t>Widevine</w:t>
+      </w:r>
+      <w:proofErr w:type="spellEnd"/>
+    </w:p>
+    <w:p>
+      <w:pPr>
+        <w:numPr>
+          <w:ilvl w:val="0"/>
+          <w:numId w:val="25"/>
+        </w:numPr>
+        <w:spacing w:line="240" w:lineRule="auto"/>
+      </w:pPr>
+      <w:r>
+        <w:t xml:space="preserve">Apple </w:t>
+      </w:r>
+      <w:proofErr w:type="spellStart"/>
+      <w:r>
+        <w:t>FairPlay</w:t>
+      </w:r>
+      <w:proofErr w:type="spellEnd"/>
+    </w:p>
+    <w:p>
+      <w:pPr>
+        <w:numPr>
+          <w:ilvl w:val="0"/>
+          <w:numId w:val="25"/>
+        </w:numPr>
+        <w:spacing w:line="240" w:lineRule="auto"/>
+      </w:pPr>
+      <w:r>
+        <w:t>Microsoft PlayReady</w:t>
+      </w:r>
+    </w:p>
+    <w:p>
+      <w:pPr>
+        <w:spacing w:line="240" w:lineRule="auto"/>
+        <w:ind w:left="360"/>
+      </w:pPr>
+      <w:r>
+        <w:t>These systems:</w:t>
+      </w:r>
+    </w:p>
+    <w:p>
+      <w:pPr>
+        <w:numPr>
+          <w:ilvl w:val="0"/>
+          <w:numId w:val="26"/>
+        </w:numPr>
+        <w:spacing w:line="240" w:lineRule="auto"/>
+      </w:pPr>
+      <w:r>
+        <w:t>encrypt videos</w:t>
+      </w:r>
+      <w:r>
+        <w:t xml:space="preserve">, </w:t>
+      </w:r>
+      <w:r>
+        <w:t>block easy downloads</w:t>
+      </w:r>
+      <w:r>
+        <w:t xml:space="preserve">, </w:t>
+      </w:r>
+      <w:r>
+        <w:t>sometimes block screen capture in some environments</w:t>
+      </w:r>
+    </w:p>
+    <w:p>
+      <w:pPr>
+        <w:spacing w:line="240" w:lineRule="auto"/>
+        <w:ind w:left="360"/>
+      </w:pPr>
+      <w:r>
+        <w:t xml:space="preserve">But DRM is </w:t>
+      </w:r>
+      <w:r>
+        <w:rPr>
+          <w:b/>
+          <w:bCs/>
+        </w:rPr>
+        <w:t>complex and expensive</w:t>
+      </w:r>
+      <w:r>
+        <w:t xml:space="preserve">, so it is </w:t>
+      </w:r>
+      <w:r>
+        <w:rPr>
+          <w:b/>
+          <w:bCs/>
+        </w:rPr>
+        <w:t>not suitable for a student LMS project</w:t>
+      </w:r>
+      <w:r>
+        <w:t>.</w:t>
+      </w:r>
+    </w:p>
+    <w:p>
+      <w:pPr>
+        <w:spacing w:line="240" w:lineRule="auto"/>
+      </w:pPr>
+    </w:p>
+    <w:p>
+      <w:pPr>
+        <w:spacing w:line="240" w:lineRule="auto"/>
+        <w:ind w:left="360"/>
+        <w:rPr>
+          <w:b/>
+          <w:bCs/>
+        </w:rPr>
+      </w:pPr>
+      <w:r>
+        <w:rPr>
+          <w:b/>
+          <w:bCs/>
+        </w:rPr>
+        <w:t>2️</w:t>
+      </w:r>
+      <w:r>
+        <w:rPr>
+          <w:rFonts w:ascii="Segoe UI Symbol" w:hAnsi="Segoe UI Symbol" w:cs="Segoe UI Symbol"/>
+          <w:b/>
+          <w:bCs/>
+        </w:rPr>
+        <w:t>⃣</w:t>
+      </w:r>
+      <w:r>
+        <w:rPr>
+          <w:b/>
+          <w:bCs/>
+        </w:rPr>
+        <w:t xml:space="preserve"> Disable Basic Screenshot Attempts (Limited)</w:t>
+      </w:r>
+    </w:p>
+    <w:p>
+      <w:pPr>
+        <w:spacing w:line="240" w:lineRule="auto"/>
+        <w:ind w:left="360"/>
+      </w:pPr>
+      <w:r>
+        <w:t xml:space="preserve">You can try small tricks in JavaScript like detecting </w:t>
+      </w:r>
+      <w:proofErr w:type="spellStart"/>
+      <w:r>
+        <w:rPr>
+          <w:b/>
+          <w:bCs/>
+        </w:rPr>
+        <w:t>PrintScreen</w:t>
+      </w:r>
+      <w:proofErr w:type="spellEnd"/>
+      <w:r>
+        <w:t>.</w:t>
+      </w:r>
+    </w:p>
+    <w:p>
+      <w:pPr>
+        <w:spacing w:line="240" w:lineRule="auto"/>
+        <w:ind w:left="360"/>
+      </w:pPr>
+      <w:r>
+        <w:t>Example idea:</w:t>
+      </w:r>
+    </w:p>
+    <w:p>
+      <w:pPr>
+        <w:spacing w:line="240" w:lineRule="auto"/>
+        <w:ind w:left="360"/>
+      </w:pPr>
+      <w:proofErr w:type="spellStart"/>
+      <w:proofErr w:type="gramStart"/>
+      <w:r>
+        <w:t>document.addEventListener</w:t>
+      </w:r>
+      <w:proofErr w:type="spellEnd"/>
+      <w:proofErr w:type="gramEnd"/>
+      <w:r>
+        <w:t>("</w:t>
+      </w:r>
+      <w:proofErr w:type="spellStart"/>
+      <w:r>
+        <w:t>keyup</w:t>
+      </w:r>
+      <w:proofErr w:type="spellEnd"/>
+      <w:r>
+        <w:t>", (e) =&gt; {</w:t>
+      </w:r>
+      <w:r>
+        <w:br/>
+        <w:t xml:space="preserve">  if (</w:t>
+      </w:r>
+      <w:proofErr w:type="spellStart"/>
+      <w:r>
+        <w:t>e.key</w:t>
+      </w:r>
+      <w:proofErr w:type="spellEnd"/>
+      <w:r>
+        <w:t xml:space="preserve"> === "</w:t>
+      </w:r>
+      <w:proofErr w:type="spellStart"/>
+      <w:r>
+        <w:t>PrintScreen</w:t>
+      </w:r>
+      <w:proofErr w:type="spellEnd"/>
+      <w:r>
+        <w:t>") {</w:t>
+      </w:r>
+      <w:r>
+        <w:br/>
+        <w:t xml:space="preserve">    </w:t>
+      </w:r>
+      <w:proofErr w:type="gramStart"/>
+      <w:r>
+        <w:t>alert(</w:t>
+      </w:r>
+      <w:proofErr w:type="gramEnd"/>
+      <w:r>
+        <w:t>"Screenshots are not allowed");</w:t>
+      </w:r>
+      <w:r>
+        <w:br/>
+        <w:t xml:space="preserve">  }</w:t>
+      </w:r>
+      <w:r>
+        <w:br/>
+        <w:t>});</w:t>
+      </w:r>
+    </w:p>
+    <w:p>
+      <w:pPr>
+        <w:spacing w:line="240" w:lineRule="auto"/>
+        <w:ind w:left="360"/>
+      </w:pPr>
+      <w:r>
+        <w:t>But users can still:</w:t>
+      </w:r>
+    </w:p>
+    <w:p>
+      <w:pPr>
+        <w:numPr>
+          <w:ilvl w:val="0"/>
+          <w:numId w:val="27"/>
+        </w:numPr>
+        <w:spacing w:line="240" w:lineRule="auto"/>
+      </w:pPr>
+      <w:r>
+        <w:t>use another device</w:t>
+      </w:r>
+      <w:r>
+        <w:t xml:space="preserve">, </w:t>
+      </w:r>
+      <w:r>
+        <w:t>use OS tools</w:t>
+      </w:r>
+      <w:r>
+        <w:t xml:space="preserve">, </w:t>
+      </w:r>
+      <w:r>
+        <w:t>use browser extensions</w:t>
+      </w:r>
+    </w:p>
+    <w:p>
+      <w:pPr>
+        <w:spacing w:line="240" w:lineRule="auto"/>
+        <w:ind w:left="360"/>
+      </w:pPr>
+      <w:proofErr w:type="gramStart"/>
+      <w:r>
+        <w:lastRenderedPageBreak/>
+        <w:t>So</w:t>
+      </w:r>
+      <w:proofErr w:type="gramEnd"/>
+      <w:r>
+        <w:t xml:space="preserve"> this is </w:t>
+      </w:r>
+      <w:r>
+        <w:rPr>
+          <w:b/>
+          <w:bCs/>
+        </w:rPr>
+        <w:t>very weak protection</w:t>
+      </w:r>
+      <w:r>
+        <w:t>.</w:t>
+      </w:r>
+    </w:p>
+    <w:p>
+      <w:pPr>
+        <w:spacing w:line="240" w:lineRule="auto"/>
+      </w:pPr>
+    </w:p>
+    <w:p>
+      <w:pPr>
+        <w:spacing w:line="240" w:lineRule="auto"/>
+        <w:ind w:left="360"/>
+        <w:rPr>
+          <w:b/>
+          <w:bCs/>
+        </w:rPr>
+      </w:pPr>
+      <w:r>
+        <w:rPr>
+          <w:b/>
+          <w:bCs/>
+        </w:rPr>
+        <w:t>3️</w:t>
+      </w:r>
+      <w:r>
+        <w:rPr>
+          <w:rFonts w:ascii="Segoe UI Symbol" w:hAnsi="Segoe UI Symbol" w:cs="Segoe UI Symbol"/>
+          <w:b/>
+          <w:bCs/>
+        </w:rPr>
+        <w:t>⃣</w:t>
+      </w:r>
+      <w:r>
+        <w:rPr>
+          <w:b/>
+          <w:bCs/>
+        </w:rPr>
+        <w:t xml:space="preserve"> Add Watermarks on Video</w:t>
+      </w:r>
+    </w:p>
+    <w:p>
+      <w:pPr>
+        <w:spacing w:line="240" w:lineRule="auto"/>
+        <w:ind w:left="360"/>
+      </w:pPr>
+      <w:r>
+        <w:t xml:space="preserve">A better idea is </w:t>
+      </w:r>
+      <w:r>
+        <w:rPr>
+          <w:b/>
+          <w:bCs/>
+        </w:rPr>
+        <w:t>dynamic watermarking</w:t>
+      </w:r>
+      <w:r>
+        <w:t>.</w:t>
+      </w:r>
+    </w:p>
+    <w:p>
+      <w:pPr>
+        <w:spacing w:line="240" w:lineRule="auto"/>
+        <w:ind w:left="360"/>
+      </w:pPr>
+      <w:r>
+        <w:t>Example overlay:</w:t>
+      </w:r>
+    </w:p>
+    <w:p>
+      <w:pPr>
+        <w:spacing w:line="240" w:lineRule="auto"/>
+        <w:ind w:left="360"/>
+      </w:pPr>
+      <w:r>
+        <w:t>User: Nitu Prajapati</w:t>
+      </w:r>
+      <w:r>
+        <w:br/>
+        <w:t>Email: example@gmail.com</w:t>
+      </w:r>
+    </w:p>
+    <w:p>
+      <w:pPr>
+        <w:spacing w:line="240" w:lineRule="auto"/>
+        <w:ind w:left="360"/>
+      </w:pPr>
+      <w:proofErr w:type="gramStart"/>
+      <w:r>
+        <w:t>So</w:t>
+      </w:r>
+      <w:proofErr w:type="gramEnd"/>
+      <w:r>
+        <w:t xml:space="preserve"> if someone records the screen, their identity is visible.</w:t>
+      </w:r>
+    </w:p>
+    <w:p>
+      <w:pPr>
+        <w:spacing w:line="240" w:lineRule="auto"/>
+        <w:ind w:left="360"/>
+      </w:pPr>
+      <w:r>
+        <w:t xml:space="preserve">Cloud-based video platforms like </w:t>
+      </w:r>
+      <w:proofErr w:type="spellStart"/>
+      <w:r>
+        <w:t>Cloudinary</w:t>
+      </w:r>
+      <w:proofErr w:type="spellEnd"/>
+      <w:r>
+        <w:t xml:space="preserve"> can apply watermarks.</w:t>
+      </w:r>
+    </w:p>
+    <w:p>
+      <w:pPr>
+        <w:spacing w:line="240" w:lineRule="auto"/>
+        <w:ind w:left="360"/>
+      </w:pPr>
+    </w:p>
+    <w:p>
+      <w:pPr>
+        <w:spacing w:line="240" w:lineRule="auto"/>
+        <w:ind w:left="360"/>
+        <w:rPr>
+          <w:b/>
+          <w:bCs/>
+        </w:rPr>
+      </w:pPr>
+      <w:r>
+        <w:rPr>
+          <w:b/>
+          <w:bCs/>
+        </w:rPr>
+        <w:t>4️</w:t>
+      </w:r>
+      <w:r>
+        <w:rPr>
+          <w:rFonts w:ascii="Segoe UI Symbol" w:hAnsi="Segoe UI Symbol" w:cs="Segoe UI Symbol"/>
+          <w:b/>
+          <w:bCs/>
+        </w:rPr>
+        <w:t>⃣</w:t>
+      </w:r>
+      <w:r>
+        <w:rPr>
+          <w:b/>
+          <w:bCs/>
+        </w:rPr>
+        <w:t xml:space="preserve"> Disable Simple Download Options</w:t>
+      </w:r>
+    </w:p>
+    <w:p>
+      <w:pPr>
+        <w:spacing w:line="240" w:lineRule="auto"/>
+        <w:ind w:left="360"/>
+      </w:pPr>
+      <w:r>
+        <w:t>With the HTML video element:</w:t>
+      </w:r>
+    </w:p>
+    <w:p>
+      <w:pPr>
+        <w:spacing w:line="240" w:lineRule="auto"/>
+        <w:ind w:left="360"/>
+      </w:pPr>
+      <w:r>
+        <w:t xml:space="preserve">&lt;video controls </w:t>
+      </w:r>
+      <w:proofErr w:type="spellStart"/>
+      <w:r>
+        <w:t>controlsList</w:t>
+      </w:r>
+      <w:proofErr w:type="spellEnd"/>
+      <w:r>
+        <w:t>="</w:t>
+      </w:r>
+      <w:proofErr w:type="spellStart"/>
+      <w:r>
+        <w:t>nodownload</w:t>
+      </w:r>
+      <w:proofErr w:type="spellEnd"/>
+      <w:r>
+        <w:t>"&gt;&lt;/video&gt;</w:t>
+      </w:r>
+    </w:p>
+    <w:p>
+      <w:pPr>
+        <w:spacing w:line="240" w:lineRule="auto"/>
+        <w:ind w:left="360"/>
+      </w:pPr>
+      <w:r>
+        <w:t xml:space="preserve">This hides the </w:t>
+      </w:r>
+      <w:r>
+        <w:rPr>
+          <w:b/>
+          <w:bCs/>
+        </w:rPr>
+        <w:t>download button</w:t>
+      </w:r>
+      <w:r>
+        <w:t xml:space="preserve"> in most browsers.</w:t>
+      </w:r>
+    </w:p>
+    <w:p>
+      <w:pPr>
+        <w:spacing w:line="240" w:lineRule="auto"/>
+        <w:ind w:left="360"/>
+      </w:pPr>
+      <w:r>
+        <w:t xml:space="preserve">But it does </w:t>
+      </w:r>
+      <w:r>
+        <w:rPr>
+          <w:b/>
+          <w:bCs/>
+        </w:rPr>
+        <w:t>not stop advanced users</w:t>
+      </w:r>
+      <w:r>
+        <w:t>.</w:t>
+      </w:r>
+    </w:p>
+    <w:p>
+      <w:pPr>
+        <w:spacing w:line="240" w:lineRule="auto"/>
+        <w:ind w:left="360"/>
+      </w:pPr>
+    </w:p>
+    <w:p>
+      <w:pPr>
+        <w:spacing w:line="240" w:lineRule="auto"/>
+        <w:ind w:left="360"/>
+      </w:pPr>
+      <w:r>
+        <w:t xml:space="preserve">Pipeline of video and notes upload on </w:t>
+      </w:r>
+      <w:proofErr w:type="spellStart"/>
+      <w:r>
+        <w:t>cloudinary</w:t>
+      </w:r>
+      <w:proofErr w:type="spellEnd"/>
+    </w:p>
+    <w:p>
+      <w:pPr>
+        <w:spacing w:line="240" w:lineRule="auto"/>
+        <w:ind w:left="360"/>
+      </w:pPr>
+      <w:r>
+        <w:lastRenderedPageBreak/>
+        <w:drawing>
+          <wp:inline distT="0" distB="0" distL="0" distR="0" wp14:anchorId="7891BC57" wp14:editId="348AAB4F">
+            <wp:extent cx="5943600" cy="7174230"/>
+            <wp:effectExtent l="0" t="0" r="0" b="0"/>
+            <wp:docPr id="239727764" name="Picture 1"/>
+            <wp:cNvGraphicFramePr>
+              <a:graphicFrameLocks xmlns:a="http://schemas.openxmlformats.org/drawingml/2006/main" noChangeAspect="1"/>
+            </wp:cNvGraphicFramePr>
+            <a:graphic xmlns:a="http://schemas.openxmlformats.org/drawingml/2006/main">
+              <a:graphicData uri="http://schemas.openxmlformats.org/drawingml/2006/picture">
+                <pic:pic xmlns:pic="http://schemas.openxmlformats.org/drawingml/2006/picture">
+                  <pic:nvPicPr>
+                    <pic:cNvPr id="239727764" name=""/>
+                    <pic:cNvPicPr/>
+                  </pic:nvPicPr>
+                  <pic:blipFill>
+                    <a:blip r:embed="rId6"/>
+                    <a:stretch>
+                      <a:fillRect/>
+                    </a:stretch>
+                  </pic:blipFill>
+                  <pic:spPr>
+                    <a:xfrm>
+                      <a:off x="0" y="0"/>
+                      <a:ext cx="5943600" cy="7174230"/>
+                    </a:xfrm>
+                    <a:prstGeom prst="rect">
+                      <a:avLst/>
+                    </a:prstGeom>
+                  </pic:spPr>
+                </pic:pic>
+              </a:graphicData>
+            </a:graphic>
+          </wp:inline>
+        </w:drawing>
+      </w:r>
+    </w:p>
+    <w:p>
+      <w:pPr>
+        <w:spacing w:line="240" w:lineRule="auto"/>
+        <w:ind w:left="360"/>
+      </w:pPr>
+      <w:r>
+        <w:t>File Upload    → Multer (Node.js middleware)</w:t>
+      </w:r>
+    </w:p>
+    <w:p>
+      <w:pPr>
+        <w:spacing w:line="240" w:lineRule="auto"/>
+        <w:ind w:left="360"/>
+      </w:pPr>
+      <w:r>
+        <w:t xml:space="preserve">Cloud </w:t>
+      </w:r>
+      <w:proofErr w:type="gramStart"/>
+      <w:r>
+        <w:t>Storage  →</w:t>
+      </w:r>
+      <w:proofErr w:type="gramEnd"/>
+      <w:r>
+        <w:t xml:space="preserve"> </w:t>
+      </w:r>
+      <w:proofErr w:type="spellStart"/>
+      <w:r>
+        <w:t>Cloudinary</w:t>
+      </w:r>
+      <w:proofErr w:type="spellEnd"/>
+      <w:r>
+        <w:t xml:space="preserve"> (free 25GB)</w:t>
+      </w:r>
+    </w:p>
+    <w:p>
+      <w:pPr>
+        <w:spacing w:line="240" w:lineRule="auto"/>
+        <w:ind w:left="360"/>
+      </w:pPr>
+      <w:r>
+        <w:t xml:space="preserve">Compression    → </w:t>
+      </w:r>
+      <w:proofErr w:type="spellStart"/>
+      <w:r>
+        <w:t>Cloudinary</w:t>
+      </w:r>
+      <w:proofErr w:type="spellEnd"/>
+      <w:r>
+        <w:t xml:space="preserve"> auto transformation</w:t>
+      </w:r>
+    </w:p>
+    <w:p>
+      <w:pPr>
+        <w:spacing w:line="240" w:lineRule="auto"/>
+        <w:ind w:left="360"/>
+      </w:pPr>
+      <w:r>
+        <w:t xml:space="preserve">Database       → MySQL (stores </w:t>
+      </w:r>
+      <w:proofErr w:type="spellStart"/>
+      <w:r>
+        <w:t>contentUrl</w:t>
+      </w:r>
+      <w:proofErr w:type="spellEnd"/>
+      <w:r>
+        <w:t>)</w:t>
+      </w:r>
+    </w:p>
+    <w:p>
+      <w:pPr>
+        <w:spacing w:line="240" w:lineRule="auto"/>
+        <w:ind w:left="360"/>
+      </w:pPr>
+      <w:r>
+        <w:t>Video Player   → Video.js</w:t>
+      </w:r>
+    </w:p>
+    <w:p>
+      <w:pPr>
+        <w:spacing w:line="240" w:lineRule="auto"/>
+        <w:ind w:left="360"/>
+      </w:pPr>
+      <w:r>
+        <w:t xml:space="preserve">PDF Viewer     → </w:t>
+      </w:r>
+      <w:proofErr w:type="spellStart"/>
+      <w:r>
+        <w:t>iframe</w:t>
+      </w:r>
+      <w:proofErr w:type="spellEnd"/>
+      <w:r>
+        <w:t xml:space="preserve"> embed</w:t>
+      </w:r>
+    </w:p>
+    <w:p>
+      <w:pPr>
+        <w:spacing w:line="240" w:lineRule="auto"/>
+        <w:ind w:left="360"/>
+      </w:pPr>
+      <w:r>
+        <w:lastRenderedPageBreak/>
+        <w:t>Security       → CSS watermark + JS right-click disable</w:t>
+      </w:r>
     </w:p>
     <w:sectPr>
       <w:pgSz w:w="12240" w:h="15840"/>
-      <w:pgMar w:top="1440" w:right="1440" w:bottom="1440" w:left="1440" w:header="720" w:footer="720" w:gutter="0"/>
+      <w:pgMar w:top="720" w:right="1008" w:bottom="720" w:left="1008" w:header="720" w:footer="720" w:gutter="0"/>
       <w:cols w:space="720"/>
       <w:docGrid w:linePitch="360"/>
     </w:sectPr>
@@ -8482,6 +12582,155 @@
     </w:lvl>
   </w:abstractNum>
   <w:abstractNum w:abstractNumId="2" w15:restartNumberingAfterBreak="0">
+    <w:nsid w:val="12DC2C1B"/>
+    <w:multiLevelType w:val="multilevel"/>
+    <w:tmpl w:val="79AC5654"/>
+    <w:lvl w:ilvl="0">
+      <w:start w:val="1"/>
+      <w:numFmt w:val="bullet"/>
+      <w:lvlText w:val=""/>
+      <w:lvlJc w:val="left"/>
+      <w:pPr>
+        <w:tabs>
+          <w:tab w:val="num" w:pos="720"/>
+        </w:tabs>
+        <w:ind w:left="720" w:hanging="360"/>
+      </w:pPr>
+      <w:rPr>
+        <w:rFonts w:ascii="Symbol" w:hAnsi="Symbol" w:hint="default"/>
+        <w:sz w:val="20"/>
+      </w:rPr>
+    </w:lvl>
+    <w:lvl w:ilvl="1" w:tentative="1">
+      <w:start w:val="1"/>
+      <w:numFmt w:val="bullet"/>
+      <w:lvlText w:val="o"/>
+      <w:lvlJc w:val="left"/>
+      <w:pPr>
+        <w:tabs>
+          <w:tab w:val="num" w:pos="1440"/>
+        </w:tabs>
+        <w:ind w:left="1440" w:hanging="360"/>
+      </w:pPr>
+      <w:rPr>
+        <w:rFonts w:ascii="Courier New" w:hAnsi="Courier New" w:hint="default"/>
+        <w:sz w:val="20"/>
+      </w:rPr>
+    </w:lvl>
+    <w:lvl w:ilvl="2" w:tentative="1">
+      <w:start w:val="1"/>
+      <w:numFmt w:val="bullet"/>
+      <w:lvlText w:val=""/>
+      <w:lvlJc w:val="left"/>
+      <w:pPr>
+        <w:tabs>
+          <w:tab w:val="num" w:pos="2160"/>
+        </w:tabs>
+        <w:ind w:left="2160" w:hanging="360"/>
+      </w:pPr>
+      <w:rPr>
+        <w:rFonts w:ascii="Wingdings" w:hAnsi="Wingdings" w:hint="default"/>
+        <w:sz w:val="20"/>
+      </w:rPr>
+    </w:lvl>
+    <w:lvl w:ilvl="3" w:tentative="1">
+      <w:start w:val="1"/>
+      <w:numFmt w:val="bullet"/>
+      <w:lvlText w:val=""/>
+      <w:lvlJc w:val="left"/>
+      <w:pPr>
+        <w:tabs>
+          <w:tab w:val="num" w:pos="2880"/>
+        </w:tabs>
+        <w:ind w:left="2880" w:hanging="360"/>
+      </w:pPr>
+      <w:rPr>
+        <w:rFonts w:ascii="Wingdings" w:hAnsi="Wingdings" w:hint="default"/>
+        <w:sz w:val="20"/>
+      </w:rPr>
+    </w:lvl>
+    <w:lvl w:ilvl="4" w:tentative="1">
+      <w:start w:val="1"/>
+      <w:numFmt w:val="bullet"/>
+      <w:lvlText w:val=""/>
+      <w:lvlJc w:val="left"/>
+      <w:pPr>
+        <w:tabs>
+          <w:tab w:val="num" w:pos="3600"/>
+        </w:tabs>
+        <w:ind w:left="3600" w:hanging="360"/>
+      </w:pPr>
+      <w:rPr>
+        <w:rFonts w:ascii="Wingdings" w:hAnsi="Wingdings" w:hint="default"/>
+        <w:sz w:val="20"/>
+      </w:rPr>
+    </w:lvl>
+    <w:lvl w:ilvl="5" w:tentative="1">
+      <w:start w:val="1"/>
+      <w:numFmt w:val="bullet"/>
+      <w:lvlText w:val=""/>
+      <w:lvlJc w:val="left"/>
+      <w:pPr>
+        <w:tabs>
+          <w:tab w:val="num" w:pos="4320"/>
+        </w:tabs>
+        <w:ind w:left="4320" w:hanging="360"/>
+      </w:pPr>
+      <w:rPr>
+        <w:rFonts w:ascii="Wingdings" w:hAnsi="Wingdings" w:hint="default"/>
+        <w:sz w:val="20"/>
+      </w:rPr>
+    </w:lvl>
+    <w:lvl w:ilvl="6" w:tentative="1">
+      <w:start w:val="1"/>
+      <w:numFmt w:val="bullet"/>
+      <w:lvlText w:val=""/>
+      <w:lvlJc w:val="left"/>
+      <w:pPr>
+        <w:tabs>
+          <w:tab w:val="num" w:pos="5040"/>
+        </w:tabs>
+        <w:ind w:left="5040" w:hanging="360"/>
+      </w:pPr>
+      <w:rPr>
+        <w:rFonts w:ascii="Wingdings" w:hAnsi="Wingdings" w:hint="default"/>
+        <w:sz w:val="20"/>
+      </w:rPr>
+    </w:lvl>
+    <w:lvl w:ilvl="7" w:tentative="1">
+      <w:start w:val="1"/>
+      <w:numFmt w:val="bullet"/>
+      <w:lvlText w:val=""/>
+      <w:lvlJc w:val="left"/>
+      <w:pPr>
+        <w:tabs>
+          <w:tab w:val="num" w:pos="5760"/>
+        </w:tabs>
+        <w:ind w:left="5760" w:hanging="360"/>
+      </w:pPr>
+      <w:rPr>
+        <w:rFonts w:ascii="Wingdings" w:hAnsi="Wingdings" w:hint="default"/>
+        <w:sz w:val="20"/>
+      </w:rPr>
+    </w:lvl>
+    <w:lvl w:ilvl="8" w:tentative="1">
+      <w:start w:val="1"/>
+      <w:numFmt w:val="bullet"/>
+      <w:lvlText w:val=""/>
+      <w:lvlJc w:val="left"/>
+      <w:pPr>
+        <w:tabs>
+          <w:tab w:val="num" w:pos="6480"/>
+        </w:tabs>
+        <w:ind w:left="6480" w:hanging="360"/>
+      </w:pPr>
+      <w:rPr>
+        <w:rFonts w:ascii="Wingdings" w:hAnsi="Wingdings" w:hint="default"/>
+        <w:sz w:val="20"/>
+      </w:rPr>
+    </w:lvl>
+  </w:abstractNum>
+  <w:abstractNum w:abstractNumId="3" w15:restartNumberingAfterBreak="0">
     <w:nsid w:val="188729AF"/>
     <w:multiLevelType w:val="multilevel"/>
     <w:tmpl w:val="C0922732"/>
@@ -8630,7 +12879,7 @@
       </w:rPr>
     </w:lvl>
   </w:abstractNum>
-  <w:abstractNum w:abstractNumId="3" w15:restartNumberingAfterBreak="0">
+  <w:abstractNum w:abstractNumId="4" w15:restartNumberingAfterBreak="0">
     <w:nsid w:val="18C4532D"/>
     <w:multiLevelType w:val="multilevel"/>
     <w:tmpl w:val="713A5F32"/>
@@ -8779,7 +13028,7 @@
       </w:rPr>
     </w:lvl>
   </w:abstractNum>
-  <w:abstractNum w:abstractNumId="4" w15:restartNumberingAfterBreak="0">
+  <w:abstractNum w:abstractNumId="5" w15:restartNumberingAfterBreak="0">
     <w:nsid w:val="1A3A4ADE"/>
     <w:multiLevelType w:val="multilevel"/>
     <w:tmpl w:val="DBA87E7E"/>
@@ -8928,7 +13177,7 @@
       </w:rPr>
     </w:lvl>
   </w:abstractNum>
-  <w:abstractNum w:abstractNumId="5" w15:restartNumberingAfterBreak="0">
+  <w:abstractNum w:abstractNumId="6" w15:restartNumberingAfterBreak="0">
     <w:nsid w:val="1D5B50D4"/>
     <w:multiLevelType w:val="multilevel"/>
     <w:tmpl w:val="2590806C"/>
@@ -9077,7 +13326,7 @@
       </w:rPr>
     </w:lvl>
   </w:abstractNum>
-  <w:abstractNum w:abstractNumId="6" w15:restartNumberingAfterBreak="0">
+  <w:abstractNum w:abstractNumId="7" w15:restartNumberingAfterBreak="0">
     <w:nsid w:val="28C67034"/>
     <w:multiLevelType w:val="multilevel"/>
     <w:tmpl w:val="AB3248EC"/>
@@ -9190,7 +13439,7 @@
       </w:pPr>
     </w:lvl>
   </w:abstractNum>
-  <w:abstractNum w:abstractNumId="7" w15:restartNumberingAfterBreak="0">
+  <w:abstractNum w:abstractNumId="8" w15:restartNumberingAfterBreak="0">
     <w:nsid w:val="2FFD27E0"/>
     <w:multiLevelType w:val="multilevel"/>
     <w:tmpl w:val="E30CFE74"/>
@@ -9339,7 +13588,7 @@
       </w:rPr>
     </w:lvl>
   </w:abstractNum>
-  <w:abstractNum w:abstractNumId="8" w15:restartNumberingAfterBreak="0">
+  <w:abstractNum w:abstractNumId="9" w15:restartNumberingAfterBreak="0">
     <w:nsid w:val="359541B8"/>
     <w:multiLevelType w:val="multilevel"/>
     <w:tmpl w:val="CF220616"/>
@@ -9488,7 +13737,7 @@
       </w:rPr>
     </w:lvl>
   </w:abstractNum>
-  <w:abstractNum w:abstractNumId="9" w15:restartNumberingAfterBreak="0">
+  <w:abstractNum w:abstractNumId="10" w15:restartNumberingAfterBreak="0">
     <w:nsid w:val="3602334E"/>
     <w:multiLevelType w:val="multilevel"/>
     <w:tmpl w:val="E192225E"/>
@@ -9637,7 +13886,156 @@
       </w:rPr>
     </w:lvl>
   </w:abstractNum>
-  <w:abstractNum w:abstractNumId="10" w15:restartNumberingAfterBreak="0">
+  <w:abstractNum w:abstractNumId="11" w15:restartNumberingAfterBreak="0">
+    <w:nsid w:val="3FBB25A1"/>
+    <w:multiLevelType w:val="multilevel"/>
+    <w:tmpl w:val="AE903F1A"/>
+    <w:lvl w:ilvl="0">
+      <w:start w:val="1"/>
+      <w:numFmt w:val="bullet"/>
+      <w:lvlText w:val=""/>
+      <w:lvlJc w:val="left"/>
+      <w:pPr>
+        <w:tabs>
+          <w:tab w:val="num" w:pos="720"/>
+        </w:tabs>
+        <w:ind w:left="720" w:hanging="360"/>
+      </w:pPr>
+      <w:rPr>
+        <w:rFonts w:ascii="Symbol" w:hAnsi="Symbol" w:hint="default"/>
+        <w:sz w:val="20"/>
+      </w:rPr>
+    </w:lvl>
+    <w:lvl w:ilvl="1" w:tentative="1">
+      <w:start w:val="1"/>
+      <w:numFmt w:val="bullet"/>
+      <w:lvlText w:val="o"/>
+      <w:lvlJc w:val="left"/>
+      <w:pPr>
+        <w:tabs>
+          <w:tab w:val="num" w:pos="1440"/>
+        </w:tabs>
+        <w:ind w:left="1440" w:hanging="360"/>
+      </w:pPr>
+      <w:rPr>
+        <w:rFonts w:ascii="Courier New" w:hAnsi="Courier New" w:hint="default"/>
+        <w:sz w:val="20"/>
+      </w:rPr>
+    </w:lvl>
+    <w:lvl w:ilvl="2" w:tentative="1">
+      <w:start w:val="1"/>
+      <w:numFmt w:val="bullet"/>
+      <w:lvlText w:val=""/>
+      <w:lvlJc w:val="left"/>
+      <w:pPr>
+        <w:tabs>
+          <w:tab w:val="num" w:pos="2160"/>
+        </w:tabs>
+        <w:ind w:left="2160" w:hanging="360"/>
+      </w:pPr>
+      <w:rPr>
+        <w:rFonts w:ascii="Wingdings" w:hAnsi="Wingdings" w:hint="default"/>
+        <w:sz w:val="20"/>
+      </w:rPr>
+    </w:lvl>
+    <w:lvl w:ilvl="3" w:tentative="1">
+      <w:start w:val="1"/>
+      <w:numFmt w:val="bullet"/>
+      <w:lvlText w:val=""/>
+      <w:lvlJc w:val="left"/>
+      <w:pPr>
+        <w:tabs>
+          <w:tab w:val="num" w:pos="2880"/>
+        </w:tabs>
+        <w:ind w:left="2880" w:hanging="360"/>
+      </w:pPr>
+      <w:rPr>
+        <w:rFonts w:ascii="Wingdings" w:hAnsi="Wingdings" w:hint="default"/>
+        <w:sz w:val="20"/>
+      </w:rPr>
+    </w:lvl>
+    <w:lvl w:ilvl="4" w:tentative="1">
+      <w:start w:val="1"/>
+      <w:numFmt w:val="bullet"/>
+      <w:lvlText w:val=""/>
+      <w:lvlJc w:val="left"/>
+      <w:pPr>
+        <w:tabs>
+          <w:tab w:val="num" w:pos="3600"/>
+        </w:tabs>
+        <w:ind w:left="3600" w:hanging="360"/>
+      </w:pPr>
+      <w:rPr>
+        <w:rFonts w:ascii="Wingdings" w:hAnsi="Wingdings" w:hint="default"/>
+        <w:sz w:val="20"/>
+      </w:rPr>
+    </w:lvl>
+    <w:lvl w:ilvl="5" w:tentative="1">
+      <w:start w:val="1"/>
+      <w:numFmt w:val="bullet"/>
+      <w:lvlText w:val=""/>
+      <w:lvlJc w:val="left"/>
+      <w:pPr>
+        <w:tabs>
+          <w:tab w:val="num" w:pos="4320"/>
+        </w:tabs>
+        <w:ind w:left="4320" w:hanging="360"/>
+      </w:pPr>
+      <w:rPr>
+        <w:rFonts w:ascii="Wingdings" w:hAnsi="Wingdings" w:hint="default"/>
+        <w:sz w:val="20"/>
+      </w:rPr>
+    </w:lvl>
+    <w:lvl w:ilvl="6" w:tentative="1">
+      <w:start w:val="1"/>
+      <w:numFmt w:val="bullet"/>
+      <w:lvlText w:val=""/>
+      <w:lvlJc w:val="left"/>
+      <w:pPr>
+        <w:tabs>
+          <w:tab w:val="num" w:pos="5040"/>
+        </w:tabs>
+        <w:ind w:left="5040" w:hanging="360"/>
+      </w:pPr>
+      <w:rPr>
+        <w:rFonts w:ascii="Wingdings" w:hAnsi="Wingdings" w:hint="default"/>
+        <w:sz w:val="20"/>
+      </w:rPr>
+    </w:lvl>
+    <w:lvl w:ilvl="7" w:tentative="1">
+      <w:start w:val="1"/>
+      <w:numFmt w:val="bullet"/>
+      <w:lvlText w:val=""/>
+      <w:lvlJc w:val="left"/>
+      <w:pPr>
+        <w:tabs>
+          <w:tab w:val="num" w:pos="5760"/>
+        </w:tabs>
+        <w:ind w:left="5760" w:hanging="360"/>
+      </w:pPr>
+      <w:rPr>
+        <w:rFonts w:ascii="Wingdings" w:hAnsi="Wingdings" w:hint="default"/>
+        <w:sz w:val="20"/>
+      </w:rPr>
+    </w:lvl>
+    <w:lvl w:ilvl="8" w:tentative="1">
+      <w:start w:val="1"/>
+      <w:numFmt w:val="bullet"/>
+      <w:lvlText w:val=""/>
+      <w:lvlJc w:val="left"/>
+      <w:pPr>
+        <w:tabs>
+          <w:tab w:val="num" w:pos="6480"/>
+        </w:tabs>
+        <w:ind w:left="6480" w:hanging="360"/>
+      </w:pPr>
+      <w:rPr>
+        <w:rFonts w:ascii="Wingdings" w:hAnsi="Wingdings" w:hint="default"/>
+        <w:sz w:val="20"/>
+      </w:rPr>
+    </w:lvl>
+  </w:abstractNum>
+  <w:abstractNum w:abstractNumId="12" w15:restartNumberingAfterBreak="0">
     <w:nsid w:val="53454CA3"/>
     <w:multiLevelType w:val="multilevel"/>
     <w:tmpl w:val="83387F56"/>
@@ -9786,7 +14184,7 @@
       </w:rPr>
     </w:lvl>
   </w:abstractNum>
-  <w:abstractNum w:abstractNumId="11" w15:restartNumberingAfterBreak="0">
+  <w:abstractNum w:abstractNumId="13" w15:restartNumberingAfterBreak="0">
     <w:nsid w:val="5A4540C1"/>
     <w:multiLevelType w:val="multilevel"/>
     <w:tmpl w:val="B8DE8CFE"/>
@@ -9935,7 +14333,7 @@
       </w:rPr>
     </w:lvl>
   </w:abstractNum>
-  <w:abstractNum w:abstractNumId="12" w15:restartNumberingAfterBreak="0">
+  <w:abstractNum w:abstractNumId="14" w15:restartNumberingAfterBreak="0">
     <w:nsid w:val="5F0B6E7F"/>
     <w:multiLevelType w:val="multilevel"/>
     <w:tmpl w:val="81A2AB8E"/>
@@ -10084,7 +14482,7 @@
       </w:rPr>
     </w:lvl>
   </w:abstractNum>
-  <w:abstractNum w:abstractNumId="13" w15:restartNumberingAfterBreak="0">
+  <w:abstractNum w:abstractNumId="15" w15:restartNumberingAfterBreak="0">
     <w:nsid w:val="61F949F1"/>
     <w:multiLevelType w:val="multilevel"/>
     <w:tmpl w:val="DFB2408A"/>
@@ -10233,7 +14631,7 @@
       </w:rPr>
     </w:lvl>
   </w:abstractNum>
-  <w:abstractNum w:abstractNumId="14" w15:restartNumberingAfterBreak="0">
+  <w:abstractNum w:abstractNumId="16" w15:restartNumberingAfterBreak="0">
     <w:nsid w:val="622610C4"/>
     <w:multiLevelType w:val="multilevel"/>
     <w:tmpl w:val="A3F6A57C"/>
@@ -10382,7 +14780,7 @@
       </w:rPr>
     </w:lvl>
   </w:abstractNum>
-  <w:abstractNum w:abstractNumId="15" w15:restartNumberingAfterBreak="0">
+  <w:abstractNum w:abstractNumId="17" w15:restartNumberingAfterBreak="0">
     <w:nsid w:val="62552785"/>
     <w:multiLevelType w:val="multilevel"/>
     <w:tmpl w:val="A62EB96C"/>
@@ -10495,7 +14893,7 @@
       </w:pPr>
     </w:lvl>
   </w:abstractNum>
-  <w:abstractNum w:abstractNumId="16" w15:restartNumberingAfterBreak="0">
+  <w:abstractNum w:abstractNumId="18" w15:restartNumberingAfterBreak="0">
     <w:nsid w:val="6C956CFA"/>
     <w:multiLevelType w:val="multilevel"/>
     <w:tmpl w:val="08A4E184"/>
@@ -10644,10 +15042,10 @@
       </w:rPr>
     </w:lvl>
   </w:abstractNum>
-  <w:abstractNum w:abstractNumId="17" w15:restartNumberingAfterBreak="0">
+  <w:abstractNum w:abstractNumId="19" w15:restartNumberingAfterBreak="0">
     <w:nsid w:val="6C973539"/>
     <w:multiLevelType w:val="multilevel"/>
-    <w:tmpl w:val="2CE25E66"/>
+    <w:tmpl w:val="C910F324"/>
     <w:lvl w:ilvl="0">
       <w:start w:val="1"/>
       <w:numFmt w:val="bullet"/>
@@ -10664,20 +15062,15 @@
         <w:sz w:val="20"/>
       </w:rPr>
     </w:lvl>
-    <w:lvl w:ilvl="1" w:tentative="1">
-      <w:start w:val="1"/>
-      <w:numFmt w:val="bullet"/>
-      <w:lvlText w:val="o"/>
-      <w:lvlJc w:val="left"/>
-      <w:pPr>
-        <w:tabs>
-          <w:tab w:val="num" w:pos="1440"/>
-        </w:tabs>
+    <w:lvl w:ilvl="1">
+      <w:numFmt w:val="bullet"/>
+      <w:lvlText w:val="-"/>
+      <w:lvlJc w:val="left"/>
+      <w:pPr>
         <w:ind w:left="1440" w:hanging="360"/>
       </w:pPr>
       <w:rPr>
-        <w:rFonts w:ascii="Courier New" w:hAnsi="Courier New" w:hint="default"/>
-        <w:sz w:val="20"/>
+        <w:rFonts w:ascii="Aptos" w:eastAsiaTheme="minorHAnsi" w:hAnsi="Aptos" w:cstheme="minorBidi" w:hint="default"/>
       </w:rPr>
     </w:lvl>
     <w:lvl w:ilvl="2" w:tentative="1">
@@ -10793,7 +15186,7 @@
       </w:rPr>
     </w:lvl>
   </w:abstractNum>
-  <w:abstractNum w:abstractNumId="18" w15:restartNumberingAfterBreak="0">
+  <w:abstractNum w:abstractNumId="20" w15:restartNumberingAfterBreak="0">
     <w:nsid w:val="6FD92412"/>
     <w:multiLevelType w:val="multilevel"/>
     <w:tmpl w:val="23E69AB0"/>
@@ -10910,7 +15303,7 @@
       </w:pPr>
     </w:lvl>
   </w:abstractNum>
-  <w:abstractNum w:abstractNumId="19" w15:restartNumberingAfterBreak="0">
+  <w:abstractNum w:abstractNumId="21" w15:restartNumberingAfterBreak="0">
     <w:nsid w:val="72EC0775"/>
     <w:multiLevelType w:val="multilevel"/>
     <w:tmpl w:val="88D03BA8"/>
@@ -11059,7 +15452,93 @@
       </w:rPr>
     </w:lvl>
   </w:abstractNum>
-  <w:abstractNum w:abstractNumId="20" w15:restartNumberingAfterBreak="0">
+  <w:abstractNum w:abstractNumId="22" w15:restartNumberingAfterBreak="0">
+    <w:nsid w:val="759D4CBE"/>
+    <w:multiLevelType w:val="hybridMultilevel"/>
+    <w:tmpl w:val="CDB2C5FE"/>
+    <w:lvl w:ilvl="0" w:tplc="0409000F">
+      <w:start w:val="1"/>
+      <w:numFmt w:val="decimal"/>
+      <w:lvlText w:val="%1."/>
+      <w:lvlJc w:val="left"/>
+      <w:pPr>
+        <w:ind w:left="720" w:hanging="360"/>
+      </w:pPr>
+    </w:lvl>
+    <w:lvl w:ilvl="1" w:tplc="04090019" w:tentative="1">
+      <w:start w:val="1"/>
+      <w:numFmt w:val="lowerLetter"/>
+      <w:lvlText w:val="%2."/>
+      <w:lvlJc w:val="left"/>
+      <w:pPr>
+        <w:ind w:left="1440" w:hanging="360"/>
+      </w:pPr>
+    </w:lvl>
+    <w:lvl w:ilvl="2" w:tplc="0409001B" w:tentative="1">
+      <w:start w:val="1"/>
+      <w:numFmt w:val="lowerRoman"/>
+      <w:lvlText w:val="%3."/>
+      <w:lvlJc w:val="right"/>
+      <w:pPr>
+        <w:ind w:left="2160" w:hanging="180"/>
+      </w:pPr>
+    </w:lvl>
+    <w:lvl w:ilvl="3" w:tplc="0409000F" w:tentative="1">
+      <w:start w:val="1"/>
+      <w:numFmt w:val="decimal"/>
+      <w:lvlText w:val="%4."/>
+      <w:lvlJc w:val="left"/>
+      <w:pPr>
+        <w:ind w:left="2880" w:hanging="360"/>
+      </w:pPr>
+    </w:lvl>
+    <w:lvl w:ilvl="4" w:tplc="04090019" w:tentative="1">
+      <w:start w:val="1"/>
+      <w:numFmt w:val="lowerLetter"/>
+      <w:lvlText w:val="%5."/>
+      <w:lvlJc w:val="left"/>
+      <w:pPr>
+        <w:ind w:left="3600" w:hanging="360"/>
+      </w:pPr>
+    </w:lvl>
+    <w:lvl w:ilvl="5" w:tplc="0409001B" w:tentative="1">
+      <w:start w:val="1"/>
+      <w:numFmt w:val="lowerRoman"/>
+      <w:lvlText w:val="%6."/>
+      <w:lvlJc w:val="right"/>
+      <w:pPr>
+        <w:ind w:left="4320" w:hanging="180"/>
+      </w:pPr>
+    </w:lvl>
+    <w:lvl w:ilvl="6" w:tplc="0409000F" w:tentative="1">
+      <w:start w:val="1"/>
+      <w:numFmt w:val="decimal"/>
+      <w:lvlText w:val="%7."/>
+      <w:lvlJc w:val="left"/>
+      <w:pPr>
+        <w:ind w:left="5040" w:hanging="360"/>
+      </w:pPr>
+    </w:lvl>
+    <w:lvl w:ilvl="7" w:tplc="04090019" w:tentative="1">
+      <w:start w:val="1"/>
+      <w:numFmt w:val="lowerLetter"/>
+      <w:lvlText w:val="%8."/>
+      <w:lvlJc w:val="left"/>
+      <w:pPr>
+        <w:ind w:left="5760" w:hanging="360"/>
+      </w:pPr>
+    </w:lvl>
+    <w:lvl w:ilvl="8" w:tplc="0409001B" w:tentative="1">
+      <w:start w:val="1"/>
+      <w:numFmt w:val="lowerRoman"/>
+      <w:lvlText w:val="%9."/>
+      <w:lvlJc w:val="right"/>
+      <w:pPr>
+        <w:ind w:left="6480" w:hanging="180"/>
+      </w:pPr>
+    </w:lvl>
+  </w:abstractNum>
+  <w:abstractNum w:abstractNumId="23" w15:restartNumberingAfterBreak="0">
     <w:nsid w:val="76CB2313"/>
     <w:multiLevelType w:val="multilevel"/>
     <w:tmpl w:val="A966492E"/>
@@ -11208,7 +15687,7 @@
       </w:rPr>
     </w:lvl>
   </w:abstractNum>
-  <w:abstractNum w:abstractNumId="21" w15:restartNumberingAfterBreak="0">
+  <w:abstractNum w:abstractNumId="24" w15:restartNumberingAfterBreak="0">
     <w:nsid w:val="79CF3F11"/>
     <w:multiLevelType w:val="multilevel"/>
     <w:tmpl w:val="6EA88D34"/>
@@ -11357,7 +15836,7 @@
       </w:rPr>
     </w:lvl>
   </w:abstractNum>
-  <w:abstractNum w:abstractNumId="22" w15:restartNumberingAfterBreak="0">
+  <w:abstractNum w:abstractNumId="25" w15:restartNumberingAfterBreak="0">
     <w:nsid w:val="7AE564C7"/>
     <w:multiLevelType w:val="multilevel"/>
     <w:tmpl w:val="017650B6"/>
@@ -11506,74 +15985,235 @@
       </w:rPr>
     </w:lvl>
   </w:abstractNum>
+  <w:abstractNum w:abstractNumId="26" w15:restartNumberingAfterBreak="0">
+    <w:nsid w:val="7FE70D4B"/>
+    <w:multiLevelType w:val="multilevel"/>
+    <w:tmpl w:val="2C84335E"/>
+    <w:lvl w:ilvl="0">
+      <w:start w:val="1"/>
+      <w:numFmt w:val="bullet"/>
+      <w:lvlText w:val=""/>
+      <w:lvlJc w:val="left"/>
+      <w:pPr>
+        <w:tabs>
+          <w:tab w:val="num" w:pos="720"/>
+        </w:tabs>
+        <w:ind w:left="720" w:hanging="360"/>
+      </w:pPr>
+      <w:rPr>
+        <w:rFonts w:ascii="Symbol" w:hAnsi="Symbol" w:hint="default"/>
+        <w:sz w:val="20"/>
+      </w:rPr>
+    </w:lvl>
+    <w:lvl w:ilvl="1" w:tentative="1">
+      <w:start w:val="1"/>
+      <w:numFmt w:val="bullet"/>
+      <w:lvlText w:val="o"/>
+      <w:lvlJc w:val="left"/>
+      <w:pPr>
+        <w:tabs>
+          <w:tab w:val="num" w:pos="1440"/>
+        </w:tabs>
+        <w:ind w:left="1440" w:hanging="360"/>
+      </w:pPr>
+      <w:rPr>
+        <w:rFonts w:ascii="Courier New" w:hAnsi="Courier New" w:hint="default"/>
+        <w:sz w:val="20"/>
+      </w:rPr>
+    </w:lvl>
+    <w:lvl w:ilvl="2" w:tentative="1">
+      <w:start w:val="1"/>
+      <w:numFmt w:val="bullet"/>
+      <w:lvlText w:val=""/>
+      <w:lvlJc w:val="left"/>
+      <w:pPr>
+        <w:tabs>
+          <w:tab w:val="num" w:pos="2160"/>
+        </w:tabs>
+        <w:ind w:left="2160" w:hanging="360"/>
+      </w:pPr>
+      <w:rPr>
+        <w:rFonts w:ascii="Wingdings" w:hAnsi="Wingdings" w:hint="default"/>
+        <w:sz w:val="20"/>
+      </w:rPr>
+    </w:lvl>
+    <w:lvl w:ilvl="3" w:tentative="1">
+      <w:start w:val="1"/>
+      <w:numFmt w:val="bullet"/>
+      <w:lvlText w:val=""/>
+      <w:lvlJc w:val="left"/>
+      <w:pPr>
+        <w:tabs>
+          <w:tab w:val="num" w:pos="2880"/>
+        </w:tabs>
+        <w:ind w:left="2880" w:hanging="360"/>
+      </w:pPr>
+      <w:rPr>
+        <w:rFonts w:ascii="Wingdings" w:hAnsi="Wingdings" w:hint="default"/>
+        <w:sz w:val="20"/>
+      </w:rPr>
+    </w:lvl>
+    <w:lvl w:ilvl="4" w:tentative="1">
+      <w:start w:val="1"/>
+      <w:numFmt w:val="bullet"/>
+      <w:lvlText w:val=""/>
+      <w:lvlJc w:val="left"/>
+      <w:pPr>
+        <w:tabs>
+          <w:tab w:val="num" w:pos="3600"/>
+        </w:tabs>
+        <w:ind w:left="3600" w:hanging="360"/>
+      </w:pPr>
+      <w:rPr>
+        <w:rFonts w:ascii="Wingdings" w:hAnsi="Wingdings" w:hint="default"/>
+        <w:sz w:val="20"/>
+      </w:rPr>
+    </w:lvl>
+    <w:lvl w:ilvl="5" w:tentative="1">
+      <w:start w:val="1"/>
+      <w:numFmt w:val="bullet"/>
+      <w:lvlText w:val=""/>
+      <w:lvlJc w:val="left"/>
+      <w:pPr>
+        <w:tabs>
+          <w:tab w:val="num" w:pos="4320"/>
+        </w:tabs>
+        <w:ind w:left="4320" w:hanging="360"/>
+      </w:pPr>
+      <w:rPr>
+        <w:rFonts w:ascii="Wingdings" w:hAnsi="Wingdings" w:hint="default"/>
+        <w:sz w:val="20"/>
+      </w:rPr>
+    </w:lvl>
+    <w:lvl w:ilvl="6" w:tentative="1">
+      <w:start w:val="1"/>
+      <w:numFmt w:val="bullet"/>
+      <w:lvlText w:val=""/>
+      <w:lvlJc w:val="left"/>
+      <w:pPr>
+        <w:tabs>
+          <w:tab w:val="num" w:pos="5040"/>
+        </w:tabs>
+        <w:ind w:left="5040" w:hanging="360"/>
+      </w:pPr>
+      <w:rPr>
+        <w:rFonts w:ascii="Wingdings" w:hAnsi="Wingdings" w:hint="default"/>
+        <w:sz w:val="20"/>
+      </w:rPr>
+    </w:lvl>
+    <w:lvl w:ilvl="7" w:tentative="1">
+      <w:start w:val="1"/>
+      <w:numFmt w:val="bullet"/>
+      <w:lvlText w:val=""/>
+      <w:lvlJc w:val="left"/>
+      <w:pPr>
+        <w:tabs>
+          <w:tab w:val="num" w:pos="5760"/>
+        </w:tabs>
+        <w:ind w:left="5760" w:hanging="360"/>
+      </w:pPr>
+      <w:rPr>
+        <w:rFonts w:ascii="Wingdings" w:hAnsi="Wingdings" w:hint="default"/>
+        <w:sz w:val="20"/>
+      </w:rPr>
+    </w:lvl>
+    <w:lvl w:ilvl="8" w:tentative="1">
+      <w:start w:val="1"/>
+      <w:numFmt w:val="bullet"/>
+      <w:lvlText w:val=""/>
+      <w:lvlJc w:val="left"/>
+      <w:pPr>
+        <w:tabs>
+          <w:tab w:val="num" w:pos="6480"/>
+        </w:tabs>
+        <w:ind w:left="6480" w:hanging="360"/>
+      </w:pPr>
+      <w:rPr>
+        <w:rFonts w:ascii="Wingdings" w:hAnsi="Wingdings" w:hint="default"/>
+        <w:sz w:val="20"/>
+      </w:rPr>
+    </w:lvl>
+  </w:abstractNum>
   <w:num w:numId="1" w16cid:durableId="1855261222">
-    <w:abstractNumId w:val="22"/>
+    <w:abstractNumId w:val="25"/>
   </w:num>
   <w:num w:numId="2" w16cid:durableId="1744911255">
-    <w:abstractNumId w:val="20"/>
+    <w:abstractNumId w:val="23"/>
   </w:num>
   <w:num w:numId="3" w16cid:durableId="2090956841">
-    <w:abstractNumId w:val="14"/>
+    <w:abstractNumId w:val="16"/>
   </w:num>
   <w:num w:numId="4" w16cid:durableId="1127508459">
-    <w:abstractNumId w:val="3"/>
+    <w:abstractNumId w:val="4"/>
   </w:num>
   <w:num w:numId="5" w16cid:durableId="2059011038">
-    <w:abstractNumId w:val="9"/>
+    <w:abstractNumId w:val="10"/>
   </w:num>
   <w:num w:numId="6" w16cid:durableId="300499614">
     <w:abstractNumId w:val="1"/>
   </w:num>
   <w:num w:numId="7" w16cid:durableId="1194071127">
-    <w:abstractNumId w:val="21"/>
+    <w:abstractNumId w:val="24"/>
   </w:num>
   <w:num w:numId="8" w16cid:durableId="1321808777">
     <w:abstractNumId w:val="0"/>
   </w:num>
   <w:num w:numId="9" w16cid:durableId="776219973">
+    <w:abstractNumId w:val="13"/>
+  </w:num>
+  <w:num w:numId="10" w16cid:durableId="846484727">
+    <w:abstractNumId w:val="15"/>
+  </w:num>
+  <w:num w:numId="11" w16cid:durableId="1268002561">
+    <w:abstractNumId w:val="12"/>
+  </w:num>
+  <w:num w:numId="12" w16cid:durableId="2140757479">
+    <w:abstractNumId w:val="18"/>
+  </w:num>
+  <w:num w:numId="13" w16cid:durableId="1524514142">
+    <w:abstractNumId w:val="9"/>
+  </w:num>
+  <w:num w:numId="14" w16cid:durableId="1790128118">
+    <w:abstractNumId w:val="19"/>
+  </w:num>
+  <w:num w:numId="15" w16cid:durableId="670907965">
+    <w:abstractNumId w:val="6"/>
+  </w:num>
+  <w:num w:numId="16" w16cid:durableId="1833174840">
+    <w:abstractNumId w:val="20"/>
+  </w:num>
+  <w:num w:numId="17" w16cid:durableId="6716089">
+    <w:abstractNumId w:val="14"/>
+  </w:num>
+  <w:num w:numId="18" w16cid:durableId="2080589725">
+    <w:abstractNumId w:val="17"/>
+  </w:num>
+  <w:num w:numId="19" w16cid:durableId="1991858405">
+    <w:abstractNumId w:val="7"/>
+  </w:num>
+  <w:num w:numId="20" w16cid:durableId="134882276">
+    <w:abstractNumId w:val="3"/>
+  </w:num>
+  <w:num w:numId="21" w16cid:durableId="921135804">
+    <w:abstractNumId w:val="8"/>
+  </w:num>
+  <w:num w:numId="22" w16cid:durableId="149834867">
+    <w:abstractNumId w:val="21"/>
+  </w:num>
+  <w:num w:numId="23" w16cid:durableId="445000972">
+    <w:abstractNumId w:val="5"/>
+  </w:num>
+  <w:num w:numId="24" w16cid:durableId="583565310">
+    <w:abstractNumId w:val="22"/>
+  </w:num>
+  <w:num w:numId="25" w16cid:durableId="1971208948">
+    <w:abstractNumId w:val="26"/>
+  </w:num>
+  <w:num w:numId="26" w16cid:durableId="381565485">
     <w:abstractNumId w:val="11"/>
   </w:num>
-  <w:num w:numId="10" w16cid:durableId="846484727">
-    <w:abstractNumId w:val="13"/>
-  </w:num>
-  <w:num w:numId="11" w16cid:durableId="1268002561">
-    <w:abstractNumId w:val="10"/>
-  </w:num>
-  <w:num w:numId="12" w16cid:durableId="2140757479">
-    <w:abstractNumId w:val="16"/>
-  </w:num>
-  <w:num w:numId="13" w16cid:durableId="1524514142">
-    <w:abstractNumId w:val="8"/>
-  </w:num>
-  <w:num w:numId="14" w16cid:durableId="1790128118">
-    <w:abstractNumId w:val="17"/>
-  </w:num>
-  <w:num w:numId="15" w16cid:durableId="670907965">
-    <w:abstractNumId w:val="5"/>
-  </w:num>
-  <w:num w:numId="16" w16cid:durableId="1833174840">
-    <w:abstractNumId w:val="18"/>
-  </w:num>
-  <w:num w:numId="17" w16cid:durableId="6716089">
-    <w:abstractNumId w:val="12"/>
-  </w:num>
-  <w:num w:numId="18" w16cid:durableId="2080589725">
-    <w:abstractNumId w:val="15"/>
-  </w:num>
-  <w:num w:numId="19" w16cid:durableId="1991858405">
-    <w:abstractNumId w:val="6"/>
-  </w:num>
-  <w:num w:numId="20" w16cid:durableId="134882276">
+  <w:num w:numId="27" w16cid:durableId="718280112">
     <w:abstractNumId w:val="2"/>
-  </w:num>
-  <w:num w:numId="21" w16cid:durableId="921135804">
-    <w:abstractNumId w:val="7"/>
-  </w:num>
-  <w:num w:numId="22" w16cid:durableId="149834867">
-    <w:abstractNumId w:val="19"/>
-  </w:num>
-  <w:num w:numId="23" w16cid:durableId="445000972">
-    <w:abstractNumId w:val="4"/>
   </w:num>
 </w:numbering>
 </file>
@@ -12179,7 +16819,6 @@
   <w:style w:type="character" w:default="1" w:styleId="DefaultParagraphFont">
     <w:name w:val="Default Paragraph Font"/>
     <w:uiPriority w:val="1"/>
-    <w:semiHidden/>
     <w:unhideWhenUsed/>
   </w:style>
   <w:style w:type="table" w:default="1" w:styleId="TableNormal">
